--- a/docs/研究报告_韩文版.docx
+++ b/docs/研究报告_韩文版.docx
@@ -769,7 +769,7 @@
           <w:color w:val="555555"/>
           <w:sz w:val="19"/>
         </w:rPr>
-        <w:t>docs/_重写规范_事实基线与学术体例.md</w:t>
+        <w:t>docs/LearnFlow_研究设计与审阅档案.md（§1 权威事实基线与写作体例）</w:t>
       </w:r>
       <w:r>
         <w:rPr>
@@ -778,7 +778,119 @@
           <w:color w:val="555555"/>
           <w:sz w:val="19"/>
         </w:rPr>
-        <w:t xml:space="preserve">를 참조한다. </w:t>
+        <w:t xml:space="preserve">를 참조한다.  </w:t>
+      </w:r>
+      <w:r>
+        <w:rPr>
+          <w:rFonts w:ascii="Calibri" w:hAnsi="Calibri" w:eastAsia="Malgun Gothic" w:cs="Malgun Gothic"/>
+          <w:b/>
+          <w:i/>
+          <w:color w:val="555555"/>
+          <w:sz w:val="19"/>
+        </w:rPr>
+        <w:t>⚠ 시점 통일(심사의견 2.1, 2026-09-29).</w:t>
+      </w:r>
+      <w:r>
+        <w:rPr>
+          <w:rFonts w:ascii="Calibri" w:hAnsi="Calibri" w:eastAsia="Malgun Gothic" w:cs="Malgun Gothic"/>
+          <w:i/>
+          <w:color w:val="555555"/>
+          <w:sz w:val="19"/>
+        </w:rPr>
+        <w:t xml:space="preserve"> 본 보고서와 계획서는 9월 22~23일 상태에 머물러 있는데, 원고와 저장소는 이미 9월 29일(HEAD </w:t>
+      </w:r>
+      <w:r>
+        <w:rPr>
+          <w:rFonts w:ascii="Consolas" w:hAnsi="Consolas" w:eastAsia="Malgun Gothic" w:cs="Malgun Gothic"/>
+          <w:i/>
+          <w:color w:val="555555"/>
+          <w:sz w:val="19"/>
+        </w:rPr>
+        <w:t>b41a76a</w:t>
+      </w:r>
+      <w:r>
+        <w:rPr>
+          <w:rFonts w:ascii="Calibri" w:hAnsi="Calibri" w:eastAsia="Malgun Gothic" w:cs="Malgun Gothic"/>
+          <w:i/>
+          <w:color w:val="555555"/>
+          <w:sz w:val="19"/>
+        </w:rPr>
+        <w:t xml:space="preserve">)이다. 10월 20일 제출물은 </w:t>
+      </w:r>
+      <w:r>
+        <w:rPr>
+          <w:rFonts w:ascii="Calibri" w:hAnsi="Calibri" w:eastAsia="Malgun Gothic" w:cs="Malgun Gothic"/>
+          <w:b/>
+          <w:i/>
+          <w:color w:val="555555"/>
+          <w:sz w:val="19"/>
+        </w:rPr>
+        <w:t>모두 동일한 git tag(예: `v1.1-submit`)를 기준으로</w:t>
+      </w:r>
+      <w:r>
+        <w:rPr>
+          <w:rFonts w:ascii="Calibri" w:hAnsi="Calibri" w:eastAsia="Malgun Gothic" w:cs="Malgun Gothic"/>
+          <w:i/>
+          <w:color w:val="555555"/>
+          <w:sz w:val="19"/>
+        </w:rPr>
+        <w:t xml:space="preserve"> 작성되어야 하며, 그 tag 이후의 작업은 제출물에 들어가지 않는다. </w:t>
+      </w:r>
+      <w:r>
+        <w:rPr>
+          <w:rFonts w:ascii="Calibri" w:hAnsi="Calibri" w:eastAsia="Malgun Gothic" w:cs="Malgun Gothic"/>
+          <w:b/>
+          <w:i/>
+          <w:color w:val="555555"/>
+          <w:sz w:val="19"/>
+        </w:rPr>
+        <w:t>해당 tag는 아직 생성되지 않았다</w:t>
+      </w:r>
+      <w:r>
+        <w:rPr>
+          <w:rFonts w:ascii="Calibri" w:hAnsi="Calibri" w:eastAsia="Malgun Gothic" w:cs="Malgun Gothic"/>
+          <w:i/>
+          <w:color w:val="555555"/>
+          <w:sz w:val="19"/>
+        </w:rPr>
+        <w:t xml:space="preserve">(본 작업 복사본에는 </w:t>
+      </w:r>
+      <w:r>
+        <w:rPr>
+          <w:rFonts w:ascii="Consolas" w:hAnsi="Consolas" w:eastAsia="Malgun Gothic" w:cs="Malgun Gothic"/>
+          <w:i/>
+          <w:color w:val="555555"/>
+          <w:sz w:val="19"/>
+        </w:rPr>
+        <w:t>.git</w:t>
+      </w:r>
+      <w:r>
+        <w:rPr>
+          <w:rFonts w:ascii="Calibri" w:hAnsi="Calibri" w:eastAsia="Malgun Gothic" w:cs="Malgun Gothic"/>
+          <w:i/>
+          <w:color w:val="555555"/>
+          <w:sz w:val="19"/>
+        </w:rPr>
+        <w:t xml:space="preserve">이 없다). </w:t>
+      </w:r>
+      <w:r>
+        <w:rPr>
+          <w:rFonts w:ascii="Calibri" w:hAnsi="Calibri" w:eastAsia="Malgun Gothic" w:cs="Malgun Gothic"/>
+          <w:b/>
+          <w:i/>
+          <w:color w:val="555555"/>
+          <w:sz w:val="19"/>
+        </w:rPr>
+        <w:t>따라서 이곳의 기준선은占位(placeholder) 형태로 남겨 두며, tag 생성 후 실제 tag 이름과 commit 해시로 교체한다.</w:t>
+      </w:r>
+      <w:r>
+        <w:rPr>
+          <w:rFonts w:ascii="Calibri" w:hAnsi="Calibri" w:eastAsia="Malgun Gothic" w:cs="Malgun Gothic"/>
+          <w:i/>
+          <w:color w:val="555555"/>
+          <w:sz w:val="19"/>
+        </w:rPr>
+        <w:t xml:space="preserve"> </w:t>
       </w:r>
       <w:r>
         <w:rPr>
@@ -6268,21 +6380,7 @@
           <w:rFonts w:ascii="Calibri" w:hAnsi="Calibri" w:eastAsia="Malgun Gothic" w:cs="Malgun Gothic"/>
           <w:sz w:val="21"/>
         </w:rPr>
-        <w:t>. 오류율 0.25(30,899 윈도)는 오류율 0.15와 0.20 각각보다 많다(</w:t>
-      </w:r>
-      <w:r>
-        <w:rPr>
-          <w:rFonts w:ascii="Consolas" w:hAnsi="Consolas" w:eastAsia="Malgun Gothic" w:cs="Malgun Gothic"/>
-          <w:sz w:val="21"/>
-        </w:rPr>
-        <w:t>share_err_in_17_23pct</w:t>
-      </w:r>
-      <w:r>
-        <w:rPr>
-          <w:rFonts w:ascii="Calibri" w:hAnsi="Calibri" w:eastAsia="Malgun Gothic" w:cs="Malgun Gothic"/>
-          <w:sz w:val="21"/>
-        </w:rPr>
-        <w:t>로부터 역산하면 0.20 ≈ 30,074 윈도, 0.15 ≈ 26,138 윈도).</w:t>
+        <w:t>. 오류율 0.25(30,899 윈도)는 오류율 0.15와 0.20 각각보다 많다(정수 오류 개수 기준 재계산의 정확값: 0.20 = 30,061 윈도, 0.15 = 26,151 윈도. 종전의 역산값 30,074 / 26,138은 심사 §7 정정표에 따라 폐기).</w:t>
       </w:r>
     </w:p>
     <w:p>
@@ -6296,14 +6394,29 @@
           <w:b/>
           <w:sz w:val="21"/>
         </w:rPr>
-        <w:t>종전의 "85% 규칙의 15.87% 및 선행연구의 80.7%와 모두 양립한다"는 문장은 성립하지 않는다.</w:t>
-      </w:r>
-      <w:r>
-        <w:rPr>
-          <w:rFonts w:ascii="Calibri" w:hAnsi="Calibri" w:eastAsia="Malgun Gothic" w:cs="Malgun Gothic"/>
-          <w:sz w:val="21"/>
-        </w:rPr>
-        <w:t xml:space="preserve"> 이 문장은 인공물 위에 세워져 있으므로 철회한다. 분포의 단일값 최빈값은 Wilson 등의 84.13%와 Baillifard 등의 80.7%보다 </w:t>
+        <w:t>종전의 "85% 규칙의 15.87% 및 선행연구의 80.7%와 모두 양립한다"는 문장은 철회한다</w:t>
+      </w:r>
+      <w:r>
+        <w:rPr>
+          <w:rFonts w:ascii="Calibri" w:hAnsi="Calibri" w:eastAsia="Malgun Gothic" w:cs="Malgun Gothic"/>
+          <w:sz w:val="21"/>
+        </w:rPr>
+        <w:t xml:space="preserve"> —— 이 문장은 인공물 위에 세워져 있다. </w:t>
+      </w:r>
+      <w:r>
+        <w:rPr>
+          <w:rFonts w:ascii="Calibri" w:hAnsi="Calibri" w:eastAsia="Malgun Gothic" w:cs="Malgun Gothic"/>
+          <w:b/>
+          <w:sz w:val="21"/>
+        </w:rPr>
+        <w:t>또한 심사 §3.3에 따라 본 분포는 경험된 난이도의 분포이며 최적값에 대한 검정이 아니므로, 85% 규칙과 80.7%에 대해 양립한다고도 양립하지 않는다고도 말할 수 없다.</w:t>
+      </w:r>
+      <w:r>
+        <w:rPr>
+          <w:rFonts w:ascii="Calibri" w:hAnsi="Calibri" w:eastAsia="Malgun Gothic" w:cs="Malgun Gothic"/>
+          <w:sz w:val="21"/>
+        </w:rPr>
+        <w:t xml:space="preserve"> 분포의 단일값 최빈값은 Wilson 등의 84.13%와 Baillifard 등의 80.7%보다 </w:t>
       </w:r>
       <w:r>
         <w:rPr>
@@ -6574,7 +6687,7 @@
           <w:rFonts w:ascii="Calibri" w:hAnsi="Calibri" w:eastAsia="Malgun Gothic" w:cs="Malgun Gothic"/>
           <w:sz w:val="21"/>
         </w:rPr>
-        <w:t xml:space="preserve"> 원래 설계한 이중 강건(AIPW/DR) 오프폴리시 평가, 용량—반응 곡선 적합, 비단조성 검정 및 다섯 전제 분해는 </w:t>
+        <w:t xml:space="preserve"> 원래 설계한 이중 강건(AIPW/DR) 오프폴리시 평가는 </w:t>
       </w:r>
       <w:r>
         <w:rPr>
@@ -6582,14 +6695,44 @@
           <w:b/>
           <w:sz w:val="21"/>
         </w:rPr>
-        <w:t>모두 실행되지 않았으며</w:t>
-      </w:r>
-      <w:r>
-        <w:rPr>
-          <w:rFonts w:ascii="Calibri" w:hAnsi="Calibri" w:eastAsia="Malgun Gothic" w:cs="Malgun Gothic"/>
-          <w:sz w:val="21"/>
-        </w:rPr>
-        <w:t xml:space="preserve">, 자세한 내용은 제9절을 참조한다. 분포 증거 자체는 기술적 수준에서만 성립하며, 이 분포는 </w:t>
+        <w:t>2026-09-24 실행되었으나 사전 등록된 양성 대조 기준을 통과하지 못했고 구현이 동결 문서(LF-CIS-2026-09-22)와 불일치하므로 그 결과는 해석 불가하며</w:t>
+      </w:r>
+      <w:r>
+        <w:rPr>
+          <w:rFonts w:ascii="Calibri" w:hAnsi="Calibri" w:eastAsia="Malgun Gothic" w:cs="Malgun Gothic"/>
+          <w:sz w:val="21"/>
+        </w:rPr>
+        <w:t xml:space="preserve">, 본 보고서는 확증적 해석을 하지 않는다. 인과 측은 M1에서 분리되어 연구계획서 §7.1 표 제4행의 네 번째 논문으로 이관되었다(자세한 내용은 M1 §8.2). 비단조성 검정 및 다섯 전제 분해는 </w:t>
+      </w:r>
+      <w:r>
+        <w:rPr>
+          <w:rFonts w:ascii="Calibri" w:hAnsi="Calibri" w:eastAsia="Malgun Gothic" w:cs="Malgun Gothic"/>
+          <w:b/>
+          <w:sz w:val="21"/>
+        </w:rPr>
+        <w:t>여전히 실행되지 않았으며</w:t>
+      </w:r>
+      <w:r>
+        <w:rPr>
+          <w:rFonts w:ascii="Calibri" w:hAnsi="Calibri" w:eastAsia="Malgun Gothic" w:cs="Malgun Gothic"/>
+          <w:sz w:val="21"/>
+        </w:rPr>
+        <w:t xml:space="preserve">, 자세한 내용은 제9절을 참조한다. </w:t>
+      </w:r>
+      <w:r>
+        <w:rPr>
+          <w:rFonts w:ascii="Calibri" w:hAnsi="Calibri" w:eastAsia="Malgun Gothic" w:cs="Malgun Gothic"/>
+          <w:b/>
+          <w:sz w:val="21"/>
+        </w:rPr>
+        <w:t>(시점 유의: 최종 제출 tag가 2026-09-24 이전이면 심사 §2.1②에 따라 본 절은 「미실행」으로 되돌려야 한다.)</w:t>
+      </w:r>
+      <w:r>
+        <w:rPr>
+          <w:rFonts w:ascii="Calibri" w:hAnsi="Calibri" w:eastAsia="Malgun Gothic" w:cs="Malgun Gothic"/>
+          <w:sz w:val="21"/>
+        </w:rPr>
+        <w:t xml:space="preserve"> 분포 증거 자체는 기술적 수준에서만 성립하며, 이 분포는 </w:t>
       </w:r>
       <w:r>
         <w:rPr>
@@ -7828,7 +7971,7 @@
           <w:color w:val="555555"/>
           <w:sz w:val="19"/>
         </w:rPr>
-        <w:t>docs/M2_路线A_B决策备忘.md</w:t>
+        <w:t>docs/LearnFlow_研究设计与审阅档案.md（§5 M2 路线 A/B 决策备忘）</w:t>
       </w:r>
       <w:r>
         <w:rPr>
@@ -8347,7 +8490,7 @@
           <w:rFonts w:ascii="Consolas" w:hAnsi="Consolas" w:eastAsia="Malgun Gothic" w:cs="Malgun Gothic"/>
           <w:sz w:val="21"/>
         </w:rPr>
-        <w:t>docs/M2_路线A_B决策备忘.md</w:t>
+        <w:t>docs/LearnFlow_研究设计与审阅档案.md（§5 M2 路线 A/B 决策备忘）</w:t>
       </w:r>
       <w:r>
         <w:rPr>
@@ -9221,7 +9364,64 @@
           <w:color w:val="555555"/>
           <w:sz w:val="19"/>
         </w:rPr>
-        <w:t xml:space="preserve">. 본 절과 본 보고서의 모든 관련 표현은 "단일 모델"로 한정하였다.  | 항목 | 실측 | |---|---| | 모델 라벨 | </w:t>
+        <w:t>. 본 절과 본 보고서의 모든 관련 표현은 "단일 모델"로 한정하였다.（</w:t>
+      </w:r>
+      <w:r>
+        <w:rPr>
+          <w:rFonts w:ascii="Calibri" w:hAnsi="Calibri" w:eastAsia="Malgun Gothic" w:cs="Malgun Gothic"/>
+          <w:b/>
+          <w:i/>
+          <w:color w:val="555555"/>
+          <w:sz w:val="19"/>
+        </w:rPr>
+        <w:t>2026-09-29 심사 §6.2②에 따라 갱신</w:t>
+      </w:r>
+      <w:r>
+        <w:rPr>
+          <w:rFonts w:ascii="Calibri" w:hAnsi="Calibri" w:eastAsia="Malgun Gothic" w:cs="Malgun Gothic"/>
+          <w:i/>
+          <w:color w:val="555555"/>
+          <w:sz w:val="19"/>
+        </w:rPr>
+        <w:t xml:space="preserve">: M3는 </w:t>
+      </w:r>
+      <w:r>
+        <w:rPr>
+          <w:rFonts w:ascii="Calibri" w:hAnsi="Calibri" w:eastAsia="Malgun Gothic" w:cs="Malgun Gothic"/>
+          <w:b/>
+          <w:i/>
+          <w:color w:val="555555"/>
+          <w:sz w:val="19"/>
+        </w:rPr>
+        <w:t>로컬 오픈 웨이트 모델</w:t>
+      </w:r>
+      <w:r>
+        <w:rPr>
+          <w:rFonts w:ascii="Calibri" w:hAnsi="Calibri" w:eastAsia="Malgun Gothic" w:cs="Malgun Gothic"/>
+          <w:i/>
+          <w:color w:val="555555"/>
+          <w:sz w:val="19"/>
+        </w:rPr>
+        <w:t xml:space="preserve"> 4개 제품군 × 3개 규모, 총 11개 셀의 주석 매트릭스를 채웠으므로 제목 기준은 「단일 모델」에서 「로컬 오픈 웨이트 모델(≤47B, 4비트급 양자화)」로 변경되었다. 다만 </w:t>
+      </w:r>
+      <w:r>
+        <w:rPr>
+          <w:rFonts w:ascii="Calibri" w:hAnsi="Calibri" w:eastAsia="Malgun Gothic" w:cs="Malgun Gothic"/>
+          <w:b/>
+          <w:i/>
+          <w:color w:val="555555"/>
+          <w:sz w:val="19"/>
+        </w:rPr>
+        <w:t>프론티어 API 모델은 여전히 포함되지 않으므로</w:t>
+      </w:r>
+      <w:r>
+        <w:rPr>
+          <w:rFonts w:ascii="Calibri" w:hAnsi="Calibri" w:eastAsia="Malgun Gothic" w:cs="Malgun Gothic"/>
+          <w:i/>
+          <w:color w:val="555555"/>
+          <w:sz w:val="19"/>
+        </w:rPr>
+        <w:t xml:space="preserve"> 「LLM」에 대한 일반 명제로 격상할 수 없다.)  | 항목 | 실측 | |---|---| | 모델 라벨 | </w:t>
       </w:r>
       <w:r>
         <w:rPr>
@@ -9695,7 +9895,7 @@
           <w:b/>
           <w:sz w:val="21"/>
         </w:rPr>
-        <w:t>단일 모델에서</w:t>
+        <w:t>로컬 오픈 웨이트 모델(4개 제품군 × 3개 규모, 11개 셀)에서</w:t>
       </w:r>
       <w:r>
         <w:rPr>
@@ -12844,7 +13044,7 @@
                 <w:rFonts w:ascii="Calibri" w:hAnsi="Calibri" w:eastAsia="Malgun Gothic" w:cs="Malgun Gothic"/>
                 <w:sz w:val="19"/>
               </w:rPr>
-              <w:t xml:space="preserve">최적 오류율의 </w:t>
+              <w:t xml:space="preserve">최적 오류율에 관하여, 본 분포는 </w:t>
             </w:r>
             <w:r>
               <w:rPr>
@@ -12852,14 +13052,14 @@
                 <w:b/>
                 <w:sz w:val="19"/>
               </w:rPr>
-              <w:t>단일값 최빈값은 성공률 75%</w:t>
-            </w:r>
-            <w:r>
-              <w:rPr>
-                <w:rFonts w:ascii="Calibri" w:hAnsi="Calibri" w:eastAsia="Malgun Gothic" w:cs="Malgun Gothic"/>
-                <w:sz w:val="19"/>
-              </w:rPr>
-              <w:t xml:space="preserve">(오류율 0.25, 30,899 윈도)이며, </w:t>
+              <w:t>경험된 난이도의 분포이며 최적값에 대한 검정이 아니다</w:t>
+            </w:r>
+            <w:r>
+              <w:rPr>
+                <w:rFonts w:ascii="Calibri" w:hAnsi="Calibri" w:eastAsia="Malgun Gothic" w:cs="Malgun Gothic"/>
+                <w:sz w:val="19"/>
+              </w:rPr>
+              <w:t xml:space="preserve">; 85% 규칙(15.87%)과 선행연구의 80.7%에 대해서는 </w:t>
             </w:r>
             <w:r>
               <w:rPr>
@@ -12867,14 +13067,29 @@
                 <w:b/>
                 <w:sz w:val="19"/>
               </w:rPr>
-              <w:t>15.87%도 80.7%도 지지하지 않는다</w:t>
-            </w:r>
-            <w:r>
-              <w:rPr>
-                <w:rFonts w:ascii="Calibri" w:hAnsi="Calibri" w:eastAsia="Malgun Gothic" w:cs="Malgun Gothic"/>
-                <w:sz w:val="19"/>
-              </w:rPr>
-              <w:t xml:space="preserve">; 80–85% 구간은 19.64%에 불과하다. 종전의 "최빈 구간 0.15–0.20"은 </w:t>
+              <w:t>아무것도 말할 수 없다</w:t>
+            </w:r>
+            <w:r>
+              <w:rPr>
+                <w:rFonts w:ascii="Calibri" w:hAnsi="Calibri" w:eastAsia="Malgun Gothic" w:cs="Malgun Gothic"/>
+                <w:sz w:val="19"/>
+              </w:rPr>
+              <w:t xml:space="preserve">(심사 §3.3). 단일값 최빈값은 </w:t>
+            </w:r>
+            <w:r>
+              <w:rPr>
+                <w:rFonts w:ascii="Calibri" w:hAnsi="Calibri" w:eastAsia="Malgun Gothic" w:cs="Malgun Gothic"/>
+                <w:b/>
+                <w:sz w:val="19"/>
+              </w:rPr>
+              <w:t>성공률 75%</w:t>
+            </w:r>
+            <w:r>
+              <w:rPr>
+                <w:rFonts w:ascii="Calibri" w:hAnsi="Calibri" w:eastAsia="Malgun Gothic" w:cs="Malgun Gothic"/>
+                <w:sz w:val="19"/>
+              </w:rPr>
+              <w:t xml:space="preserve">(오류율 0.25, 30,899 윈도); 80–85% 구간은 19.64%에 불과하다. 종전의 "최빈 구간 0.15–0.20"은 </w:t>
             </w:r>
             <w:r>
               <w:rPr>
@@ -15959,7 +16174,22 @@
           <w:rFonts w:ascii="Calibri" w:hAnsi="Calibri" w:eastAsia="Malgun Gothic" w:cs="Malgun Gothic"/>
           <w:sz w:val="21"/>
         </w:rPr>
-        <w:t xml:space="preserve">, "경로 B" 선택 시 학술지 기획 없음)를, M3는 </w:t>
+        <w:t xml:space="preserve">)를 </w:t>
+      </w:r>
+      <w:r>
+        <w:rPr>
+          <w:rFonts w:ascii="Calibri" w:hAnsi="Calibri" w:eastAsia="Malgun Gothic" w:cs="Malgun Gothic"/>
+          <w:b/>
+          <w:sz w:val="21"/>
+        </w:rPr>
+        <w:t>2026-09-29 경로 B 확정으로 철회</w:t>
+      </w:r>
+      <w:r>
+        <w:rPr>
+          <w:rFonts w:ascii="Calibri" w:hAnsi="Calibri" w:eastAsia="Malgun Gothic" w:cs="Malgun Gothic"/>
+          <w:sz w:val="21"/>
+        </w:rPr>
+        <w:t xml:space="preserve">(심사 §5.4; 학위논문 거버넌스 장과 짧은 경험 보고서로 대체, 학술지 기획 없음)하고, M3는 </w:t>
       </w:r>
       <w:r>
         <w:rPr>
@@ -15990,6 +16220,36 @@
           <w:sz w:val="21"/>
         </w:rPr>
         <w:t xml:space="preserve">를 목표로 한다. </w:t>
+      </w:r>
+      <w:r>
+        <w:rPr>
+          <w:rFonts w:ascii="Calibri" w:hAnsi="Calibri" w:eastAsia="Malgun Gothic" w:cs="Malgun Gothic"/>
+          <w:b/>
+          <w:sz w:val="21"/>
+        </w:rPr>
+        <w:t>네 번째 원고 M4(신뢰도 구조화 조합 난이도 추정, 2026-09-27 신설)은 심사 §4.4에 따라 독립 원고로 투고하지 않는다</w:t>
+      </w:r>
+      <w:r>
+        <w:rPr>
+          <w:rFonts w:ascii="Calibri" w:hAnsi="Calibri" w:eastAsia="Malgun Gothic" w:cs="Malgun Gothic"/>
+          <w:sz w:val="21"/>
+        </w:rPr>
+        <w:t xml:space="preserve">: 그 실증 부분은 M1과 동일한 캐시, 동일한 DBE 전문가 라벨, 동일한 Junyi 라벨, 동일한 B블록 홀드아웃, 동일한 λ_cf와 srw7 위에 구축되어 있고, M4-E는 실패를 확인한 뒤 같은 212문항·같은 라벨·같은 시드에서 만든 수정이다. M1의 방법 절로 편입할지, 아니면 전혀 다른 데이터셋에서 사전 등록된 확증적 검정을 먼저 수행할지는 </w:t>
+      </w:r>
+      <w:r>
+        <w:rPr>
+          <w:rFonts w:ascii="Calibri" w:hAnsi="Calibri" w:eastAsia="Malgun Gothic" w:cs="Malgun Gothic"/>
+          <w:b/>
+          <w:sz w:val="21"/>
+        </w:rPr>
+        <w:t>2026-11-03 결정</w:t>
+      </w:r>
+      <w:r>
+        <w:rPr>
+          <w:rFonts w:ascii="Calibri" w:hAnsi="Calibri" w:eastAsia="Malgun Gothic" w:cs="Malgun Gothic"/>
+          <w:sz w:val="21"/>
+        </w:rPr>
+        <w:t xml:space="preserve">하며, 결정 전까지 M4에 새로운 실험을 추가하지 않는다. </w:t>
       </w:r>
       <w:r>
         <w:rPr>

--- a/docs/研究报告_韩文版.docx
+++ b/docs/研究报告_韩文版.docx
@@ -390,6 +390,19 @@
           <w:sz w:val="21"/>
         </w:rPr>
         <w:t>5.5 하나의 역방향 경계</w:t>
+      </w:r>
+    </w:p>
+    <w:p>
+      <w:pPr>
+        <w:spacing w:after="40"/>
+        <w:ind w:left="720"/>
+      </w:pPr>
+      <w:r>
+        <w:rPr>
+          <w:rFonts w:ascii="Calibri" w:hAnsi="Calibri" w:eastAsia="Malgun Gothic" w:cs="Malgun Gothic"/>
+          <w:sz w:val="21"/>
+        </w:rPr>
+        <w:t>5.6 논문 4: 신도 구조화 결합 난이도 추정(심의 §4.4에 따라 방법 논의 초안으로 강등, 독립 투고하지 않음)</w:t>
       </w:r>
     </w:p>
     <w:p>
@@ -1228,7 +1241,7 @@
           <w:rFonts w:ascii="Calibri" w:hAnsi="Calibri" w:eastAsia="Malgun Gothic" w:cs="Malgun Gothic"/>
           <w:sz w:val="21"/>
         </w:rPr>
-        <w:t xml:space="preserve">이며, 판정기준 전환 후에는 전면적으로 부(負)로 반전된다. 개입 7-튜플에 대한 정적 감사는 </w:t>
+        <w:t xml:space="preserve">이며, 판정기준 전환 후에는 전면적으로 부(负)로 반전된다. 개입 7-튜플에 대한 정적 감사는 </w:t>
       </w:r>
       <w:r>
         <w:rPr>
@@ -11115,6 +11128,373 @@
           <w:sz w:val="21"/>
         </w:rPr>
         <w:t>지식 트리 구조는 난이도 순서의 대리가 될 수 없다.</w:t>
+      </w:r>
+    </w:p>
+    <w:p>
+      <w:pPr>
+        <w:pStyle w:val="Heading2"/>
+        <w:spacing w:before="120" w:after="80"/>
+      </w:pPr>
+      <w:r>
+        <w:rPr>
+          <w:rFonts w:ascii="Calibri" w:hAnsi="Calibri" w:eastAsia="Malgun Gothic" w:cs="Malgun Gothic"/>
+          <w:sz w:val="27"/>
+        </w:rPr>
+        <w:t>5.6 논문 4: 신도 구조화 결합 난이도 추정(심의 §4.4에 따라 방법 논의 초안으로 강등, 독립 투고하지 않음)</w:t>
+      </w:r>
+    </w:p>
+    <w:p>
+      <w:pPr>
+        <w:spacing w:after="120"/>
+      </w:pPr>
+      <w:r>
+        <w:rPr>
+          <w:rFonts w:ascii="Calibri" w:hAnsi="Calibri" w:eastAsia="Malgun Gothic" w:cs="Malgun Gothic"/>
+          <w:b/>
+          <w:sz w:val="21"/>
+        </w:rPr>
+        <w:t>위치와 귀결</w:t>
+      </w:r>
+      <w:r>
+        <w:rPr>
+          <w:rFonts w:ascii="Calibri" w:hAnsi="Calibri" w:eastAsia="Malgun Gothic" w:cs="Malgun Gothic"/>
+          <w:sz w:val="21"/>
+        </w:rPr>
+        <w:t xml:space="preserve">. M4는 "외부 난이도 라벨 없이 로그만 있는 콜드스타트 조건에서 여러 난이도 신호를 어떻게 결합해야 하는가"라는 질문에 답한다. 심의 의견 §4.4에 따라 </w:t>
+      </w:r>
+      <w:r>
+        <w:rPr>
+          <w:rFonts w:ascii="Calibri" w:hAnsi="Calibri" w:eastAsia="Malgun Gothic" w:cs="Malgun Gothic"/>
+          <w:b/>
+          <w:sz w:val="21"/>
+        </w:rPr>
+        <w:t>M4는 독립 원고로 투고하지 않는다</w:t>
+      </w:r>
+      <w:r>
+        <w:rPr>
+          <w:rFonts w:ascii="Calibri" w:hAnsi="Calibri" w:eastAsia="Malgun Gothic" w:cs="Malgun Gothic"/>
+          <w:sz w:val="21"/>
+        </w:rPr>
+        <w:t xml:space="preserve">: 경험 부분이 M1과 데이터·라벨·베이스라인을 공유하며, M4-E는 동일 데이터에서 실패를 관찰한 뒤에야 수행한 수정이다. M1 방법 부분의 한 절로 통합할지, 새 데이터 집합에서 사전 등록된 확인적 검정을 먼저 수행할지는 </w:t>
+      </w:r>
+      <w:r>
+        <w:rPr>
+          <w:rFonts w:ascii="Calibri" w:hAnsi="Calibri" w:eastAsia="Malgun Gothic" w:cs="Malgun Gothic"/>
+          <w:b/>
+          <w:sz w:val="21"/>
+        </w:rPr>
+        <w:t>2026-11-03에 결정</w:t>
+      </w:r>
+      <w:r>
+        <w:rPr>
+          <w:rFonts w:ascii="Calibri" w:hAnsi="Calibri" w:eastAsia="Malgun Gothic" w:cs="Malgun Gothic"/>
+          <w:sz w:val="21"/>
+        </w:rPr>
+        <w:t>하며, 결정 전에는 새 실험을 추가하지 않는다(계획서 §7.1 표 4행 참조). 본 절은 완성 초안의 요지를 성실히 기록할 뿐 독립적 결론 주장은 하지 않는다.</w:t>
+      </w:r>
+    </w:p>
+    <w:p>
+      <w:pPr>
+        <w:spacing w:after="120"/>
+      </w:pPr>
+      <w:r>
+        <w:rPr>
+          <w:rFonts w:ascii="Calibri" w:hAnsi="Calibri" w:eastAsia="Malgun Gothic" w:cs="Malgun Gothic"/>
+          <w:b/>
+          <w:sz w:val="21"/>
+        </w:rPr>
+        <w:t>방법 체인</w:t>
+      </w:r>
+      <w:r>
+        <w:rPr>
+          <w:rFonts w:ascii="Calibri" w:hAnsi="Calibri" w:eastAsia="Malgun Gothic" w:cs="Malgun Gothic"/>
+          <w:sz w:val="21"/>
+        </w:rPr>
+        <w:t xml:space="preserve">. 이미 배치된 </w:t>
+      </w:r>
+      <w:r>
+        <w:rPr>
+          <w:rFonts w:ascii="Consolas" w:hAnsi="Consolas" w:eastAsia="Malgun Gothic" w:cs="Malgun Gothic"/>
+          <w:sz w:val="21"/>
+        </w:rPr>
+        <w:t>srw7</w:t>
+      </w:r>
+      <w:r>
+        <w:rPr>
+          <w:rFonts w:ascii="Calibri" w:hAnsi="Calibri" w:eastAsia="Malgun Gothic" w:cs="Malgun Gothic"/>
+          <w:sz w:val="21"/>
+        </w:rPr>
+        <w:t xml:space="preserve"> 추정기(부호 보정 + 반절 신뢰도 가중 + 표본수 축약 λ(k))는 신뢰도를 결합 가중치로 직접 사용한다. M4는 구조적 개선 4개를 제안한다: </w:t>
+      </w:r>
+      <w:r>
+        <w:rPr>
+          <w:rFonts w:ascii="Calibri" w:hAnsi="Calibri" w:eastAsia="Malgun Gothic" w:cs="Malgun Gothic"/>
+          <w:b/>
+          <w:sz w:val="21"/>
+        </w:rPr>
+        <w:t>M4-A</w:t>
+      </w:r>
+      <w:r>
+        <w:rPr>
+          <w:rFonts w:ascii="Calibri" w:hAnsi="Calibri" w:eastAsia="Malgun Gothic" w:cs="Malgun Gothic"/>
+          <w:sz w:val="21"/>
+        </w:rPr>
+        <w:t xml:space="preserve">는 ECDF–logit 변환 꼬리에 강건하도록 순위 상관으로 신호 공분산을 추정하고, </w:t>
+      </w:r>
+      <w:r>
+        <w:rPr>
+          <w:rFonts w:ascii="Calibri" w:hAnsi="Calibri" w:eastAsia="Malgun Gothic" w:cs="Malgun Gothic"/>
+          <w:b/>
+          <w:sz w:val="21"/>
+        </w:rPr>
+        <w:t>M4-B</w:t>
+      </w:r>
+      <w:r>
+        <w:rPr>
+          <w:rFonts w:ascii="Calibri" w:hAnsi="Calibri" w:eastAsia="Malgun Gothic" w:cs="Malgun Gothic"/>
+          <w:sz w:val="21"/>
+        </w:rPr>
+        <w:t xml:space="preserve">는 단일 인자 모형에서 최적 선형 결합 가중치 β = V⁻¹q(q_k = sgn_k√ρ_k)를 주며 V⁻¹이 열 간 공선성을 자동으로 제거한다. </w:t>
+      </w:r>
+      <w:r>
+        <w:rPr>
+          <w:rFonts w:ascii="Calibri" w:hAnsi="Calibri" w:eastAsia="Malgun Gothic" w:cs="Malgun Gothic"/>
+          <w:b/>
+          <w:sz w:val="21"/>
+        </w:rPr>
+        <w:t>M4-C</w:t>
+      </w:r>
+      <w:r>
+        <w:rPr>
+          <w:rFonts w:ascii="Calibri" w:hAnsi="Calibri" w:eastAsia="Malgun Gothic" w:cs="Malgun Gothic"/>
+          <w:sz w:val="21"/>
+        </w:rPr>
+        <w:t xml:space="preserve">는 λ = Σ|β_aux|/Σ|β|를 </w:t>
+      </w:r>
+      <w:r>
+        <w:rPr>
+          <w:rFonts w:ascii="Calibri" w:hAnsi="Calibri" w:eastAsia="Malgun Gothic" w:cs="Malgun Gothic"/>
+          <w:b/>
+          <w:sz w:val="21"/>
+        </w:rPr>
+        <w:t>초모수가 아니라 진단량</w:t>
+      </w:r>
+      <w:r>
+        <w:rPr>
+          <w:rFonts w:ascii="Calibri" w:hAnsi="Calibri" w:eastAsia="Malgun Gothic" w:cs="Malgun Gothic"/>
+          <w:sz w:val="21"/>
+        </w:rPr>
+        <w:t xml:space="preserve">으로 만들고, </w:t>
+      </w:r>
+      <w:r>
+        <w:rPr>
+          <w:rFonts w:ascii="Calibri" w:hAnsi="Calibri" w:eastAsia="Malgun Gothic" w:cs="Malgun Gothic"/>
+          <w:b/>
+          <w:sz w:val="21"/>
+        </w:rPr>
+        <w:t>M4-D</w:t>
+      </w:r>
+      <w:r>
+        <w:rPr>
+          <w:rFonts w:ascii="Calibri" w:hAnsi="Calibri" w:eastAsia="Malgun Gothic" w:cs="Malgun Gothic"/>
+          <w:sz w:val="21"/>
+        </w:rPr>
+        <w:t>는 Spearman–Brown 공식으로 부분 관측 조건에서 문항별 국소 신뢰도를 부여한다.</w:t>
+      </w:r>
+    </w:p>
+    <w:p>
+      <w:pPr>
+        <w:spacing w:after="120"/>
+      </w:pPr>
+      <w:r>
+        <w:rPr>
+          <w:rFonts w:ascii="Calibri" w:hAnsi="Calibri" w:eastAsia="Malgun Gothic" w:cs="Malgun Gothic"/>
+          <w:b/>
+          <w:sz w:val="21"/>
+        </w:rPr>
+        <w:t>가법 분리 항등식(명제 P1)과 그 붕괴</w:t>
+      </w:r>
+      <w:r>
+        <w:rPr>
+          <w:rFonts w:ascii="Calibri" w:hAnsi="Calibri" w:eastAsia="Malgun Gothic" w:cs="Malgun Gothic"/>
+          <w:sz w:val="21"/>
+        </w:rPr>
+        <w:t xml:space="preserve">. 가법 분리 가능한 로그-오즈 증거 아래에서 쌍별 Bradley–Terry 집계와 가중 선형 결합은 </w:t>
+      </w:r>
+      <w:r>
+        <w:rPr>
+          <w:rFonts w:ascii="Calibri" w:hAnsi="Calibri" w:eastAsia="Malgun Gothic" w:cs="Malgun Gothic"/>
+          <w:b/>
+          <w:sz w:val="21"/>
+        </w:rPr>
+        <w:t>동일한 순위</w:t>
+      </w:r>
+      <w:r>
+        <w:rPr>
+          <w:rFonts w:ascii="Calibri" w:hAnsi="Calibri" w:eastAsia="Malgun Gothic" w:cs="Malgun Gothic"/>
+          <w:sz w:val="21"/>
+        </w:rPr>
+        <w:t xml:space="preserve">를 준다(ρ(d,u) = 1.000000; 수렴 증명 ‖∇ℓ‖_∞ = 1e-11; 384회 풀이 모두 수렴). 그러나 두 가지 현실적 분리성 위반, 즉 확률 영역 평균(LLM 판정이 실제 수행하는 방식)과 쌍별 결측, 은 이 항등식을 깨뜨린다. 기전 진단 결과 확률 영역 평균은 </w:t>
+      </w:r>
+      <w:r>
+        <w:rPr>
+          <w:rFonts w:ascii="Calibri" w:hAnsi="Calibri" w:eastAsia="Malgun Gothic" w:cs="Malgun Gothic"/>
+          <w:b/>
+          <w:sz w:val="21"/>
+        </w:rPr>
+        <w:t>암묵적으로 정밀 가중으로 이동</w:t>
+      </w:r>
+      <w:r>
+        <w:rPr>
+          <w:rFonts w:ascii="Calibri" w:hAnsi="Calibri" w:eastAsia="Malgun Gothic" w:cs="Malgun Gothic"/>
+          <w:sz w:val="21"/>
+        </w:rPr>
+        <w:t>한다(ρ(BT prob-mean, precision-weighting) = 0.96404 &gt; ρ(u_α, precision-weighting) = 0.939289).</w:t>
+      </w:r>
+    </w:p>
+    <w:p>
+      <w:pPr>
+        <w:spacing w:after="120"/>
+      </w:pPr>
+      <w:r>
+        <w:rPr>
+          <w:rFonts w:ascii="Calibri" w:hAnsi="Calibri" w:eastAsia="Malgun Gothic" w:cs="Malgun Gothic"/>
+          <w:b/>
+          <w:sz w:val="21"/>
+        </w:rPr>
+        <w:t>외생 판정 기준에서의 음(负) 결과와 잔차화 수정</w:t>
+      </w:r>
+      <w:r>
+        <w:rPr>
+          <w:rFonts w:ascii="Calibri" w:hAnsi="Calibri" w:eastAsia="Malgun Gothic" w:cs="Malgun Gothic"/>
+          <w:sz w:val="21"/>
+        </w:rPr>
+        <w:t xml:space="preserve">. </w:t>
+      </w:r>
+      <w:r>
+        <w:rPr>
+          <w:rFonts w:ascii="Calibri" w:hAnsi="Calibri" w:eastAsia="Malgun Gothic" w:cs="Malgun Gothic"/>
+          <w:b/>
+          <w:sz w:val="21"/>
+        </w:rPr>
+        <w:t>외생</w:t>
+      </w:r>
+      <w:r>
+        <w:rPr>
+          <w:rFonts w:ascii="Calibri" w:hAnsi="Calibri" w:eastAsia="Malgun Gothic" w:cs="Malgun Gothic"/>
+          <w:sz w:val="21"/>
+        </w:rPr>
+        <w:t xml:space="preserve"> 판정 기준(DBE-KT22 교사 난이도 라벨, Kendall τ_b)에서 완전한 M4 추정기(M4-A/B/C)는 </w:t>
+      </w:r>
+      <w:r>
+        <w:rPr>
+          <w:rFonts w:ascii="Calibri" w:hAnsi="Calibri" w:eastAsia="Malgun Gothic" w:cs="Malgun Gothic"/>
+          <w:b/>
+          <w:sz w:val="21"/>
+        </w:rPr>
+        <w:t>표본수가 커질수록 붕괴</w:t>
+      </w:r>
+      <w:r>
+        <w:rPr>
+          <w:rFonts w:ascii="Calibri" w:hAnsi="Calibri" w:eastAsia="Malgun Gothic" w:cs="Malgun Gothic"/>
+          <w:sz w:val="21"/>
+        </w:rPr>
+        <w:t xml:space="preserve">한다(k=10 τ_b = 0.1596 → k=200 τ_b = 0.0796, Δ = −0.0903, 융합 승률 0.00). 원인은 보조 신호가 성공률과 고도로 공선인 반면, M4가 유도한 λ는 k에 따라 상승하기 때문이다(0.7449 → 0.8734), 실제로 표본외 최적 λ는 0에 접근한다(0.015). 이에 </w:t>
+      </w:r>
+      <w:r>
+        <w:rPr>
+          <w:rFonts w:ascii="Calibri" w:hAnsi="Calibri" w:eastAsia="Malgun Gothic" w:cs="Malgun Gothic"/>
+          <w:b/>
+          <w:sz w:val="21"/>
+        </w:rPr>
+        <w:t>M4-E(잔차화)</w:t>
+      </w:r>
+      <w:r>
+        <w:rPr>
+          <w:rFonts w:ascii="Calibri" w:hAnsi="Calibri" w:eastAsia="Malgun Gothic" w:cs="Malgun Gothic"/>
+          <w:sz w:val="21"/>
+        </w:rPr>
+        <w:t xml:space="preserve">를 제안한다: 각 보조 신호에서 기준 열(성공률)에 대한 중복 성분을 제거하고 증분 부분만 남겨 λ로 다시 혼합함으로써 붕괴를 </w:t>
+      </w:r>
+      <w:r>
+        <w:rPr>
+          <w:rFonts w:ascii="Calibri" w:hAnsi="Calibri" w:eastAsia="Malgun Gothic" w:cs="Malgun Gothic"/>
+          <w:b/>
+          <w:sz w:val="21"/>
+        </w:rPr>
+        <w:t>수리</w:t>
+      </w:r>
+      <w:r>
+        <w:rPr>
+          <w:rFonts w:ascii="Calibri" w:hAnsi="Calibri" w:eastAsia="Malgun Gothic" w:cs="Malgun Gothic"/>
+          <w:sz w:val="21"/>
+        </w:rPr>
+        <w:t xml:space="preserve">한다(k=200 τ_b = 0.1718, Δ = +0.0019, 짝집합 t = 5.66, 승률 0.90). </w:t>
+      </w:r>
+      <w:r>
+        <w:rPr>
+          <w:rFonts w:ascii="Calibri" w:hAnsi="Calibri" w:eastAsia="Malgun Gothic" w:cs="Malgun Gothic"/>
+          <w:b/>
+          <w:sz w:val="21"/>
+        </w:rPr>
+        <w:t>보조</w:t>
+      </w:r>
+      <w:r>
+        <w:rPr>
+          <w:rFonts w:ascii="Calibri" w:hAnsi="Calibri" w:eastAsia="Malgun Gothic" w:cs="Malgun Gothic"/>
+          <w:sz w:val="21"/>
+        </w:rPr>
+        <w:t xml:space="preserve"> 판정 기준(Junyi 플랫폼 난이도 라벨)에서는 완전한 M4 추정기가 모든 비교에서 승리한다(k=200 Δ = +0.0708, 승률 1.00), M4-E 역시 양(+)이다(Δ = +0.0073, 승률 1.00).</w:t>
+      </w:r>
+    </w:p>
+    <w:p>
+      <w:pPr>
+        <w:spacing w:after="120"/>
+      </w:pPr>
+      <w:r>
+        <w:rPr>
+          <w:rFonts w:ascii="Calibri" w:hAnsi="Calibri" w:eastAsia="Malgun Gothic" w:cs="Malgun Gothic"/>
+          <w:b/>
+          <w:sz w:val="21"/>
+        </w:rPr>
+        <w:t>방법론적 함의</w:t>
+      </w:r>
+      <w:r>
+        <w:rPr>
+          <w:rFonts w:ascii="Calibri" w:hAnsi="Calibri" w:eastAsia="Malgun Gothic" w:cs="Malgun Gothic"/>
+          <w:sz w:val="21"/>
+        </w:rPr>
+        <w:t>. §3.2는 "</w:t>
+      </w:r>
+      <w:r>
+        <w:rPr>
+          <w:rFonts w:ascii="Calibri" w:hAnsi="Calibri" w:eastAsia="Malgun Gothic" w:cs="Malgun Gothic"/>
+          <w:b/>
+          <w:sz w:val="21"/>
+        </w:rPr>
+        <w:t>신뢰도 ≠ 타당도</w:t>
+      </w:r>
+      <w:r>
+        <w:rPr>
+          <w:rFonts w:ascii="Calibri" w:hAnsi="Calibri" w:eastAsia="Malgun Gothic" w:cs="Malgun Gothic"/>
+          <w:sz w:val="21"/>
+        </w:rPr>
+        <w:t xml:space="preserve">"의 형식적 증명을 제시한다. 이에 따라 M4의 §3.1/§5.2 음 결과는 수치 잡음이 아니라 "신뢰도 최적화"와 M4의 "타당도 목표" 사이의 불일치가 구조적으로 나타난 것이며, </w:t>
+      </w:r>
+      <w:r>
+        <w:rPr>
+          <w:rFonts w:ascii="Calibri" w:hAnsi="Calibri" w:eastAsia="Malgun Gothic" w:cs="Malgun Gothic"/>
+          <w:b/>
+          <w:sz w:val="21"/>
+        </w:rPr>
+        <w:t>모든 M4 이득 주장은 외생 판정 기준으로 재검토되어야 한다</w:t>
+      </w:r>
+      <w:r>
+        <w:rPr>
+          <w:rFonts w:ascii="Calibri" w:hAnsi="Calibri" w:eastAsia="Malgun Gothic" w:cs="Malgun Gothic"/>
+          <w:sz w:val="21"/>
+        </w:rPr>
+        <w:t>.</w:t>
       </w:r>
     </w:p>
     <w:p>

--- a/docs/研究报告_韩文版.docx
+++ b/docs/研究报告_韩文版.docx
@@ -11,687 +11,10 @@
           <w:rFonts w:ascii="Calibri" w:hAnsi="Calibri" w:eastAsia="Malgun Gothic" w:cs="Malgun Gothic"/>
           <w:sz w:val="44"/>
         </w:rPr>
-        <w:t>LearnFlow 연구진행보고서</w:t>
+        <w:t>— 측정 측과 정적 측 연구는 완료되었고, 인과 측은 미실행이다</w:t>
       </w:r>
     </w:p>
     <w:p/>
-    <w:p>
-      <w:pPr>
-        <w:jc w:val="center"/>
-      </w:pPr>
-      <w:r>
-        <w:rPr>
-          <w:rFonts w:ascii="Calibri" w:hAnsi="Calibri" w:eastAsia="Malgun Gothic" w:cs="Malgun Gothic"/>
-          <w:b/>
-          <w:sz w:val="30"/>
-        </w:rPr>
-        <w:t>목차</w:t>
-      </w:r>
-    </w:p>
-    <w:p>
-      <w:pPr>
-        <w:spacing w:after="40"/>
-        <w:ind w:left="360"/>
-      </w:pPr>
-      <w:r>
-        <w:rPr>
-          <w:rFonts w:ascii="Calibri" w:hAnsi="Calibri" w:eastAsia="Malgun Gothic" w:cs="Malgun Gothic"/>
-          <w:sz w:val="21"/>
-        </w:rPr>
-        <w:t>— 측정 측과 정적 측 연구는 완료되었고, 인과 측은 미실행이다</w:t>
-      </w:r>
-    </w:p>
-    <w:p>
-      <w:pPr>
-        <w:spacing w:after="40"/>
-        <w:ind w:left="360"/>
-      </w:pPr>
-      <w:r>
-        <w:rPr>
-          <w:rFonts w:ascii="Calibri" w:hAnsi="Calibri" w:eastAsia="Malgun Gothic" w:cs="Malgun Gothic"/>
-          <w:sz w:val="21"/>
-        </w:rPr>
-        <w:t>초록</w:t>
-      </w:r>
-    </w:p>
-    <w:p>
-      <w:pPr>
-        <w:spacing w:after="40"/>
-        <w:ind w:left="360"/>
-      </w:pPr>
-      <w:r>
-        <w:rPr>
-          <w:rFonts w:ascii="Calibri" w:hAnsi="Calibri" w:eastAsia="Malgun Gothic" w:cs="Malgun Gothic"/>
-          <w:sz w:val="21"/>
-        </w:rPr>
-        <w:t>1 보고서 설명</w:t>
-      </w:r>
-    </w:p>
-    <w:p>
-      <w:pPr>
-        <w:spacing w:after="40"/>
-        <w:ind w:left="720"/>
-      </w:pPr>
-      <w:r>
-        <w:rPr>
-          <w:rFonts w:ascii="Calibri" w:hAnsi="Calibri" w:eastAsia="Malgun Gothic" w:cs="Malgun Gothic"/>
-          <w:sz w:val="21"/>
-        </w:rPr>
-        <w:t>1.1 범위와 경계</w:t>
-      </w:r>
-    </w:p>
-    <w:p>
-      <w:pPr>
-        <w:spacing w:after="40"/>
-        <w:ind w:left="720"/>
-      </w:pPr>
-      <w:r>
-        <w:rPr>
-          <w:rFonts w:ascii="Calibri" w:hAnsi="Calibri" w:eastAsia="Malgun Gothic" w:cs="Malgun Gothic"/>
-          <w:sz w:val="21"/>
-        </w:rPr>
-        <w:t>1.2 수치 산출 기준과 증거 등급</w:t>
-      </w:r>
-    </w:p>
-    <w:p>
-      <w:pPr>
-        <w:spacing w:after="40"/>
-        <w:ind w:left="720"/>
-      </w:pPr>
-      <w:r>
-        <w:rPr>
-          <w:rFonts w:ascii="Calibri" w:hAnsi="Calibri" w:eastAsia="Malgun Gothic" w:cs="Malgun Gothic"/>
-          <w:sz w:val="21"/>
-        </w:rPr>
-        <w:t>1.3 재계산 총 진입점</w:t>
-      </w:r>
-    </w:p>
-    <w:p>
-      <w:pPr>
-        <w:spacing w:after="40"/>
-        <w:ind w:left="360"/>
-      </w:pPr>
-      <w:r>
-        <w:rPr>
-          <w:rFonts w:ascii="Calibri" w:hAnsi="Calibri" w:eastAsia="Malgun Gothic" w:cs="Malgun Gothic"/>
-          <w:sz w:val="21"/>
-        </w:rPr>
-        <w:t>2 연구 의존 시스템 구축 진척</w:t>
-      </w:r>
-    </w:p>
-    <w:p>
-      <w:pPr>
-        <w:spacing w:after="40"/>
-        <w:ind w:left="720"/>
-      </w:pPr>
-      <w:r>
-        <w:rPr>
-          <w:rFonts w:ascii="Calibri" w:hAnsi="Calibri" w:eastAsia="Malgun Gothic" w:cs="Malgun Gothic"/>
-          <w:sz w:val="21"/>
-        </w:rPr>
-        <w:t>2.1 시스템 규모 기준선</w:t>
-      </w:r>
-    </w:p>
-    <w:p>
-      <w:pPr>
-        <w:spacing w:after="40"/>
-        <w:ind w:left="720"/>
-      </w:pPr>
-      <w:r>
-        <w:rPr>
-          <w:rFonts w:ascii="Calibri" w:hAnsi="Calibri" w:eastAsia="Malgun Gothic" w:cs="Malgun Gothic"/>
-          <w:sz w:val="21"/>
-        </w:rPr>
-        <w:t>2.2 수치 정직성 게이트</w:t>
-      </w:r>
-    </w:p>
-    <w:p>
-      <w:pPr>
-        <w:spacing w:after="40"/>
-        <w:ind w:left="720"/>
-      </w:pPr>
-      <w:r>
-        <w:rPr>
-          <w:rFonts w:ascii="Calibri" w:hAnsi="Calibri" w:eastAsia="Malgun Gothic" w:cs="Malgun Gothic"/>
-          <w:sz w:val="21"/>
-        </w:rPr>
-        <w:t>2.3 측정 계층 구축</w:t>
-      </w:r>
-    </w:p>
-    <w:p>
-      <w:pPr>
-        <w:spacing w:after="40"/>
-        <w:ind w:left="360"/>
-      </w:pPr>
-      <w:r>
-        <w:rPr>
-          <w:rFonts w:ascii="Calibri" w:hAnsi="Calibri" w:eastAsia="Malgun Gothic" w:cs="Malgun Gothic"/>
-          <w:sz w:val="21"/>
-        </w:rPr>
-        <w:t>3 논문 1: 난이도 양상의 공약성</w:t>
-      </w:r>
-    </w:p>
-    <w:p>
-      <w:pPr>
-        <w:spacing w:after="40"/>
-        <w:ind w:left="720"/>
-      </w:pPr>
-      <w:r>
-        <w:rPr>
-          <w:rFonts w:ascii="Calibri" w:hAnsi="Calibri" w:eastAsia="Malgun Gothic" w:cs="Malgun Gothic"/>
-          <w:sz w:val="21"/>
-        </w:rPr>
-        <w:t>3.1 불안정성 명제의 검정</w:t>
-      </w:r>
-    </w:p>
-    <w:p>
-      <w:pPr>
-        <w:spacing w:after="40"/>
-        <w:ind w:left="720"/>
-      </w:pPr>
-      <w:r>
-        <w:rPr>
-          <w:rFonts w:ascii="Calibri" w:hAnsi="Calibri" w:eastAsia="Malgun Gothic" w:cs="Malgun Gothic"/>
-          <w:sz w:val="21"/>
-        </w:rPr>
-        <w:t>3.2 다중 신호 융합의 이득과 그 판정기준</w:t>
-      </w:r>
-    </w:p>
-    <w:p>
-      <w:pPr>
-        <w:spacing w:after="40"/>
-        <w:ind w:left="720"/>
-      </w:pPr>
-      <w:r>
-        <w:rPr>
-          <w:rFonts w:ascii="Calibri" w:hAnsi="Calibri" w:eastAsia="Malgun Gothic" w:cs="Malgun Gothic"/>
-          <w:sz w:val="21"/>
-        </w:rPr>
-        <w:t>3.3 판정기준 전환 후 결론 반전(본 보고서에서 가장 중요한 부정적 결과)</w:t>
-      </w:r>
-    </w:p>
-    <w:p>
-      <w:pPr>
-        <w:spacing w:after="40"/>
-        <w:ind w:left="720"/>
-      </w:pPr>
-      <w:r>
-        <w:rPr>
-          <w:rFonts w:ascii="Calibri" w:hAnsi="Calibri" w:eastAsia="Malgun Gothic" w:cs="Malgun Gothic"/>
-          <w:sz w:val="21"/>
-        </w:rPr>
-        <w:t>3.4 방향성 오류의 특정과 표본 크기 적응적 수축</w:t>
-      </w:r>
-    </w:p>
-    <w:p>
-      <w:pPr>
-        <w:spacing w:after="40"/>
-        <w:ind w:left="720"/>
-      </w:pPr>
-      <w:r>
-        <w:rPr>
-          <w:rFonts w:ascii="Calibri" w:hAnsi="Calibri" w:eastAsia="Malgun Gothic" w:cs="Malgun Gothic"/>
-          <w:sz w:val="21"/>
-        </w:rPr>
-        <w:t>3.5 추정기 최적화: "제거"에서 "부호 교정"으로</w:t>
-      </w:r>
-    </w:p>
-    <w:p>
-      <w:pPr>
-        <w:spacing w:after="40"/>
-        <w:ind w:left="720"/>
-      </w:pPr>
-      <w:r>
-        <w:rPr>
-          <w:rFonts w:ascii="Calibri" w:hAnsi="Calibri" w:eastAsia="Malgun Gothic" w:cs="Malgun Gothic"/>
-          <w:sz w:val="21"/>
-        </w:rPr>
-        <w:t>3.6 난이도 대리로서의 지식 트리 구조에 관한 부정적 결과</w:t>
-      </w:r>
-    </w:p>
-    <w:p>
-      <w:pPr>
-        <w:spacing w:after="40"/>
-        <w:ind w:left="720"/>
-      </w:pPr>
-      <w:r>
-        <w:rPr>
-          <w:rFonts w:ascii="Calibri" w:hAnsi="Calibri" w:eastAsia="Malgun Gothic" w:cs="Malgun Gothic"/>
-          <w:sz w:val="21"/>
-        </w:rPr>
-        <w:t>3.7 최적 오류율의 기술적 증거와 인과 식별의 미완</w:t>
-      </w:r>
-    </w:p>
-    <w:p>
-      <w:pPr>
-        <w:spacing w:after="40"/>
-        <w:ind w:left="360"/>
-      </w:pPr>
-      <w:r>
-        <w:rPr>
-          <w:rFonts w:ascii="Calibri" w:hAnsi="Calibri" w:eastAsia="Malgun Gothic" w:cs="Malgun Gothic"/>
-          <w:sz w:val="21"/>
-        </w:rPr>
-        <w:t>4 논문 2: 다중 개입 병존 학습 시스템의 충돌 구조 감사</w:t>
-      </w:r>
-    </w:p>
-    <w:p>
-      <w:pPr>
-        <w:spacing w:after="40"/>
-        <w:ind w:left="720"/>
-      </w:pPr>
-      <w:r>
-        <w:rPr>
-          <w:rFonts w:ascii="Calibri" w:hAnsi="Calibri" w:eastAsia="Malgun Gothic" w:cs="Malgun Gothic"/>
-          <w:sz w:val="21"/>
-        </w:rPr>
-        <w:t>4.1 감사 방법과 판정 기준</w:t>
-      </w:r>
-    </w:p>
-    <w:p>
-      <w:pPr>
-        <w:spacing w:after="40"/>
-        <w:ind w:left="720"/>
-      </w:pPr>
-      <w:r>
-        <w:rPr>
-          <w:rFonts w:ascii="Calibri" w:hAnsi="Calibri" w:eastAsia="Malgun Gothic" w:cs="Malgun Gothic"/>
-          <w:sz w:val="21"/>
-        </w:rPr>
-        <w:t>4.2 네 가지 실측 결과</w:t>
-      </w:r>
-    </w:p>
-    <w:p>
-      <w:pPr>
-        <w:spacing w:after="40"/>
-        <w:ind w:left="720"/>
-      </w:pPr>
-      <w:r>
-        <w:rPr>
-          <w:rFonts w:ascii="Calibri" w:hAnsi="Calibri" w:eastAsia="Malgun Gothic" w:cs="Malgun Gothic"/>
-          <w:sz w:val="21"/>
-        </w:rPr>
-        <w:t>4.3 주선 결론과 감사 방법의 자기 보고</w:t>
-      </w:r>
-    </w:p>
-    <w:p>
-      <w:pPr>
-        <w:spacing w:after="40"/>
-        <w:ind w:left="360"/>
-      </w:pPr>
-      <w:r>
-        <w:rPr>
-          <w:rFonts w:ascii="Calibri" w:hAnsi="Calibri" w:eastAsia="Malgun Gothic" w:cs="Malgun Gothic"/>
-          <w:sz w:val="21"/>
-        </w:rPr>
-        <w:t>5 논문 3: 유순 난이도 의사결정과 대규모 언어모델 난이도 사전확률의 신뢰성 경계</w:t>
-      </w:r>
-    </w:p>
-    <w:p>
-      <w:pPr>
-        <w:spacing w:after="40"/>
-        <w:ind w:left="720"/>
-      </w:pPr>
-      <w:r>
-        <w:rPr>
-          <w:rFonts w:ascii="Calibri" w:hAnsi="Calibri" w:eastAsia="Malgun Gothic" w:cs="Malgun Gothic"/>
-          <w:sz w:val="21"/>
-        </w:rPr>
-        <w:t>5.1 유순 행동 공간의 실증적 기초</w:t>
-      </w:r>
-    </w:p>
-    <w:p>
-      <w:pPr>
-        <w:spacing w:after="40"/>
-        <w:ind w:left="720"/>
-      </w:pPr>
-      <w:r>
-        <w:rPr>
-          <w:rFonts w:ascii="Calibri" w:hAnsi="Calibri" w:eastAsia="Malgun Gothic" w:cs="Malgun Gothic"/>
-          <w:sz w:val="21"/>
-        </w:rPr>
-        <w:t>5.2 실제 팔에서의 전략 비교(보상 = 즉시 성공률): 예비 관찰이며 결론을 구성하지 않는다</w:t>
-      </w:r>
-    </w:p>
-    <w:p>
-      <w:pPr>
-        <w:spacing w:after="40"/>
-        <w:ind w:left="720"/>
-      </w:pPr>
-      <w:r>
-        <w:rPr>
-          <w:rFonts w:ascii="Calibri" w:hAnsi="Calibri" w:eastAsia="Malgun Gothic" w:cs="Malgun Gothic"/>
-          <w:sz w:val="21"/>
-        </w:rPr>
-        <w:t>5.3 단일 모델의 난이도 사전확률 신뢰성 경계</w:t>
-      </w:r>
-    </w:p>
-    <w:p>
-      <w:pPr>
-        <w:spacing w:after="40"/>
-        <w:ind w:left="720"/>
-      </w:pPr>
-      <w:r>
-        <w:rPr>
-          <w:rFonts w:ascii="Calibri" w:hAnsi="Calibri" w:eastAsia="Malgun Gothic" w:cs="Malgun Gothic"/>
-          <w:sz w:val="21"/>
-        </w:rPr>
-        <w:t>5.4 프로토콜 감사: 가용성 등급, 엔지니어링 교훈, 그리고 방법론 정정 한 건</w:t>
-      </w:r>
-    </w:p>
-    <w:p>
-      <w:pPr>
-        <w:spacing w:after="40"/>
-        <w:ind w:left="720"/>
-      </w:pPr>
-      <w:r>
-        <w:rPr>
-          <w:rFonts w:ascii="Calibri" w:hAnsi="Calibri" w:eastAsia="Malgun Gothic" w:cs="Malgun Gothic"/>
-          <w:sz w:val="21"/>
-        </w:rPr>
-        <w:t>5.5 하나의 역방향 경계</w:t>
-      </w:r>
-    </w:p>
-    <w:p>
-      <w:pPr>
-        <w:spacing w:after="40"/>
-        <w:ind w:left="720"/>
-      </w:pPr>
-      <w:r>
-        <w:rPr>
-          <w:rFonts w:ascii="Calibri" w:hAnsi="Calibri" w:eastAsia="Malgun Gothic" w:cs="Malgun Gothic"/>
-          <w:sz w:val="21"/>
-        </w:rPr>
-        <w:t>5.6 논문 4: 신도 구조화 결합 난이도 추정(심의 §4.4에 따라 방법 논의 초안으로 강등, 독립 투고하지 않음)</w:t>
-      </w:r>
-    </w:p>
-    <w:p>
-      <w:pPr>
-        <w:spacing w:after="40"/>
-        <w:ind w:left="360"/>
-      </w:pPr>
-      <w:r>
-        <w:rPr>
-          <w:rFonts w:ascii="Calibri" w:hAnsi="Calibri" w:eastAsia="Malgun Gothic" w:cs="Malgun Gothic"/>
-          <w:sz w:val="21"/>
-        </w:rPr>
-        <w:t>6 알고리즘 최적화 체인 총괄(O1–O12)</w:t>
-      </w:r>
-    </w:p>
-    <w:p>
-      <w:pPr>
-        <w:spacing w:after="40"/>
-        <w:ind w:left="360"/>
-      </w:pPr>
-      <w:r>
-        <w:rPr>
-          <w:rFonts w:ascii="Calibri" w:hAnsi="Calibri" w:eastAsia="Malgun Gothic" w:cs="Malgun Gothic"/>
-          <w:sz w:val="21"/>
-        </w:rPr>
-        <w:t>7 엔지니어링 구현 반영</w:t>
-      </w:r>
-    </w:p>
-    <w:p>
-      <w:pPr>
-        <w:spacing w:after="40"/>
-        <w:ind w:left="720"/>
-      </w:pPr>
-      <w:r>
-        <w:rPr>
-          <w:rFonts w:ascii="Calibri" w:hAnsi="Calibri" w:eastAsia="Malgun Gothic" w:cs="Malgun Gothic"/>
-          <w:sz w:val="21"/>
-        </w:rPr>
-        <w:t>7.1 반영된 변경</w:t>
-      </w:r>
-    </w:p>
-    <w:p>
-      <w:pPr>
-        <w:spacing w:after="40"/>
-        <w:ind w:left="720"/>
-      </w:pPr>
-      <w:r>
-        <w:rPr>
-          <w:rFonts w:ascii="Calibri" w:hAnsi="Calibri" w:eastAsia="Malgun Gothic" w:cs="Malgun Gothic"/>
-          <w:sz w:val="21"/>
-        </w:rPr>
-        <w:t>7.2 보고 기간 내 회귀 검증</w:t>
-      </w:r>
-    </w:p>
-    <w:p>
-      <w:pPr>
-        <w:spacing w:after="40"/>
-        <w:ind w:left="360"/>
-      </w:pPr>
-      <w:r>
-        <w:rPr>
-          <w:rFonts w:ascii="Calibri" w:hAnsi="Calibri" w:eastAsia="Malgun Gothic" w:cs="Malgun Gothic"/>
-          <w:sz w:val="21"/>
-        </w:rPr>
-        <w:t>8 부정적 결과와 정직한 격차 목록</w:t>
-      </w:r>
-    </w:p>
-    <w:p>
-      <w:pPr>
-        <w:spacing w:after="40"/>
-        <w:ind w:left="720"/>
-      </w:pPr>
-      <w:r>
-        <w:rPr>
-          <w:rFonts w:ascii="Calibri" w:hAnsi="Calibri" w:eastAsia="Malgun Gothic" w:cs="Malgun Gothic"/>
-          <w:sz w:val="21"/>
-        </w:rPr>
-        <w:t>8.1 부정적 결론 목록</w:t>
-      </w:r>
-    </w:p>
-    <w:p>
-      <w:pPr>
-        <w:spacing w:after="40"/>
-        <w:ind w:left="720"/>
-      </w:pPr>
-      <w:r>
-        <w:rPr>
-          <w:rFonts w:ascii="Calibri" w:hAnsi="Calibri" w:eastAsia="Malgun Gothic" w:cs="Malgun Gothic"/>
-          <w:sz w:val="21"/>
-        </w:rPr>
-        <w:t>8.2 미실행 항목(정직한 격차)</w:t>
-      </w:r>
-    </w:p>
-    <w:p>
-      <w:pPr>
-        <w:spacing w:after="40"/>
-        <w:ind w:left="720"/>
-      </w:pPr>
-      <w:r>
-        <w:rPr>
-          <w:rFonts w:ascii="Calibri" w:hAnsi="Calibri" w:eastAsia="Malgun Gothic" w:cs="Malgun Gothic"/>
-          <w:sz w:val="21"/>
-        </w:rPr>
-        <w:t>8.3 산출 기준 정정 흔적</w:t>
-      </w:r>
-    </w:p>
-    <w:p>
-      <w:pPr>
-        <w:spacing w:after="40"/>
-        <w:ind w:left="720"/>
-      </w:pPr>
-      <w:r>
-        <w:rPr>
-          <w:rFonts w:ascii="Calibri" w:hAnsi="Calibri" w:eastAsia="Malgun Gothic" w:cs="Malgun Gothic"/>
-          <w:sz w:val="21"/>
-        </w:rPr>
-        <w:t>8.4 v1.1 정정표(심사의견 제4절 대응)</w:t>
-      </w:r>
-    </w:p>
-    <w:p>
-      <w:pPr>
-        <w:spacing w:after="40"/>
-        <w:ind w:left="360"/>
-      </w:pPr>
-      <w:r>
-        <w:rPr>
-          <w:rFonts w:ascii="Calibri" w:hAnsi="Calibri" w:eastAsia="Malgun Gothic" w:cs="Malgun Gothic"/>
-          <w:sz w:val="21"/>
-        </w:rPr>
-        <w:t>9 미완료 사항과 다음 단계 계획</w:t>
-      </w:r>
-    </w:p>
-    <w:p>
-      <w:pPr>
-        <w:spacing w:after="40"/>
-        <w:ind w:left="720"/>
-      </w:pPr>
-      <w:r>
-        <w:rPr>
-          <w:rFonts w:ascii="Calibri" w:hAnsi="Calibri" w:eastAsia="Malgun Gothic" w:cs="Malgun Gothic"/>
-          <w:sz w:val="21"/>
-        </w:rPr>
-        <w:t>9.1 2단계: 인과 측과 인간 피험자</w:t>
-      </w:r>
-    </w:p>
-    <w:p>
-      <w:pPr>
-        <w:spacing w:after="40"/>
-        <w:ind w:left="720"/>
-      </w:pPr>
-      <w:r>
-        <w:rPr>
-          <w:rFonts w:ascii="Calibri" w:hAnsi="Calibri" w:eastAsia="Malgun Gothic" w:cs="Malgun Gothic"/>
-          <w:sz w:val="21"/>
-        </w:rPr>
-        <w:t>9.2 3단계: 학위논문 통합</w:t>
-      </w:r>
-    </w:p>
-    <w:p>
-      <w:pPr>
-        <w:spacing w:after="40"/>
-        <w:ind w:left="720"/>
-      </w:pPr>
-      <w:r>
-        <w:rPr>
-          <w:rFonts w:ascii="Calibri" w:hAnsi="Calibri" w:eastAsia="Malgun Gothic" w:cs="Malgun Gothic"/>
-          <w:sz w:val="21"/>
-        </w:rPr>
-        <w:t>9.3 전파 계획</w:t>
-      </w:r>
-    </w:p>
-    <w:p>
-      <w:pPr>
-        <w:spacing w:after="40"/>
-        <w:ind w:left="720"/>
-      </w:pPr>
-      <w:r>
-        <w:rPr>
-          <w:rFonts w:ascii="Calibri" w:hAnsi="Calibri" w:eastAsia="Malgun Gothic" w:cs="Malgun Gothic"/>
-          <w:sz w:val="21"/>
-        </w:rPr>
-        <w:t>9.4 본 판의 미폐루프 항목(사실대로 열거)</w:t>
-      </w:r>
-    </w:p>
-    <w:p>
-      <w:pPr>
-        <w:spacing w:after="40"/>
-        <w:ind w:left="360"/>
-      </w:pPr>
-      <w:r>
-        <w:rPr>
-          <w:rFonts w:ascii="Calibri" w:hAnsi="Calibri" w:eastAsia="Malgun Gothic" w:cs="Malgun Gothic"/>
-          <w:sz w:val="21"/>
-        </w:rPr>
-        <w:t>10 데이터와 코드 가용성</w:t>
-      </w:r>
-    </w:p>
-    <w:p>
-      <w:pPr>
-        <w:spacing w:after="40"/>
-        <w:ind w:left="720"/>
-      </w:pPr>
-      <w:r>
-        <w:rPr>
-          <w:rFonts w:ascii="Calibri" w:hAnsi="Calibri" w:eastAsia="Malgun Gothic" w:cs="Malgun Gothic"/>
-          <w:sz w:val="21"/>
-        </w:rPr>
-        <w:t>10.1 코드와 재계산 산출물</w:t>
-      </w:r>
-    </w:p>
-    <w:p>
-      <w:pPr>
-        <w:spacing w:after="40"/>
-        <w:ind w:left="720"/>
-      </w:pPr>
-      <w:r>
-        <w:rPr>
-          <w:rFonts w:ascii="Calibri" w:hAnsi="Calibri" w:eastAsia="Malgun Gothic" w:cs="Malgun Gothic"/>
-          <w:sz w:val="21"/>
-        </w:rPr>
-        <w:t>10.2 데이터와 라이선스 의무</w:t>
-      </w:r>
-    </w:p>
-    <w:p>
-      <w:pPr>
-        <w:spacing w:after="40"/>
-        <w:ind w:left="720"/>
-      </w:pPr>
-      <w:r>
-        <w:rPr>
-          <w:rFonts w:ascii="Calibri" w:hAnsi="Calibri" w:eastAsia="Malgun Gothic" w:cs="Malgun Gothic"/>
-          <w:sz w:val="21"/>
-        </w:rPr>
-        <w:t>10.3 아카이브 식별자</w:t>
-      </w:r>
-    </w:p>
-    <w:p>
-      <w:pPr>
-        <w:spacing w:after="40"/>
-        <w:ind w:left="360"/>
-      </w:pPr>
-      <w:r>
-        <w:rPr>
-          <w:rFonts w:ascii="Calibri" w:hAnsi="Calibri" w:eastAsia="Malgun Gothic" w:cs="Malgun Gothic"/>
-          <w:sz w:val="21"/>
-        </w:rPr>
-        <w:t>11 결론</w:t>
-      </w:r>
-    </w:p>
-    <w:p>
-      <w:pPr>
-        <w:spacing w:after="40"/>
-        <w:ind w:left="360"/>
-      </w:pPr>
-      <w:r>
-        <w:rPr>
-          <w:rFonts w:ascii="Calibri" w:hAnsi="Calibri" w:eastAsia="Malgun Gothic" w:cs="Malgun Gothic"/>
-          <w:sz w:val="21"/>
-        </w:rPr>
-        <w:t>부록 A 핵심 수치 속람표</w:t>
-      </w:r>
-    </w:p>
-    <w:p>
-      <w:pPr>
-        <w:spacing w:after="40"/>
-        <w:ind w:left="360"/>
-      </w:pPr>
-      <w:r>
-        <w:rPr>
-          <w:rFonts w:ascii="Calibri" w:hAnsi="Calibri" w:eastAsia="Malgun Gothic" w:cs="Malgun Gothic"/>
-          <w:sz w:val="21"/>
-        </w:rPr>
-        <w:t>부록 B 용어표</w:t>
-      </w:r>
-    </w:p>
-    <w:p/>
-    <w:p>
-      <w:pPr>
-        <w:pStyle w:val="Heading1"/>
-        <w:spacing w:before="200" w:after="80"/>
-      </w:pPr>
-      <w:r>
-        <w:rPr>
-          <w:rFonts w:ascii="Calibri" w:hAnsi="Calibri" w:eastAsia="Malgun Gothic" w:cs="Malgun Gothic"/>
-          <w:sz w:val="32"/>
-        </w:rPr>
-        <w:t>— 측정 측과 정적 측 연구는 완료되었고, 인과 측은 미실행이다</w:t>
-      </w:r>
-    </w:p>
     <w:p>
       <w:pPr>
         <w:spacing w:before="40" w:after="40"/>
@@ -1058,13 +381,27 @@
     </w:p>
     <w:p>
       <w:pPr>
-        <w:pStyle w:val="Heading1"/>
-        <w:spacing w:before="200" w:after="80"/>
+        <w:jc w:val="center"/>
       </w:pPr>
       <w:r>
         <w:rPr>
           <w:rFonts w:ascii="Calibri" w:hAnsi="Calibri" w:eastAsia="Malgun Gothic" w:cs="Malgun Gothic"/>
-          <w:sz w:val="32"/>
+          <w:b/>
+          <w:sz w:val="30"/>
+        </w:rPr>
+        <w:t>목차</w:t>
+      </w:r>
+    </w:p>
+    <w:p/>
+    <w:p>
+      <w:pPr>
+        <w:pStyle w:val="Heading3"/>
+        <w:spacing w:before="120" w:after="80"/>
+      </w:pPr>
+      <w:r>
+        <w:rPr>
+          <w:rFonts w:ascii="Calibri" w:hAnsi="Calibri" w:eastAsia="Malgun Gothic" w:cs="Malgun Gothic"/>
+          <w:sz w:val="24"/>
         </w:rPr>
         <w:t>초록</w:t>
       </w:r>
@@ -1304,13 +641,13 @@
     </w:p>
     <w:p>
       <w:pPr>
-        <w:pStyle w:val="Heading1"/>
-        <w:spacing w:before="200" w:after="80"/>
+        <w:pStyle w:val="Heading3"/>
+        <w:spacing w:before="120" w:after="80"/>
       </w:pPr>
       <w:r>
         <w:rPr>
           <w:rFonts w:ascii="Calibri" w:hAnsi="Calibri" w:eastAsia="Malgun Gothic" w:cs="Malgun Gothic"/>
-          <w:sz w:val="32"/>
+          <w:sz w:val="24"/>
         </w:rPr>
         <w:t>1 보고서 설명</w:t>
       </w:r>
@@ -1337,13 +674,13 @@
     </w:p>
     <w:p>
       <w:pPr>
-        <w:pStyle w:val="Heading2"/>
+        <w:pStyle w:val="Heading4"/>
         <w:spacing w:before="120" w:after="80"/>
       </w:pPr>
       <w:r>
         <w:rPr>
           <w:rFonts w:ascii="Calibri" w:hAnsi="Calibri" w:eastAsia="Malgun Gothic" w:cs="Malgun Gothic"/>
-          <w:sz w:val="27"/>
+          <w:sz w:val="22"/>
         </w:rPr>
         <w:t>1.1 범위와 경계</w:t>
       </w:r>
@@ -1377,13 +714,13 @@
     </w:p>
     <w:p>
       <w:pPr>
-        <w:pStyle w:val="Heading2"/>
+        <w:pStyle w:val="Heading4"/>
         <w:spacing w:before="120" w:after="80"/>
       </w:pPr>
       <w:r>
         <w:rPr>
           <w:rFonts w:ascii="Calibri" w:hAnsi="Calibri" w:eastAsia="Malgun Gothic" w:cs="Malgun Gothic"/>
-          <w:sz w:val="27"/>
+          <w:sz w:val="22"/>
         </w:rPr>
         <w:t>1.2 수치 산출 기준과 증거 등급</w:t>
       </w:r>
@@ -1492,13 +829,13 @@
     </w:p>
     <w:p>
       <w:pPr>
-        <w:pStyle w:val="Heading2"/>
+        <w:pStyle w:val="Heading4"/>
         <w:spacing w:before="120" w:after="80"/>
       </w:pPr>
       <w:r>
         <w:rPr>
           <w:rFonts w:ascii="Calibri" w:hAnsi="Calibri" w:eastAsia="Malgun Gothic" w:cs="Malgun Gothic"/>
-          <w:sz w:val="27"/>
+          <w:sz w:val="22"/>
         </w:rPr>
         <w:t>1.3 재계산 총 진입점</w:t>
       </w:r>
@@ -1935,13 +1272,13 @@
     </w:p>
     <w:p>
       <w:pPr>
-        <w:pStyle w:val="Heading1"/>
-        <w:spacing w:before="200" w:after="80"/>
+        <w:pStyle w:val="Heading3"/>
+        <w:spacing w:before="120" w:after="80"/>
       </w:pPr>
       <w:r>
         <w:rPr>
           <w:rFonts w:ascii="Calibri" w:hAnsi="Calibri" w:eastAsia="Malgun Gothic" w:cs="Malgun Gothic"/>
-          <w:sz w:val="32"/>
+          <w:sz w:val="24"/>
         </w:rPr>
         <w:t>2 연구 의존 시스템 구축 진척</w:t>
       </w:r>
@@ -1968,13 +1305,13 @@
     </w:p>
     <w:p>
       <w:pPr>
-        <w:pStyle w:val="Heading2"/>
+        <w:pStyle w:val="Heading4"/>
         <w:spacing w:before="120" w:after="80"/>
       </w:pPr>
       <w:r>
         <w:rPr>
           <w:rFonts w:ascii="Calibri" w:hAnsi="Calibri" w:eastAsia="Malgun Gothic" w:cs="Malgun Gothic"/>
-          <w:sz w:val="27"/>
+          <w:sz w:val="22"/>
         </w:rPr>
         <w:t>2.1 시스템 규모 기준선</w:t>
       </w:r>
@@ -2938,13 +2275,13 @@
     </w:p>
     <w:p>
       <w:pPr>
-        <w:pStyle w:val="Heading2"/>
+        <w:pStyle w:val="Heading4"/>
         <w:spacing w:before="120" w:after="80"/>
       </w:pPr>
       <w:r>
         <w:rPr>
           <w:rFonts w:ascii="Calibri" w:hAnsi="Calibri" w:eastAsia="Malgun Gothic" w:cs="Malgun Gothic"/>
-          <w:sz w:val="27"/>
+          <w:sz w:val="22"/>
         </w:rPr>
         <w:t>2.2 수치 정직성 게이트</w:t>
       </w:r>
@@ -3918,13 +3255,13 @@
     </w:p>
     <w:p>
       <w:pPr>
-        <w:pStyle w:val="Heading2"/>
+        <w:pStyle w:val="Heading4"/>
         <w:spacing w:before="120" w:after="80"/>
       </w:pPr>
       <w:r>
         <w:rPr>
           <w:rFonts w:ascii="Calibri" w:hAnsi="Calibri" w:eastAsia="Malgun Gothic" w:cs="Malgun Gothic"/>
-          <w:sz w:val="27"/>
+          <w:sz w:val="22"/>
         </w:rPr>
         <w:t>2.3 측정 계층 구축</w:t>
       </w:r>
@@ -4352,13 +3689,13 @@
     </w:p>
     <w:p>
       <w:pPr>
-        <w:pStyle w:val="Heading1"/>
-        <w:spacing w:before="200" w:after="80"/>
+        <w:pStyle w:val="Heading3"/>
+        <w:spacing w:before="120" w:after="80"/>
       </w:pPr>
       <w:r>
         <w:rPr>
           <w:rFonts w:ascii="Calibri" w:hAnsi="Calibri" w:eastAsia="Malgun Gothic" w:cs="Malgun Gothic"/>
-          <w:sz w:val="32"/>
+          <w:sz w:val="24"/>
         </w:rPr>
         <w:t>3 논문 1: 난이도 양상의 공약성</w:t>
       </w:r>
@@ -4385,13 +3722,13 @@
     </w:p>
     <w:p>
       <w:pPr>
-        <w:pStyle w:val="Heading2"/>
+        <w:pStyle w:val="Heading4"/>
         <w:spacing w:before="120" w:after="80"/>
       </w:pPr>
       <w:r>
         <w:rPr>
           <w:rFonts w:ascii="Calibri" w:hAnsi="Calibri" w:eastAsia="Malgun Gothic" w:cs="Malgun Gothic"/>
-          <w:sz w:val="27"/>
+          <w:sz w:val="22"/>
         </w:rPr>
         <w:t>3.1 불안정성 명제의 검정</w:t>
       </w:r>
@@ -4752,13 +4089,13 @@
     </w:p>
     <w:p>
       <w:pPr>
-        <w:pStyle w:val="Heading2"/>
+        <w:pStyle w:val="Heading4"/>
         <w:spacing w:before="120" w:after="80"/>
       </w:pPr>
       <w:r>
         <w:rPr>
           <w:rFonts w:ascii="Calibri" w:hAnsi="Calibri" w:eastAsia="Malgun Gothic" w:cs="Malgun Gothic"/>
-          <w:sz w:val="27"/>
+          <w:sz w:val="22"/>
         </w:rPr>
         <w:t>3.2 다중 신호 융합의 이득과 그 판정기준</w:t>
       </w:r>
@@ -4994,13 +4331,13 @@
     </w:p>
     <w:p>
       <w:pPr>
-        <w:pStyle w:val="Heading2"/>
+        <w:pStyle w:val="Heading4"/>
         <w:spacing w:before="120" w:after="80"/>
       </w:pPr>
       <w:r>
         <w:rPr>
           <w:rFonts w:ascii="Calibri" w:hAnsi="Calibri" w:eastAsia="Malgun Gothic" w:cs="Malgun Gothic"/>
-          <w:sz w:val="27"/>
+          <w:sz w:val="22"/>
         </w:rPr>
         <w:t>3.3 판정기준 전환 후 결론 반전(본 보고서에서 가장 중요한 부정적 결과)</w:t>
       </w:r>
@@ -5313,13 +4650,13 @@
     </w:p>
     <w:p>
       <w:pPr>
-        <w:pStyle w:val="Heading2"/>
+        <w:pStyle w:val="Heading4"/>
         <w:spacing w:before="120" w:after="80"/>
       </w:pPr>
       <w:r>
         <w:rPr>
           <w:rFonts w:ascii="Calibri" w:hAnsi="Calibri" w:eastAsia="Malgun Gothic" w:cs="Malgun Gothic"/>
-          <w:sz w:val="27"/>
+          <w:sz w:val="22"/>
         </w:rPr>
         <w:t>3.4 방향성 오류의 특정과 표본 크기 적응적 수축</w:t>
       </w:r>
@@ -5433,13 +4770,13 @@
     </w:p>
     <w:p>
       <w:pPr>
-        <w:pStyle w:val="Heading2"/>
+        <w:pStyle w:val="Heading4"/>
         <w:spacing w:before="120" w:after="80"/>
       </w:pPr>
       <w:r>
         <w:rPr>
           <w:rFonts w:ascii="Calibri" w:hAnsi="Calibri" w:eastAsia="Malgun Gothic" w:cs="Malgun Gothic"/>
-          <w:sz w:val="27"/>
+          <w:sz w:val="22"/>
         </w:rPr>
         <w:t>3.5 추정기 최적화: "제거"에서 "부호 교정"으로</w:t>
       </w:r>
@@ -5788,13 +5125,13 @@
     </w:p>
     <w:p>
       <w:pPr>
-        <w:pStyle w:val="Heading2"/>
+        <w:pStyle w:val="Heading4"/>
         <w:spacing w:before="120" w:after="80"/>
       </w:pPr>
       <w:r>
         <w:rPr>
           <w:rFonts w:ascii="Calibri" w:hAnsi="Calibri" w:eastAsia="Malgun Gothic" w:cs="Malgun Gothic"/>
-          <w:sz w:val="27"/>
+          <w:sz w:val="22"/>
         </w:rPr>
         <w:t>3.6 난이도 대리로서의 지식 트리 구조에 관한 부정적 결과</w:t>
       </w:r>
@@ -5843,13 +5180,13 @@
     </w:p>
     <w:p>
       <w:pPr>
-        <w:pStyle w:val="Heading2"/>
+        <w:pStyle w:val="Heading4"/>
         <w:spacing w:before="120" w:after="80"/>
       </w:pPr>
       <w:r>
         <w:rPr>
           <w:rFonts w:ascii="Calibri" w:hAnsi="Calibri" w:eastAsia="Malgun Gothic" w:cs="Malgun Gothic"/>
-          <w:sz w:val="27"/>
+          <w:sz w:val="22"/>
         </w:rPr>
         <w:t>3.7 최적 오류율의 기술적 증거와 인과 식별의 미완</w:t>
       </w:r>
@@ -6773,13 +6110,13 @@
     </w:p>
     <w:p>
       <w:pPr>
-        <w:pStyle w:val="Heading1"/>
-        <w:spacing w:before="200" w:after="80"/>
+        <w:pStyle w:val="Heading3"/>
+        <w:spacing w:before="120" w:after="80"/>
       </w:pPr>
       <w:r>
         <w:rPr>
           <w:rFonts w:ascii="Calibri" w:hAnsi="Calibri" w:eastAsia="Malgun Gothic" w:cs="Malgun Gothic"/>
-          <w:sz w:val="32"/>
+          <w:sz w:val="24"/>
         </w:rPr>
         <w:t>4 논문 2: 다중 개입 병존 학습 시스템의 충돌 구조 감사</w:t>
       </w:r>
@@ -6806,13 +6143,13 @@
     </w:p>
     <w:p>
       <w:pPr>
-        <w:pStyle w:val="Heading2"/>
+        <w:pStyle w:val="Heading4"/>
         <w:spacing w:before="120" w:after="80"/>
       </w:pPr>
       <w:r>
         <w:rPr>
           <w:rFonts w:ascii="Calibri" w:hAnsi="Calibri" w:eastAsia="Malgun Gothic" w:cs="Malgun Gothic"/>
-          <w:sz w:val="27"/>
+          <w:sz w:val="22"/>
         </w:rPr>
         <w:t>4.1 감사 방법과 판정 기준</w:t>
       </w:r>
@@ -7136,13 +6473,13 @@
     </w:p>
     <w:p>
       <w:pPr>
-        <w:pStyle w:val="Heading2"/>
+        <w:pStyle w:val="Heading4"/>
         <w:spacing w:before="120" w:after="80"/>
       </w:pPr>
       <w:r>
         <w:rPr>
           <w:rFonts w:ascii="Calibri" w:hAnsi="Calibri" w:eastAsia="Malgun Gothic" w:cs="Malgun Gothic"/>
-          <w:sz w:val="27"/>
+          <w:sz w:val="22"/>
         </w:rPr>
         <w:t>4.2 네 가지 실측 결과</w:t>
       </w:r>
@@ -7998,13 +7335,13 @@
     </w:p>
     <w:p>
       <w:pPr>
-        <w:pStyle w:val="Heading2"/>
+        <w:pStyle w:val="Heading4"/>
         <w:spacing w:before="120" w:after="80"/>
       </w:pPr>
       <w:r>
         <w:rPr>
           <w:rFonts w:ascii="Calibri" w:hAnsi="Calibri" w:eastAsia="Malgun Gothic" w:cs="Malgun Gothic"/>
-          <w:sz w:val="27"/>
+          <w:sz w:val="22"/>
         </w:rPr>
         <w:t>4.3 주선 결론과 감사 방법의 자기 보고</w:t>
       </w:r>
@@ -8538,13 +7875,13 @@
     </w:p>
     <w:p>
       <w:pPr>
-        <w:pStyle w:val="Heading1"/>
-        <w:spacing w:before="200" w:after="80"/>
+        <w:pStyle w:val="Heading3"/>
+        <w:spacing w:before="120" w:after="80"/>
       </w:pPr>
       <w:r>
         <w:rPr>
           <w:rFonts w:ascii="Calibri" w:hAnsi="Calibri" w:eastAsia="Malgun Gothic" w:cs="Malgun Gothic"/>
-          <w:sz w:val="32"/>
+          <w:sz w:val="24"/>
         </w:rPr>
         <w:t>5 논문 3: 유순 난이도 의사결정과 대규모 언어모델 난이도 사전확률의 신뢰성 경계</w:t>
       </w:r>
@@ -8571,13 +7908,13 @@
     </w:p>
     <w:p>
       <w:pPr>
-        <w:pStyle w:val="Heading2"/>
+        <w:pStyle w:val="Heading4"/>
         <w:spacing w:before="120" w:after="80"/>
       </w:pPr>
       <w:r>
         <w:rPr>
           <w:rFonts w:ascii="Calibri" w:hAnsi="Calibri" w:eastAsia="Malgun Gothic" w:cs="Malgun Gothic"/>
-          <w:sz w:val="27"/>
+          <w:sz w:val="22"/>
         </w:rPr>
         <w:t>5.1 유순 행동 공간의 실증적 기초</w:t>
       </w:r>
@@ -8840,13 +8177,13 @@
     </w:p>
     <w:p>
       <w:pPr>
-        <w:pStyle w:val="Heading2"/>
+        <w:pStyle w:val="Heading4"/>
         <w:spacing w:before="120" w:after="80"/>
       </w:pPr>
       <w:r>
         <w:rPr>
           <w:rFonts w:ascii="Calibri" w:hAnsi="Calibri" w:eastAsia="Malgun Gothic" w:cs="Malgun Gothic"/>
-          <w:sz w:val="27"/>
+          <w:sz w:val="22"/>
         </w:rPr>
         <w:t>5.2 실제 팔에서의 전략 비교(보상 = 즉시 성공률): 예비 관찰이며 결론을 구성하지 않는다</w:t>
       </w:r>
@@ -9303,13 +8640,13 @@
     </w:p>
     <w:p>
       <w:pPr>
-        <w:pStyle w:val="Heading2"/>
+        <w:pStyle w:val="Heading4"/>
         <w:spacing w:before="120" w:after="80"/>
       </w:pPr>
       <w:r>
         <w:rPr>
           <w:rFonts w:ascii="Calibri" w:hAnsi="Calibri" w:eastAsia="Malgun Gothic" w:cs="Malgun Gothic"/>
-          <w:sz w:val="27"/>
+          <w:sz w:val="22"/>
         </w:rPr>
         <w:t>5.3 단일 모델의 난이도 사전확률 신뢰성 경계</w:t>
       </w:r>
@@ -9965,13 +9302,13 @@
     </w:p>
     <w:p>
       <w:pPr>
-        <w:pStyle w:val="Heading2"/>
+        <w:pStyle w:val="Heading4"/>
         <w:spacing w:before="120" w:after="80"/>
       </w:pPr>
       <w:r>
         <w:rPr>
           <w:rFonts w:ascii="Calibri" w:hAnsi="Calibri" w:eastAsia="Malgun Gothic" w:cs="Malgun Gothic"/>
-          <w:sz w:val="27"/>
+          <w:sz w:val="22"/>
         </w:rPr>
         <w:t>5.4 프로토콜 감사: 가용성 등급, 엔지니어링 교훈, 그리고 방법론 정정 한 건</w:t>
       </w:r>
@@ -11099,13 +10436,13 @@
     </w:p>
     <w:p>
       <w:pPr>
-        <w:pStyle w:val="Heading2"/>
+        <w:pStyle w:val="Heading4"/>
         <w:spacing w:before="120" w:after="80"/>
       </w:pPr>
       <w:r>
         <w:rPr>
           <w:rFonts w:ascii="Calibri" w:hAnsi="Calibri" w:eastAsia="Malgun Gothic" w:cs="Malgun Gothic"/>
-          <w:sz w:val="27"/>
+          <w:sz w:val="22"/>
         </w:rPr>
         <w:t>5.5 하나의 역방향 경계</w:t>
       </w:r>
@@ -11132,13 +10469,13 @@
     </w:p>
     <w:p>
       <w:pPr>
-        <w:pStyle w:val="Heading2"/>
+        <w:pStyle w:val="Heading4"/>
         <w:spacing w:before="120" w:after="80"/>
       </w:pPr>
       <w:r>
         <w:rPr>
           <w:rFonts w:ascii="Calibri" w:hAnsi="Calibri" w:eastAsia="Malgun Gothic" w:cs="Malgun Gothic"/>
-          <w:sz w:val="27"/>
+          <w:sz w:val="22"/>
         </w:rPr>
         <w:t>5.6 논문 4: 신도 구조화 결합 난이도 추정(심의 §4.4에 따라 방법 논의 초안으로 강등, 독립 투고하지 않음)</w:t>
       </w:r>
@@ -11507,13 +10844,13 @@
     </w:p>
     <w:p>
       <w:pPr>
-        <w:pStyle w:val="Heading1"/>
-        <w:spacing w:before="200" w:after="80"/>
+        <w:pStyle w:val="Heading3"/>
+        <w:spacing w:before="120" w:after="80"/>
       </w:pPr>
       <w:r>
         <w:rPr>
           <w:rFonts w:ascii="Calibri" w:hAnsi="Calibri" w:eastAsia="Malgun Gothic" w:cs="Malgun Gothic"/>
-          <w:sz w:val="32"/>
+          <w:sz w:val="24"/>
         </w:rPr>
         <w:t>6 알고리즘 최적화 체인 총괄(O1–O12)</w:t>
       </w:r>
@@ -12377,13 +11714,13 @@
     </w:p>
     <w:p>
       <w:pPr>
-        <w:pStyle w:val="Heading1"/>
-        <w:spacing w:before="200" w:after="80"/>
+        <w:pStyle w:val="Heading3"/>
+        <w:spacing w:before="120" w:after="80"/>
       </w:pPr>
       <w:r>
         <w:rPr>
           <w:rFonts w:ascii="Calibri" w:hAnsi="Calibri" w:eastAsia="Malgun Gothic" w:cs="Malgun Gothic"/>
-          <w:sz w:val="32"/>
+          <w:sz w:val="24"/>
         </w:rPr>
         <w:t>7 엔지니어링 구현 반영</w:t>
       </w:r>
@@ -12410,13 +11747,13 @@
     </w:p>
     <w:p>
       <w:pPr>
-        <w:pStyle w:val="Heading2"/>
+        <w:pStyle w:val="Heading4"/>
         <w:spacing w:before="120" w:after="80"/>
       </w:pPr>
       <w:r>
         <w:rPr>
           <w:rFonts w:ascii="Calibri" w:hAnsi="Calibri" w:eastAsia="Malgun Gothic" w:cs="Malgun Gothic"/>
-          <w:sz w:val="27"/>
+          <w:sz w:val="22"/>
         </w:rPr>
         <w:t>7.1 반영된 변경</w:t>
       </w:r>
@@ -12754,13 +12091,13 @@
     </w:p>
     <w:p>
       <w:pPr>
-        <w:pStyle w:val="Heading2"/>
+        <w:pStyle w:val="Heading4"/>
         <w:spacing w:before="120" w:after="80"/>
       </w:pPr>
       <w:r>
         <w:rPr>
           <w:rFonts w:ascii="Calibri" w:hAnsi="Calibri" w:eastAsia="Malgun Gothic" w:cs="Malgun Gothic"/>
-          <w:sz w:val="27"/>
+          <w:sz w:val="22"/>
         </w:rPr>
         <w:t>7.2 보고 기간 내 회귀 검증</w:t>
       </w:r>
@@ -13014,13 +12351,13 @@
     </w:p>
     <w:p>
       <w:pPr>
-        <w:pStyle w:val="Heading1"/>
-        <w:spacing w:before="200" w:after="80"/>
+        <w:pStyle w:val="Heading3"/>
+        <w:spacing w:before="120" w:after="80"/>
       </w:pPr>
       <w:r>
         <w:rPr>
           <w:rFonts w:ascii="Calibri" w:hAnsi="Calibri" w:eastAsia="Malgun Gothic" w:cs="Malgun Gothic"/>
-          <w:sz w:val="32"/>
+          <w:sz w:val="24"/>
         </w:rPr>
         <w:t>8 부정적 결과와 정직한 격차 목록</w:t>
       </w:r>
@@ -13047,13 +12384,13 @@
     </w:p>
     <w:p>
       <w:pPr>
-        <w:pStyle w:val="Heading2"/>
+        <w:pStyle w:val="Heading4"/>
         <w:spacing w:before="120" w:after="80"/>
       </w:pPr>
       <w:r>
         <w:rPr>
           <w:rFonts w:ascii="Calibri" w:hAnsi="Calibri" w:eastAsia="Malgun Gothic" w:cs="Malgun Gothic"/>
-          <w:sz w:val="27"/>
+          <w:sz w:val="22"/>
         </w:rPr>
         <w:t>8.1 부정적 결론 목록</w:t>
       </w:r>
@@ -14031,13 +13368,13 @@
     <w:p/>
     <w:p>
       <w:pPr>
-        <w:pStyle w:val="Heading2"/>
+        <w:pStyle w:val="Heading4"/>
         <w:spacing w:before="120" w:after="80"/>
       </w:pPr>
       <w:r>
         <w:rPr>
           <w:rFonts w:ascii="Calibri" w:hAnsi="Calibri" w:eastAsia="Malgun Gothic" w:cs="Malgun Gothic"/>
-          <w:sz w:val="27"/>
+          <w:sz w:val="22"/>
         </w:rPr>
         <w:t>8.2 미실행 항목(정직한 격차)</w:t>
       </w:r>
@@ -14884,13 +14221,13 @@
     <w:p/>
     <w:p>
       <w:pPr>
-        <w:pStyle w:val="Heading2"/>
+        <w:pStyle w:val="Heading4"/>
         <w:spacing w:before="120" w:after="80"/>
       </w:pPr>
       <w:r>
         <w:rPr>
           <w:rFonts w:ascii="Calibri" w:hAnsi="Calibri" w:eastAsia="Malgun Gothic" w:cs="Malgun Gothic"/>
-          <w:sz w:val="27"/>
+          <w:sz w:val="22"/>
         </w:rPr>
         <w:t>8.3 산출 기준 정정 흔적</w:t>
       </w:r>
@@ -15328,13 +14665,13 @@
     </w:p>
     <w:p>
       <w:pPr>
-        <w:pStyle w:val="Heading2"/>
+        <w:pStyle w:val="Heading4"/>
         <w:spacing w:before="120" w:after="80"/>
       </w:pPr>
       <w:r>
         <w:rPr>
           <w:rFonts w:ascii="Calibri" w:hAnsi="Calibri" w:eastAsia="Malgun Gothic" w:cs="Malgun Gothic"/>
-          <w:sz w:val="27"/>
+          <w:sz w:val="22"/>
         </w:rPr>
         <w:t>8.4 v1.1 정정표(심사의견 제4절 대응)</w:t>
       </w:r>
@@ -16244,13 +15581,13 @@
     </w:p>
     <w:p>
       <w:pPr>
-        <w:pStyle w:val="Heading1"/>
-        <w:spacing w:before="200" w:after="80"/>
+        <w:pStyle w:val="Heading3"/>
+        <w:spacing w:before="120" w:after="80"/>
       </w:pPr>
       <w:r>
         <w:rPr>
           <w:rFonts w:ascii="Calibri" w:hAnsi="Calibri" w:eastAsia="Malgun Gothic" w:cs="Malgun Gothic"/>
-          <w:sz w:val="32"/>
+          <w:sz w:val="24"/>
         </w:rPr>
         <w:t>9 미완료 사항과 다음 단계 계획</w:t>
       </w:r>
@@ -16277,13 +15614,13 @@
     </w:p>
     <w:p>
       <w:pPr>
-        <w:pStyle w:val="Heading2"/>
+        <w:pStyle w:val="Heading4"/>
         <w:spacing w:before="120" w:after="80"/>
       </w:pPr>
       <w:r>
         <w:rPr>
           <w:rFonts w:ascii="Calibri" w:hAnsi="Calibri" w:eastAsia="Malgun Gothic" w:cs="Malgun Gothic"/>
-          <w:sz w:val="27"/>
+          <w:sz w:val="22"/>
         </w:rPr>
         <w:t>9.1 2단계: 인과 측과 인간 피험자</w:t>
       </w:r>
@@ -16374,13 +15711,13 @@
     </w:p>
     <w:p>
       <w:pPr>
-        <w:pStyle w:val="Heading2"/>
+        <w:pStyle w:val="Heading4"/>
         <w:spacing w:before="120" w:after="80"/>
       </w:pPr>
       <w:r>
         <w:rPr>
           <w:rFonts w:ascii="Calibri" w:hAnsi="Calibri" w:eastAsia="Malgun Gothic" w:cs="Malgun Gothic"/>
-          <w:sz w:val="27"/>
+          <w:sz w:val="22"/>
         </w:rPr>
         <w:t>9.2 3단계: 학위논문 통합</w:t>
       </w:r>
@@ -16399,13 +15736,13 @@
     </w:p>
     <w:p>
       <w:pPr>
-        <w:pStyle w:val="Heading2"/>
+        <w:pStyle w:val="Heading4"/>
         <w:spacing w:before="120" w:after="80"/>
       </w:pPr>
       <w:r>
         <w:rPr>
           <w:rFonts w:ascii="Calibri" w:hAnsi="Calibri" w:eastAsia="Malgun Gothic" w:cs="Malgun Gothic"/>
-          <w:sz w:val="27"/>
+          <w:sz w:val="22"/>
         </w:rPr>
         <w:t>9.3 전파 계획</w:t>
       </w:r>
@@ -16664,13 +16001,13 @@
     </w:p>
     <w:p>
       <w:pPr>
-        <w:pStyle w:val="Heading2"/>
+        <w:pStyle w:val="Heading4"/>
         <w:spacing w:before="120" w:after="80"/>
       </w:pPr>
       <w:r>
         <w:rPr>
           <w:rFonts w:ascii="Calibri" w:hAnsi="Calibri" w:eastAsia="Malgun Gothic" w:cs="Malgun Gothic"/>
-          <w:sz w:val="27"/>
+          <w:sz w:val="22"/>
         </w:rPr>
         <w:t>9.4 본 판의 미폐루프 항목(사실대로 열거)</w:t>
       </w:r>
@@ -17223,13 +16560,13 @@
     </w:p>
     <w:p>
       <w:pPr>
-        <w:pStyle w:val="Heading1"/>
-        <w:spacing w:before="200" w:after="80"/>
+        <w:pStyle w:val="Heading3"/>
+        <w:spacing w:before="120" w:after="80"/>
       </w:pPr>
       <w:r>
         <w:rPr>
           <w:rFonts w:ascii="Calibri" w:hAnsi="Calibri" w:eastAsia="Malgun Gothic" w:cs="Malgun Gothic"/>
-          <w:sz w:val="32"/>
+          <w:sz w:val="24"/>
         </w:rPr>
         <w:t>10 데이터와 코드 가용성</w:t>
       </w:r>
@@ -17256,13 +16593,13 @@
     </w:p>
     <w:p>
       <w:pPr>
-        <w:pStyle w:val="Heading2"/>
+        <w:pStyle w:val="Heading4"/>
         <w:spacing w:before="120" w:after="80"/>
       </w:pPr>
       <w:r>
         <w:rPr>
           <w:rFonts w:ascii="Calibri" w:hAnsi="Calibri" w:eastAsia="Malgun Gothic" w:cs="Malgun Gothic"/>
-          <w:sz w:val="27"/>
+          <w:sz w:val="22"/>
         </w:rPr>
         <w:t>10.1 코드와 재계산 산출물</w:t>
       </w:r>
@@ -17309,13 +16646,13 @@
     </w:p>
     <w:p>
       <w:pPr>
-        <w:pStyle w:val="Heading2"/>
+        <w:pStyle w:val="Heading4"/>
         <w:spacing w:before="120" w:after="80"/>
       </w:pPr>
       <w:r>
         <w:rPr>
           <w:rFonts w:ascii="Calibri" w:hAnsi="Calibri" w:eastAsia="Malgun Gothic" w:cs="Malgun Gothic"/>
-          <w:sz w:val="27"/>
+          <w:sz w:val="22"/>
         </w:rPr>
         <w:t>10.2 데이터와 라이선스 의무</w:t>
       </w:r>
@@ -17694,13 +17031,13 @@
     </w:p>
     <w:p>
       <w:pPr>
-        <w:pStyle w:val="Heading2"/>
+        <w:pStyle w:val="Heading4"/>
         <w:spacing w:before="120" w:after="80"/>
       </w:pPr>
       <w:r>
         <w:rPr>
           <w:rFonts w:ascii="Calibri" w:hAnsi="Calibri" w:eastAsia="Malgun Gothic" w:cs="Malgun Gothic"/>
-          <w:sz w:val="27"/>
+          <w:sz w:val="22"/>
         </w:rPr>
         <w:t>10.3 아카이브 식별자</w:t>
       </w:r>
@@ -17914,13 +17251,13 @@
     </w:p>
     <w:p>
       <w:pPr>
-        <w:pStyle w:val="Heading1"/>
-        <w:spacing w:before="200" w:after="80"/>
+        <w:pStyle w:val="Heading3"/>
+        <w:spacing w:before="120" w:after="80"/>
       </w:pPr>
       <w:r>
         <w:rPr>
           <w:rFonts w:ascii="Calibri" w:hAnsi="Calibri" w:eastAsia="Malgun Gothic" w:cs="Malgun Gothic"/>
-          <w:sz w:val="32"/>
+          <w:sz w:val="24"/>
         </w:rPr>
         <w:t>11 결론</w:t>
       </w:r>
@@ -18317,13 +17654,13 @@
     </w:p>
     <w:p>
       <w:pPr>
-        <w:pStyle w:val="Heading1"/>
-        <w:spacing w:before="200" w:after="80"/>
+        <w:pStyle w:val="Heading3"/>
+        <w:spacing w:before="120" w:after="80"/>
       </w:pPr>
       <w:r>
         <w:rPr>
           <w:rFonts w:ascii="Calibri" w:hAnsi="Calibri" w:eastAsia="Malgun Gothic" w:cs="Malgun Gothic"/>
-          <w:sz w:val="32"/>
+          <w:sz w:val="24"/>
         </w:rPr>
         <w:t>부록 A 핵심 수치 속람표</w:t>
       </w:r>
@@ -19237,13 +18574,13 @@
     <w:p/>
     <w:p>
       <w:pPr>
-        <w:pStyle w:val="Heading1"/>
-        <w:spacing w:before="200" w:after="80"/>
+        <w:pStyle w:val="Heading3"/>
+        <w:spacing w:before="120" w:after="80"/>
       </w:pPr>
       <w:r>
         <w:rPr>
           <w:rFonts w:ascii="Calibri" w:hAnsi="Calibri" w:eastAsia="Malgun Gothic" w:cs="Malgun Gothic"/>
-          <w:sz w:val="32"/>
+          <w:sz w:val="24"/>
         </w:rPr>
         <w:t>부록 B 용어표</w:t>
       </w:r>
@@ -19710,6 +19047,14 @@
       </w:tr>
     </w:tbl>
     <w:p/>
+    <w:p>
+      <w:pPr>
+        <w:pBdr>
+          <w:bottom w:val="single" w:sz="6" w:space="1" w:color="999999"/>
+        </w:pBdr>
+        <w:spacing w:after="40"/>
+      </w:pPr>
+    </w:p>
     <w:sectPr>
       <w:pgSz w:w="16840" w:h="23820"/>
       <w:pgMar w:top="1440" w:right="1800" w:bottom="1440" w:left="1800" w:header="720" w:footer="720" w:gutter="0"/>

--- a/docs/研究报告_韩文版.docx
+++ b/docs/研究报告_韩文版.docx
@@ -105,7 +105,7 @@
           <w:color w:val="555555"/>
           <w:sz w:val="19"/>
         </w:rPr>
-        <w:t>docs/LearnFlow_研究设计与审阅档案.md（§1 权威事实基线与写作体例）</w:t>
+        <w:t>`LearnFlow_研究设计与审阅档案.md</w:t>
       </w:r>
       <w:r>
         <w:rPr>
@@ -114,7 +114,7 @@
           <w:color w:val="555555"/>
           <w:sz w:val="19"/>
         </w:rPr>
-        <w:t xml:space="preserve">를 참조한다.  </w:t>
+        <w:t>（</w:t>
       </w:r>
       <w:r>
         <w:rPr>
@@ -124,7 +124,7 @@
           <w:color w:val="555555"/>
           <w:sz w:val="19"/>
         </w:rPr>
-        <w:t>⚠ 시점 통일(심사의견 2.1, 2026-09-29).</w:t>
+        <w:t>其内容即本档第七部</w:t>
       </w:r>
       <w:r>
         <w:rPr>
@@ -133,7 +133,7 @@
           <w:color w:val="555555"/>
           <w:sz w:val="19"/>
         </w:rPr>
-        <w:t xml:space="preserve"> 본 보고서와 계획서는 9월 22~23일 상태에 머물러 있는데, 원고와 저장소는 이미 9월 29일(HEAD </w:t>
+        <w:t>，本档为二者的合并产物）（§1 权威事实基线与写作体例）</w:t>
       </w:r>
       <w:r>
         <w:rPr>
@@ -142,7 +142,7 @@
           <w:color w:val="555555"/>
           <w:sz w:val="19"/>
         </w:rPr>
-        <w:t>b41a76a</w:t>
+        <w:t xml:space="preserve">를 참조한다.  **⚠ 시점 통일(심사의견 2.1, 2026-09-29).** 본 보고서와 계획서는 9월 22~23일 상태에 머물러 있는데, 원고와 저장소는 이미 9월 29일(HEAD </w:t>
       </w:r>
       <w:r>
         <w:rPr>
@@ -151,45 +151,7 @@
           <w:color w:val="555555"/>
           <w:sz w:val="19"/>
         </w:rPr>
-        <w:t xml:space="preserve">)이다. 10월 20일 제출물은 </w:t>
-      </w:r>
-      <w:r>
-        <w:rPr>
-          <w:rFonts w:ascii="Calibri" w:hAnsi="Calibri" w:eastAsia="Malgun Gothic" w:cs="Malgun Gothic"/>
-          <w:b/>
-          <w:i/>
-          <w:color w:val="555555"/>
-          <w:sz w:val="19"/>
-        </w:rPr>
-        <w:t>모두 동일한 git tag(예: `v1.1-submit`)를 기준으로</w:t>
-      </w:r>
-      <w:r>
-        <w:rPr>
-          <w:rFonts w:ascii="Calibri" w:hAnsi="Calibri" w:eastAsia="Malgun Gothic" w:cs="Malgun Gothic"/>
-          <w:i/>
-          <w:color w:val="555555"/>
-          <w:sz w:val="19"/>
-        </w:rPr>
-        <w:t xml:space="preserve"> 작성되어야 하며, 그 tag 이후의 작업은 제출물에 들어가지 않는다. </w:t>
-      </w:r>
-      <w:r>
-        <w:rPr>
-          <w:rFonts w:ascii="Calibri" w:hAnsi="Calibri" w:eastAsia="Malgun Gothic" w:cs="Malgun Gothic"/>
-          <w:b/>
-          <w:i/>
-          <w:color w:val="555555"/>
-          <w:sz w:val="19"/>
-        </w:rPr>
-        <w:t>해당 tag는 아직 생성되지 않았다</w:t>
-      </w:r>
-      <w:r>
-        <w:rPr>
-          <w:rFonts w:ascii="Calibri" w:hAnsi="Calibri" w:eastAsia="Malgun Gothic" w:cs="Malgun Gothic"/>
-          <w:i/>
-          <w:color w:val="555555"/>
-          <w:sz w:val="19"/>
-        </w:rPr>
-        <w:t xml:space="preserve">(본 작업 복사본에는 </w:t>
+        <w:t>b41a76a</w:t>
       </w:r>
       <w:r>
         <w:rPr>
@@ -198,7 +160,7 @@
           <w:color w:val="555555"/>
           <w:sz w:val="19"/>
         </w:rPr>
-        <w:t>.git</w:t>
+        <w:t xml:space="preserve">)이다. 10월 20일 제출물은 **모두 동일한 git tag(예: </w:t>
       </w:r>
       <w:r>
         <w:rPr>
@@ -207,83 +169,7 @@
           <w:color w:val="555555"/>
           <w:sz w:val="19"/>
         </w:rPr>
-        <w:t xml:space="preserve">이 없다). </w:t>
-      </w:r>
-      <w:r>
-        <w:rPr>
-          <w:rFonts w:ascii="Calibri" w:hAnsi="Calibri" w:eastAsia="Malgun Gothic" w:cs="Malgun Gothic"/>
-          <w:b/>
-          <w:i/>
-          <w:color w:val="555555"/>
-          <w:sz w:val="19"/>
-        </w:rPr>
-        <w:t>따라서 이곳의 기준선은占位(placeholder) 형태로 남겨 두며, tag 생성 후 실제 tag 이름과 commit 해시로 교체한다.</w:t>
-      </w:r>
-      <w:r>
-        <w:rPr>
-          <w:rFonts w:ascii="Calibri" w:hAnsi="Calibri" w:eastAsia="Malgun Gothic" w:cs="Malgun Gothic"/>
-          <w:i/>
-          <w:color w:val="555555"/>
-          <w:sz w:val="19"/>
-        </w:rPr>
-        <w:t xml:space="preserve"> </w:t>
-      </w:r>
-      <w:r>
-        <w:rPr>
-          <w:rFonts w:ascii="Calibri" w:hAnsi="Calibri" w:eastAsia="Malgun Gothic" w:cs="Malgun Gothic"/>
-          <w:b/>
-          <w:i/>
-          <w:color w:val="555555"/>
-          <w:sz w:val="19"/>
-        </w:rPr>
-        <w:t>수치 산출 기준</w:t>
-      </w:r>
-      <w:r>
-        <w:rPr>
-          <w:rFonts w:ascii="Calibri" w:hAnsi="Calibri" w:eastAsia="Malgun Gothic" w:cs="Malgun Gothic"/>
-          <w:i/>
-          <w:color w:val="555555"/>
-          <w:sz w:val="19"/>
-        </w:rPr>
-        <w:t xml:space="preserve">: 본 보고서의 모든 수치는 재계산 가능한 스크립트의 실측 출력에서 취하였으며, 추정치를 포함하지 않고 기존 설계안의 예상값을 답습하지 않는다. 동일한 양에 여러 산출 기준이 존재하는 경우에는 더 안정적인 산출 기준을 일률적으로 채택하고 이를 명시한다.  </w:t>
-      </w:r>
-      <w:r>
-        <w:rPr>
-          <w:rFonts w:ascii="Calibri" w:hAnsi="Calibri" w:eastAsia="Malgun Gothic" w:cs="Malgun Gothic"/>
-          <w:b/>
-          <w:i/>
-          <w:color w:val="555555"/>
-          <w:sz w:val="19"/>
-        </w:rPr>
-        <w:t>메커니즘 계수 삼중값(강제 기준)</w:t>
-      </w:r>
-      <w:r>
-        <w:rPr>
-          <w:rFonts w:ascii="Calibri" w:hAnsi="Calibri" w:eastAsia="Malgun Gothic" w:cs="Malgun Gothic"/>
-          <w:i/>
-          <w:color w:val="555555"/>
-          <w:sz w:val="19"/>
-        </w:rPr>
-        <w:t xml:space="preserve">: 메커니즘 수량이 등장하는 모든 지점에서 </w:t>
-      </w:r>
-      <w:r>
-        <w:rPr>
-          <w:rFonts w:ascii="Calibri" w:hAnsi="Calibri" w:eastAsia="Malgun Gothic" w:cs="Malgun Gothic"/>
-          <w:b/>
-          <w:i/>
-          <w:color w:val="555555"/>
-          <w:sz w:val="19"/>
-        </w:rPr>
-        <w:t>등록 54 / 효과 생산 2 / 성숙도 complete 9·partial 37·placeholder 8</w:t>
-      </w:r>
-      <w:r>
-        <w:rPr>
-          <w:rFonts w:ascii="Calibri" w:hAnsi="Calibri" w:eastAsia="Malgun Gothic" w:cs="Malgun Gothic"/>
-          <w:i/>
-          <w:color w:val="555555"/>
-          <w:sz w:val="19"/>
-        </w:rPr>
-        <w:t xml:space="preserve">을 병기하여, "54"가 "54개 메커니즘이 모두 가동 중"으로 읽히지 않게 한다. 재계산 명령 </w:t>
+        <w:t>v1.1-submit</w:t>
       </w:r>
       <w:r>
         <w:rPr>
@@ -292,7 +178,7 @@
           <w:color w:val="555555"/>
           <w:sz w:val="19"/>
         </w:rPr>
-        <w:t>python learnflow-backend/scripts/verify_counts.py</w:t>
+        <w:t xml:space="preserve">)를 기준으로** 작성되어야 하며, 그 tag 이후의 작업은 제출물에 들어가지 않는다. **해당 tag는 아직 생성되지 않았다**(본 작업 복사본에는 </w:t>
       </w:r>
       <w:r>
         <w:rPr>
@@ -301,7 +187,25 @@
           <w:color w:val="555555"/>
           <w:sz w:val="19"/>
         </w:rPr>
-        <w:t xml:space="preserve">.  </w:t>
+        <w:t>.git</w:t>
+      </w:r>
+      <w:r>
+        <w:rPr>
+          <w:rFonts w:ascii="Consolas" w:hAnsi="Consolas" w:eastAsia="Malgun Gothic" w:cs="Malgun Gothic"/>
+          <w:i/>
+          <w:color w:val="555555"/>
+          <w:sz w:val="19"/>
+        </w:rPr>
+        <w:t xml:space="preserve">이 없다). **따라서 이곳의 기준선은占位(placeholder) 형태로 남겨 두며, tag 생성 후 실제 tag 이름과 commit 해시로 교체한다.** **수치 산출 기준**: 본 보고서의 모든 수치는 재계산 가능한 스크립트의 실측 출력에서 취하였으며, 추정치를 포함하지 않고 기존 설계안의 예상값을 답습하지 않는다. 동일한 양에 여러 산출 기준이 존재하는 경우에는 더 안정적인 산출 기준을 일률적으로 채택하고 이를 명시한다.  **메커니즘 계수 삼중값(강제 기준)**: 메커니즘 수량이 등장하는 모든 지점에서 **등록 54 / 효과 생산 2 / 성숙도 complete 9·partial 37·placeholder 8**을 병기하여, "54"가 "54개 메커니즘이 모두 가동 중"으로 읽히지 않게 한다. 재계산 명령 </w:t>
+      </w:r>
+      <w:r>
+        <w:rPr>
+          <w:rFonts w:ascii="Calibri" w:hAnsi="Calibri" w:eastAsia="Malgun Gothic" w:cs="Malgun Gothic"/>
+          <w:i/>
+          <w:color w:val="555555"/>
+          <w:sz w:val="19"/>
+        </w:rPr>
+        <w:t xml:space="preserve">python learnflow-backend/scripts/verify_counts.py`.  </w:t>
       </w:r>
       <w:r>
         <w:rPr>
@@ -2851,7 +2755,7 @@
           <w:color w:val="555555"/>
           <w:sz w:val="19"/>
         </w:rPr>
-        <w:t>docs/LearnFlow_期刊论文拆分方案.md</w:t>
+        <w:t>`LearnFlow_期刊论文拆分方案.md</w:t>
       </w:r>
       <w:r>
         <w:rPr>
@@ -2860,140 +2764,7 @@
           <w:color w:val="555555"/>
           <w:sz w:val="19"/>
         </w:rPr>
-        <w:t xml:space="preserve"> §1의 자산 문장이다.  - </w:t>
-      </w:r>
-      <w:r>
-        <w:rPr>
-          <w:rFonts w:ascii="Calibri" w:hAnsi="Calibri" w:eastAsia="Malgun Gothic" w:cs="Malgun Gothic"/>
-          <w:b/>
-          <w:i/>
-          <w:color w:val="555555"/>
-          <w:sz w:val="19"/>
-        </w:rPr>
-        <w:t>현재 상태(2026-09-22 실측)</w:t>
-      </w:r>
-      <w:r>
-        <w:rPr>
-          <w:rFonts w:ascii="Calibri" w:hAnsi="Calibri" w:eastAsia="Malgun Gothic" w:cs="Malgun Gothic"/>
-          <w:i/>
-          <w:color w:val="555555"/>
-          <w:sz w:val="19"/>
-        </w:rPr>
-        <w:t xml:space="preserve">: 해당 문장이 등록한 값은 실측값 </w:t>
-      </w:r>
-      <w:r>
-        <w:rPr>
-          <w:rFonts w:ascii="Calibri" w:hAnsi="Calibri" w:eastAsia="Malgun Gothic" w:cs="Malgun Gothic"/>
-          <w:b/>
-          <w:i/>
-          <w:color w:val="555555"/>
-          <w:sz w:val="19"/>
-        </w:rPr>
-        <w:t>25,795행 / 55개 서비스 모듈 / 88개 소스 파일 / 104개 API 엔드포인트 / 936건 테스트(54개 테스트 파일)</w:t>
-      </w:r>
-      <w:r>
-        <w:rPr>
-          <w:rFonts w:ascii="Calibri" w:hAnsi="Calibri" w:eastAsia="Malgun Gothic" w:cs="Malgun Gothic"/>
-          <w:i/>
-          <w:color w:val="555555"/>
-          <w:sz w:val="19"/>
-        </w:rPr>
-        <w:t xml:space="preserve">이며 코드 사실과 </w:t>
-      </w:r>
-      <w:r>
-        <w:rPr>
-          <w:rFonts w:ascii="Calibri" w:hAnsi="Calibri" w:eastAsia="Malgun Gothic" w:cs="Malgun Gothic"/>
-          <w:b/>
-          <w:i/>
-          <w:color w:val="555555"/>
-          <w:sz w:val="19"/>
-        </w:rPr>
-        <w:t>항목별로 일치</w:t>
-      </w:r>
-      <w:r>
-        <w:rPr>
-          <w:rFonts w:ascii="Calibri" w:hAnsi="Calibri" w:eastAsia="Malgun Gothic" w:cs="Malgun Gothic"/>
-          <w:i/>
-          <w:color w:val="555555"/>
-          <w:sz w:val="19"/>
-        </w:rPr>
-        <w:t xml:space="preserve">하므로, 이 명령은 </w:t>
-      </w:r>
-      <w:r>
-        <w:rPr>
-          <w:rFonts w:ascii="Calibri" w:hAnsi="Calibri" w:eastAsia="Malgun Gothic" w:cs="Malgun Gothic"/>
-          <w:b/>
-          <w:i/>
-          <w:color w:val="555555"/>
-          <w:sz w:val="19"/>
-        </w:rPr>
-        <w:t>종료 코드 0(통과)을 반환한다</w:t>
-      </w:r>
-      <w:r>
-        <w:rPr>
-          <w:rFonts w:ascii="Calibri" w:hAnsi="Calibri" w:eastAsia="Malgun Gothic" w:cs="Malgun Gothic"/>
-          <w:i/>
-          <w:color w:val="555555"/>
-          <w:sz w:val="19"/>
-        </w:rPr>
-        <w:t xml:space="preserve">. v1.0 보고서가 말한 "현재 종료 코드 1을 반환"은 </w:t>
-      </w:r>
-      <w:r>
-        <w:rPr>
-          <w:rFonts w:ascii="Calibri" w:hAnsi="Calibri" w:eastAsia="Malgun Gothic" w:cs="Malgun Gothic"/>
-          <w:b/>
-          <w:i/>
-          <w:color w:val="555555"/>
-          <w:sz w:val="19"/>
-        </w:rPr>
-        <w:t>25,389 / 54 / 87 / 104 / 920(53개 테스트 파일)</w:t>
-      </w:r>
-      <w:r>
-        <w:rPr>
-          <w:rFonts w:ascii="Calibri" w:hAnsi="Calibri" w:eastAsia="Malgun Gothic" w:cs="Malgun Gothic"/>
-          <w:i/>
-          <w:color w:val="555555"/>
-          <w:sz w:val="19"/>
-        </w:rPr>
-        <w:t xml:space="preserve">을 등록한 초기 스냅샷 문장에 대응하며, 그 스냅샷은 이번 개정에서 실측에 맞추어 정렬되었다. - </w:t>
-      </w:r>
-      <w:r>
-        <w:rPr>
-          <w:rFonts w:ascii="Calibri" w:hAnsi="Calibri" w:eastAsia="Malgun Gothic" w:cs="Malgun Gothic"/>
-          <w:b/>
-          <w:i/>
-          <w:color w:val="555555"/>
-          <w:sz w:val="19"/>
-        </w:rPr>
-        <w:t>드리프트 증거는 사라지지 않았고 위치만 바뀌었다</w:t>
-      </w:r>
-      <w:r>
-        <w:rPr>
-          <w:rFonts w:ascii="Calibri" w:hAnsi="Calibri" w:eastAsia="Malgun Gothic" w:cs="Malgun Gothic"/>
-          <w:i/>
-          <w:color w:val="555555"/>
-          <w:sz w:val="19"/>
-        </w:rPr>
-        <w:t xml:space="preserve">: </w:t>
-      </w:r>
-      <w:r>
-        <w:rPr>
-          <w:rFonts w:ascii="Calibri" w:hAnsi="Calibri" w:eastAsia="Malgun Gothic" w:cs="Malgun Gothic"/>
-          <w:b/>
-          <w:i/>
-          <w:color w:val="555555"/>
-          <w:sz w:val="19"/>
-        </w:rPr>
-        <w:t>감사 시점의 등록 기준선</w:t>
-      </w:r>
-      <w:r>
-        <w:rPr>
-          <w:rFonts w:ascii="Calibri" w:hAnsi="Calibri" w:eastAsia="Malgun Gothic" w:cs="Malgun Gothic"/>
-          <w:i/>
-          <w:color w:val="555555"/>
-          <w:sz w:val="19"/>
-        </w:rPr>
-        <w:t>(</w:t>
+        <w:t>（已并入本档第五部）</w:t>
       </w:r>
       <w:r>
         <w:rPr>
@@ -3002,7 +2773,7 @@
           <w:color w:val="555555"/>
           <w:sz w:val="19"/>
         </w:rPr>
-        <w:t>python_loc</w:t>
+        <w:t xml:space="preserve"> §1의 자산 문장이다.  - **현재 상태(2026-09-22 실측)**: 해당 문장이 등록한 값은 실측값 **25,795행 / 55개 서비스 모듈 / 88개 소스 파일 / 104개 API 엔드포인트 / 936건 테스트(54개 테스트 파일)**이며 코드 사실과 **항목별로 일치**하므로, 이 명령은 **종료 코드 0(통과)을 반환한다**. v1.0 보고서가 말한 "현재 종료 코드 1을 반환"은 **25,389 / 54 / 87 / 104 / 920(53개 테스트 파일)**을 등록한 초기 스냅샷 문장에 대응하며, 그 스냅샷은 이번 개정에서 실측에 맞추어 정렬되었다. - **드리프트 증거는 사라지지 않았고 위치만 바뀌었다**: **감사 시점의 등록 기준선**(</w:t>
       </w:r>
       <w:r>
         <w:rPr>
@@ -3011,7 +2782,7 @@
           <w:color w:val="555555"/>
           <w:sz w:val="19"/>
         </w:rPr>
-        <w:t xml:space="preserve"> 25,389 / </w:t>
+        <w:t>python_loc</w:t>
       </w:r>
       <w:r>
         <w:rPr>
@@ -3020,7 +2791,7 @@
           <w:color w:val="555555"/>
           <w:sz w:val="19"/>
         </w:rPr>
-        <w:t>source_files</w:t>
+        <w:t xml:space="preserve"> 25,389 / </w:t>
       </w:r>
       <w:r>
         <w:rPr>
@@ -3029,7 +2800,7 @@
           <w:color w:val="555555"/>
           <w:sz w:val="19"/>
         </w:rPr>
-        <w:t xml:space="preserve"> 87 / </w:t>
+        <w:t>source_files</w:t>
       </w:r>
       <w:r>
         <w:rPr>
@@ -3038,7 +2809,7 @@
           <w:color w:val="555555"/>
           <w:sz w:val="19"/>
         </w:rPr>
-        <w:t>service_modules</w:t>
+        <w:t xml:space="preserve"> 87 / </w:t>
       </w:r>
       <w:r>
         <w:rPr>
@@ -3047,7 +2818,7 @@
           <w:color w:val="555555"/>
           <w:sz w:val="19"/>
         </w:rPr>
-        <w:t xml:space="preserve"> 54 / </w:t>
+        <w:t>service_modules</w:t>
       </w:r>
       <w:r>
         <w:rPr>
@@ -3056,7 +2827,7 @@
           <w:color w:val="555555"/>
           <w:sz w:val="19"/>
         </w:rPr>
-        <w:t>test_files</w:t>
+        <w:t xml:space="preserve"> 54 / </w:t>
       </w:r>
       <w:r>
         <w:rPr>
@@ -3065,7 +2836,7 @@
           <w:color w:val="555555"/>
           <w:sz w:val="19"/>
         </w:rPr>
-        <w:t xml:space="preserve"> 53 / </w:t>
+        <w:t>test_files</w:t>
       </w:r>
       <w:r>
         <w:rPr>
@@ -3074,7 +2845,7 @@
           <w:color w:val="555555"/>
           <w:sz w:val="19"/>
         </w:rPr>
-        <w:t>test_functions</w:t>
+        <w:t xml:space="preserve"> 53 / </w:t>
       </w:r>
       <w:r>
         <w:rPr>
@@ -3083,7 +2854,7 @@
           <w:color w:val="555555"/>
           <w:sz w:val="19"/>
         </w:rPr>
-        <w:t xml:space="preserve"> 826 / </w:t>
+        <w:t>test_functions</w:t>
       </w:r>
       <w:r>
         <w:rPr>
@@ -3092,7 +2863,7 @@
           <w:color w:val="555555"/>
           <w:sz w:val="19"/>
         </w:rPr>
-        <w:t>tests_collected</w:t>
+        <w:t xml:space="preserve"> 826 / </w:t>
       </w:r>
       <w:r>
         <w:rPr>
@@ -3101,26 +2872,7 @@
           <w:color w:val="555555"/>
           <w:sz w:val="19"/>
         </w:rPr>
-        <w:t xml:space="preserve"> 920)은 </w:t>
-      </w:r>
-      <w:r>
-        <w:rPr>
-          <w:rFonts w:ascii="Calibri" w:hAnsi="Calibri" w:eastAsia="Malgun Gothic" w:cs="Malgun Gothic"/>
-          <w:b/>
-          <w:i/>
-          <w:color w:val="555555"/>
-          <w:sz w:val="19"/>
-        </w:rPr>
-        <w:t>하드코딩 등록표</w:t>
-      </w:r>
-      <w:r>
-        <w:rPr>
-          <w:rFonts w:ascii="Calibri" w:hAnsi="Calibri" w:eastAsia="Malgun Gothic" w:cs="Malgun Gothic"/>
-          <w:i/>
-          <w:color w:val="555555"/>
-          <w:sz w:val="19"/>
-        </w:rPr>
-        <w:t xml:space="preserve"> 형태로 </w:t>
+        <w:t>tests_collected</w:t>
       </w:r>
       <w:r>
         <w:rPr>
@@ -3129,7 +2881,7 @@
           <w:color w:val="555555"/>
           <w:sz w:val="19"/>
         </w:rPr>
-        <w:t>verify_asset_numbers.py</w:t>
+        <w:t xml:space="preserve"> 920)은 **하드코딩 등록표** 형태로 </w:t>
       </w:r>
       <w:r>
         <w:rPr>
@@ -3138,7 +2890,7 @@
           <w:color w:val="555555"/>
           <w:sz w:val="19"/>
         </w:rPr>
-        <w:t xml:space="preserve">에 보존되어 있으며, 실행할 때마다 "등록 비교" 단락에서 </w:t>
+        <w:t>verify_asset_numbers.py</w:t>
       </w:r>
       <w:r>
         <w:rPr>
@@ -3147,7 +2899,7 @@
           <w:color w:val="555555"/>
           <w:sz w:val="19"/>
         </w:rPr>
-        <w:t>informative / drifted</w:t>
+        <w:t xml:space="preserve">에 보존되어 있으며, 실행할 때마다 "등록 비교" 단락에서 </w:t>
       </w:r>
       <w:r>
         <w:rPr>
@@ -3156,26 +2908,7 @@
           <w:color w:val="555555"/>
           <w:sz w:val="19"/>
         </w:rPr>
-        <w:t xml:space="preserve"> 등급으로 </w:t>
-      </w:r>
-      <w:r>
-        <w:rPr>
-          <w:rFonts w:ascii="Calibri" w:hAnsi="Calibri" w:eastAsia="Malgun Gothic" w:cs="Malgun Gothic"/>
-          <w:b/>
-          <w:i/>
-          <w:color w:val="555555"/>
-          <w:sz w:val="19"/>
-        </w:rPr>
-        <w:t>항목별 실측값과 나란히</w:t>
-      </w:r>
-      <w:r>
-        <w:rPr>
-          <w:rFonts w:ascii="Calibri" w:hAnsi="Calibri" w:eastAsia="Malgun Gothic" w:cs="Malgun Gothic"/>
-          <w:i/>
-          <w:color w:val="555555"/>
-          <w:sz w:val="19"/>
-        </w:rPr>
-        <w:t xml:space="preserve"> 출력된다(</w:t>
+        <w:t>informative / drifted</w:t>
       </w:r>
       <w:r>
         <w:rPr>
@@ -3184,7 +2917,7 @@
           <w:color w:val="555555"/>
           <w:sz w:val="19"/>
         </w:rPr>
-        <w:t>artifacts/asset_numbers.json</w:t>
+        <w:t xml:space="preserve"> 등급으로 **항목별 실측값과 나란히** 출력된다(</w:t>
       </w:r>
       <w:r>
         <w:rPr>
@@ -3193,7 +2926,7 @@
           <w:color w:val="555555"/>
           <w:sz w:val="19"/>
         </w:rPr>
-        <w:t xml:space="preserve">에 기록). 논문 2의 제4.4절이 바로 이것에 근거하여 자산 드리프트를 감사 발견으로 사실대로 기록한다. - </w:t>
+        <w:t xml:space="preserve">artifacts/asset_numbers.json`에 기록). 논문 2의 제4.4절이 바로 이것에 근거하여 자산 드리프트를 감사 발견으로 사실대로 기록한다. - </w:t>
       </w:r>
       <w:r>
         <w:rPr>
@@ -7321,7 +7054,7 @@
           <w:color w:val="555555"/>
           <w:sz w:val="19"/>
         </w:rPr>
-        <w:t>docs/LearnFlow_研究设计与审阅档案.md（§5 M2 路线 A/B 决策备忘）</w:t>
+        <w:t>`LearnFlow_研究设计与审阅档案.md</w:t>
       </w:r>
       <w:r>
         <w:rPr>
@@ -7330,7 +7063,26 @@
           <w:color w:val="555555"/>
           <w:sz w:val="19"/>
         </w:rPr>
-        <w:t>를 참조한다.</w:t>
+        <w:t>（</w:t>
+      </w:r>
+      <w:r>
+        <w:rPr>
+          <w:rFonts w:ascii="Calibri" w:hAnsi="Calibri" w:eastAsia="Malgun Gothic" w:cs="Malgun Gothic"/>
+          <w:b/>
+          <w:i/>
+          <w:color w:val="555555"/>
+          <w:sz w:val="19"/>
+        </w:rPr>
+        <w:t>其内容即本档第七部</w:t>
+      </w:r>
+      <w:r>
+        <w:rPr>
+          <w:rFonts w:ascii="Calibri" w:hAnsi="Calibri" w:eastAsia="Malgun Gothic" w:cs="Malgun Gothic"/>
+          <w:i/>
+          <w:color w:val="555555"/>
+          <w:sz w:val="19"/>
+        </w:rPr>
+        <w:t>，本档为二者的合并产物）（§5 M2 路线 A/B 决策备忘）`를 참조한다.</w:t>
       </w:r>
     </w:p>
     <w:p>
@@ -7840,14 +7592,29 @@
           <w:rFonts w:ascii="Consolas" w:hAnsi="Consolas" w:eastAsia="Malgun Gothic" w:cs="Malgun Gothic"/>
           <w:sz w:val="21"/>
         </w:rPr>
-        <w:t>docs/LearnFlow_研究设计与审阅档案.md（§5 M2 路线 A/B 决策备忘）</w:t>
-      </w:r>
-      <w:r>
-        <w:rPr>
-          <w:rFonts w:ascii="Calibri" w:hAnsi="Calibri" w:eastAsia="Malgun Gothic" w:cs="Malgun Gothic"/>
-          <w:sz w:val="21"/>
-        </w:rPr>
-        <w:t xml:space="preserve">를 참조하며, </w:t>
+        <w:t>`LearnFlow_研究设计与审阅档案.md</w:t>
+      </w:r>
+      <w:r>
+        <w:rPr>
+          <w:rFonts w:ascii="Calibri" w:hAnsi="Calibri" w:eastAsia="Malgun Gothic" w:cs="Malgun Gothic"/>
+          <w:sz w:val="21"/>
+        </w:rPr>
+        <w:t>（</w:t>
+      </w:r>
+      <w:r>
+        <w:rPr>
+          <w:rFonts w:ascii="Calibri" w:hAnsi="Calibri" w:eastAsia="Malgun Gothic" w:cs="Malgun Gothic"/>
+          <w:b/>
+          <w:sz w:val="21"/>
+        </w:rPr>
+        <w:t>其内容即本档第七部</w:t>
+      </w:r>
+      <w:r>
+        <w:rPr>
+          <w:rFonts w:ascii="Calibri" w:hAnsi="Calibri" w:eastAsia="Malgun Gothic" w:cs="Malgun Gothic"/>
+          <w:sz w:val="21"/>
+        </w:rPr>
+        <w:t xml:space="preserve">，本档为二者的合并产物）（§5 M2 路线 A/B 决策备忘）`를 참조하며, </w:t>
       </w:r>
       <w:r>
         <w:rPr>

--- a/docs/研究报告_韩文版.docx
+++ b/docs/研究报告_韩文版.docx
@@ -11,674 +11,10 @@
           <w:rFonts w:ascii="Calibri" w:hAnsi="Calibri" w:eastAsia="Malgun Gothic" w:cs="Malgun Gothic"/>
           <w:sz w:val="44"/>
         </w:rPr>
-        <w:t>LearnFlow 연구진행보고서</w:t>
+        <w:t>— 측정 측과 정적 측 연구는 완료되었고, 인과 측은 미실행이다</w:t>
       </w:r>
     </w:p>
     <w:p/>
-    <w:p>
-      <w:pPr>
-        <w:jc w:val="center"/>
-      </w:pPr>
-      <w:r>
-        <w:rPr>
-          <w:rFonts w:ascii="Calibri" w:hAnsi="Calibri" w:eastAsia="Malgun Gothic" w:cs="Malgun Gothic"/>
-          <w:b/>
-          <w:sz w:val="30"/>
-        </w:rPr>
-        <w:t>목차</w:t>
-      </w:r>
-    </w:p>
-    <w:p>
-      <w:pPr>
-        <w:spacing w:after="40"/>
-        <w:ind w:left="360"/>
-      </w:pPr>
-      <w:r>
-        <w:rPr>
-          <w:rFonts w:ascii="Calibri" w:hAnsi="Calibri" w:eastAsia="Malgun Gothic" w:cs="Malgun Gothic"/>
-          <w:sz w:val="21"/>
-        </w:rPr>
-        <w:t>— 측정 측과 정적 측 연구는 완료되었고, 인과 측은 미실행이다</w:t>
-      </w:r>
-    </w:p>
-    <w:p>
-      <w:pPr>
-        <w:spacing w:after="40"/>
-        <w:ind w:left="360"/>
-      </w:pPr>
-      <w:r>
-        <w:rPr>
-          <w:rFonts w:ascii="Calibri" w:hAnsi="Calibri" w:eastAsia="Malgun Gothic" w:cs="Malgun Gothic"/>
-          <w:sz w:val="21"/>
-        </w:rPr>
-        <w:t>초록</w:t>
-      </w:r>
-    </w:p>
-    <w:p>
-      <w:pPr>
-        <w:spacing w:after="40"/>
-        <w:ind w:left="360"/>
-      </w:pPr>
-      <w:r>
-        <w:rPr>
-          <w:rFonts w:ascii="Calibri" w:hAnsi="Calibri" w:eastAsia="Malgun Gothic" w:cs="Malgun Gothic"/>
-          <w:sz w:val="21"/>
-        </w:rPr>
-        <w:t>1 보고서 설명</w:t>
-      </w:r>
-    </w:p>
-    <w:p>
-      <w:pPr>
-        <w:spacing w:after="40"/>
-        <w:ind w:left="720"/>
-      </w:pPr>
-      <w:r>
-        <w:rPr>
-          <w:rFonts w:ascii="Calibri" w:hAnsi="Calibri" w:eastAsia="Malgun Gothic" w:cs="Malgun Gothic"/>
-          <w:sz w:val="21"/>
-        </w:rPr>
-        <w:t>1.1 범위와 경계</w:t>
-      </w:r>
-    </w:p>
-    <w:p>
-      <w:pPr>
-        <w:spacing w:after="40"/>
-        <w:ind w:left="720"/>
-      </w:pPr>
-      <w:r>
-        <w:rPr>
-          <w:rFonts w:ascii="Calibri" w:hAnsi="Calibri" w:eastAsia="Malgun Gothic" w:cs="Malgun Gothic"/>
-          <w:sz w:val="21"/>
-        </w:rPr>
-        <w:t>1.2 수치 산출 기준과 증거 등급</w:t>
-      </w:r>
-    </w:p>
-    <w:p>
-      <w:pPr>
-        <w:spacing w:after="40"/>
-        <w:ind w:left="720"/>
-      </w:pPr>
-      <w:r>
-        <w:rPr>
-          <w:rFonts w:ascii="Calibri" w:hAnsi="Calibri" w:eastAsia="Malgun Gothic" w:cs="Malgun Gothic"/>
-          <w:sz w:val="21"/>
-        </w:rPr>
-        <w:t>1.3 재계산 총 진입점</w:t>
-      </w:r>
-    </w:p>
-    <w:p>
-      <w:pPr>
-        <w:spacing w:after="40"/>
-        <w:ind w:left="360"/>
-      </w:pPr>
-      <w:r>
-        <w:rPr>
-          <w:rFonts w:ascii="Calibri" w:hAnsi="Calibri" w:eastAsia="Malgun Gothic" w:cs="Malgun Gothic"/>
-          <w:sz w:val="21"/>
-        </w:rPr>
-        <w:t>2 연구 의존 시스템 구축 진척</w:t>
-      </w:r>
-    </w:p>
-    <w:p>
-      <w:pPr>
-        <w:spacing w:after="40"/>
-        <w:ind w:left="720"/>
-      </w:pPr>
-      <w:r>
-        <w:rPr>
-          <w:rFonts w:ascii="Calibri" w:hAnsi="Calibri" w:eastAsia="Malgun Gothic" w:cs="Malgun Gothic"/>
-          <w:sz w:val="21"/>
-        </w:rPr>
-        <w:t>2.1 시스템 규모 기준선</w:t>
-      </w:r>
-    </w:p>
-    <w:p>
-      <w:pPr>
-        <w:spacing w:after="40"/>
-        <w:ind w:left="720"/>
-      </w:pPr>
-      <w:r>
-        <w:rPr>
-          <w:rFonts w:ascii="Calibri" w:hAnsi="Calibri" w:eastAsia="Malgun Gothic" w:cs="Malgun Gothic"/>
-          <w:sz w:val="21"/>
-        </w:rPr>
-        <w:t>2.2 수치 정직성 게이트</w:t>
-      </w:r>
-    </w:p>
-    <w:p>
-      <w:pPr>
-        <w:spacing w:after="40"/>
-        <w:ind w:left="720"/>
-      </w:pPr>
-      <w:r>
-        <w:rPr>
-          <w:rFonts w:ascii="Calibri" w:hAnsi="Calibri" w:eastAsia="Malgun Gothic" w:cs="Malgun Gothic"/>
-          <w:sz w:val="21"/>
-        </w:rPr>
-        <w:t>2.3 측정 계층 구축</w:t>
-      </w:r>
-    </w:p>
-    <w:p>
-      <w:pPr>
-        <w:spacing w:after="40"/>
-        <w:ind w:left="360"/>
-      </w:pPr>
-      <w:r>
-        <w:rPr>
-          <w:rFonts w:ascii="Calibri" w:hAnsi="Calibri" w:eastAsia="Malgun Gothic" w:cs="Malgun Gothic"/>
-          <w:sz w:val="21"/>
-        </w:rPr>
-        <w:t>3 논문 1: 난이도 양상의 공약성</w:t>
-      </w:r>
-    </w:p>
-    <w:p>
-      <w:pPr>
-        <w:spacing w:after="40"/>
-        <w:ind w:left="720"/>
-      </w:pPr>
-      <w:r>
-        <w:rPr>
-          <w:rFonts w:ascii="Calibri" w:hAnsi="Calibri" w:eastAsia="Malgun Gothic" w:cs="Malgun Gothic"/>
-          <w:sz w:val="21"/>
-        </w:rPr>
-        <w:t>3.1 불안정성 명제의 검정</w:t>
-      </w:r>
-    </w:p>
-    <w:p>
-      <w:pPr>
-        <w:spacing w:after="40"/>
-        <w:ind w:left="720"/>
-      </w:pPr>
-      <w:r>
-        <w:rPr>
-          <w:rFonts w:ascii="Calibri" w:hAnsi="Calibri" w:eastAsia="Malgun Gothic" w:cs="Malgun Gothic"/>
-          <w:sz w:val="21"/>
-        </w:rPr>
-        <w:t>3.2 다중 신호 융합의 이득과 그 판정기준</w:t>
-      </w:r>
-    </w:p>
-    <w:p>
-      <w:pPr>
-        <w:spacing w:after="40"/>
-        <w:ind w:left="720"/>
-      </w:pPr>
-      <w:r>
-        <w:rPr>
-          <w:rFonts w:ascii="Calibri" w:hAnsi="Calibri" w:eastAsia="Malgun Gothic" w:cs="Malgun Gothic"/>
-          <w:sz w:val="21"/>
-        </w:rPr>
-        <w:t>3.3 판정기준 전환 후 결론 반전(본 보고서에서 가장 중요한 부정적 결과)</w:t>
-      </w:r>
-    </w:p>
-    <w:p>
-      <w:pPr>
-        <w:spacing w:after="40"/>
-        <w:ind w:left="720"/>
-      </w:pPr>
-      <w:r>
-        <w:rPr>
-          <w:rFonts w:ascii="Calibri" w:hAnsi="Calibri" w:eastAsia="Malgun Gothic" w:cs="Malgun Gothic"/>
-          <w:sz w:val="21"/>
-        </w:rPr>
-        <w:t>3.4 방향성 오류의 특정과 표본 크기 적응적 수축</w:t>
-      </w:r>
-    </w:p>
-    <w:p>
-      <w:pPr>
-        <w:spacing w:after="40"/>
-        <w:ind w:left="720"/>
-      </w:pPr>
-      <w:r>
-        <w:rPr>
-          <w:rFonts w:ascii="Calibri" w:hAnsi="Calibri" w:eastAsia="Malgun Gothic" w:cs="Malgun Gothic"/>
-          <w:sz w:val="21"/>
-        </w:rPr>
-        <w:t>3.5 추정기 최적화: "제거"에서 "부호 교정"으로</w:t>
-      </w:r>
-    </w:p>
-    <w:p>
-      <w:pPr>
-        <w:spacing w:after="40"/>
-        <w:ind w:left="720"/>
-      </w:pPr>
-      <w:r>
-        <w:rPr>
-          <w:rFonts w:ascii="Calibri" w:hAnsi="Calibri" w:eastAsia="Malgun Gothic" w:cs="Malgun Gothic"/>
-          <w:sz w:val="21"/>
-        </w:rPr>
-        <w:t>3.6 난이도 대리로서의 지식 트리 구조에 관한 부정적 결과</w:t>
-      </w:r>
-    </w:p>
-    <w:p>
-      <w:pPr>
-        <w:spacing w:after="40"/>
-        <w:ind w:left="720"/>
-      </w:pPr>
-      <w:r>
-        <w:rPr>
-          <w:rFonts w:ascii="Calibri" w:hAnsi="Calibri" w:eastAsia="Malgun Gothic" w:cs="Malgun Gothic"/>
-          <w:sz w:val="21"/>
-        </w:rPr>
-        <w:t>3.7 최적 오류율의 기술적 증거와 인과 식별의 미완</w:t>
-      </w:r>
-    </w:p>
-    <w:p>
-      <w:pPr>
-        <w:spacing w:after="40"/>
-        <w:ind w:left="360"/>
-      </w:pPr>
-      <w:r>
-        <w:rPr>
-          <w:rFonts w:ascii="Calibri" w:hAnsi="Calibri" w:eastAsia="Malgun Gothic" w:cs="Malgun Gothic"/>
-          <w:sz w:val="21"/>
-        </w:rPr>
-        <w:t>4 논문 2: 다중 개입 병존 학습 시스템의 충돌 구조 감사</w:t>
-      </w:r>
-    </w:p>
-    <w:p>
-      <w:pPr>
-        <w:spacing w:after="40"/>
-        <w:ind w:left="720"/>
-      </w:pPr>
-      <w:r>
-        <w:rPr>
-          <w:rFonts w:ascii="Calibri" w:hAnsi="Calibri" w:eastAsia="Malgun Gothic" w:cs="Malgun Gothic"/>
-          <w:sz w:val="21"/>
-        </w:rPr>
-        <w:t>4.1 감사 방법과 판정 기준</w:t>
-      </w:r>
-    </w:p>
-    <w:p>
-      <w:pPr>
-        <w:spacing w:after="40"/>
-        <w:ind w:left="720"/>
-      </w:pPr>
-      <w:r>
-        <w:rPr>
-          <w:rFonts w:ascii="Calibri" w:hAnsi="Calibri" w:eastAsia="Malgun Gothic" w:cs="Malgun Gothic"/>
-          <w:sz w:val="21"/>
-        </w:rPr>
-        <w:t>4.2 네 가지 실측 결과</w:t>
-      </w:r>
-    </w:p>
-    <w:p>
-      <w:pPr>
-        <w:spacing w:after="40"/>
-        <w:ind w:left="720"/>
-      </w:pPr>
-      <w:r>
-        <w:rPr>
-          <w:rFonts w:ascii="Calibri" w:hAnsi="Calibri" w:eastAsia="Malgun Gothic" w:cs="Malgun Gothic"/>
-          <w:sz w:val="21"/>
-        </w:rPr>
-        <w:t>4.3 주선 결론과 감사 방법의 자기 보고</w:t>
-      </w:r>
-    </w:p>
-    <w:p>
-      <w:pPr>
-        <w:spacing w:after="40"/>
-        <w:ind w:left="360"/>
-      </w:pPr>
-      <w:r>
-        <w:rPr>
-          <w:rFonts w:ascii="Calibri" w:hAnsi="Calibri" w:eastAsia="Malgun Gothic" w:cs="Malgun Gothic"/>
-          <w:sz w:val="21"/>
-        </w:rPr>
-        <w:t>5 논문 3: 유순 난이도 의사결정과 대규모 언어모델 난이도 사전확률의 신뢰성 경계</w:t>
-      </w:r>
-    </w:p>
-    <w:p>
-      <w:pPr>
-        <w:spacing w:after="40"/>
-        <w:ind w:left="720"/>
-      </w:pPr>
-      <w:r>
-        <w:rPr>
-          <w:rFonts w:ascii="Calibri" w:hAnsi="Calibri" w:eastAsia="Malgun Gothic" w:cs="Malgun Gothic"/>
-          <w:sz w:val="21"/>
-        </w:rPr>
-        <w:t>5.1 유순 행동 공간의 실증적 기초</w:t>
-      </w:r>
-    </w:p>
-    <w:p>
-      <w:pPr>
-        <w:spacing w:after="40"/>
-        <w:ind w:left="720"/>
-      </w:pPr>
-      <w:r>
-        <w:rPr>
-          <w:rFonts w:ascii="Calibri" w:hAnsi="Calibri" w:eastAsia="Malgun Gothic" w:cs="Malgun Gothic"/>
-          <w:sz w:val="21"/>
-        </w:rPr>
-        <w:t>5.2 실제 팔에서의 전략 비교(보상 = 즉시 성공률): 예비 관찰이며 결론을 구성하지 않는다</w:t>
-      </w:r>
-    </w:p>
-    <w:p>
-      <w:pPr>
-        <w:spacing w:after="40"/>
-        <w:ind w:left="720"/>
-      </w:pPr>
-      <w:r>
-        <w:rPr>
-          <w:rFonts w:ascii="Calibri" w:hAnsi="Calibri" w:eastAsia="Malgun Gothic" w:cs="Malgun Gothic"/>
-          <w:sz w:val="21"/>
-        </w:rPr>
-        <w:t>5.3 단일 모델의 난이도 사전확률 신뢰성 경계</w:t>
-      </w:r>
-    </w:p>
-    <w:p>
-      <w:pPr>
-        <w:spacing w:after="40"/>
-        <w:ind w:left="720"/>
-      </w:pPr>
-      <w:r>
-        <w:rPr>
-          <w:rFonts w:ascii="Calibri" w:hAnsi="Calibri" w:eastAsia="Malgun Gothic" w:cs="Malgun Gothic"/>
-          <w:sz w:val="21"/>
-        </w:rPr>
-        <w:t>5.4 프로토콜 감사: 가용성 등급, 엔지니어링 교훈, 그리고 방법론 정정 한 건</w:t>
-      </w:r>
-    </w:p>
-    <w:p>
-      <w:pPr>
-        <w:spacing w:after="40"/>
-        <w:ind w:left="720"/>
-      </w:pPr>
-      <w:r>
-        <w:rPr>
-          <w:rFonts w:ascii="Calibri" w:hAnsi="Calibri" w:eastAsia="Malgun Gothic" w:cs="Malgun Gothic"/>
-          <w:sz w:val="21"/>
-        </w:rPr>
-        <w:t>5.5 하나의 역방향 경계</w:t>
-      </w:r>
-    </w:p>
-    <w:p>
-      <w:pPr>
-        <w:spacing w:after="40"/>
-        <w:ind w:left="360"/>
-      </w:pPr>
-      <w:r>
-        <w:rPr>
-          <w:rFonts w:ascii="Calibri" w:hAnsi="Calibri" w:eastAsia="Malgun Gothic" w:cs="Malgun Gothic"/>
-          <w:sz w:val="21"/>
-        </w:rPr>
-        <w:t>6 알고리즘 최적화 체인 총괄(O1–O12)</w:t>
-      </w:r>
-    </w:p>
-    <w:p>
-      <w:pPr>
-        <w:spacing w:after="40"/>
-        <w:ind w:left="360"/>
-      </w:pPr>
-      <w:r>
-        <w:rPr>
-          <w:rFonts w:ascii="Calibri" w:hAnsi="Calibri" w:eastAsia="Malgun Gothic" w:cs="Malgun Gothic"/>
-          <w:sz w:val="21"/>
-        </w:rPr>
-        <w:t>7 엔지니어링 구현 반영</w:t>
-      </w:r>
-    </w:p>
-    <w:p>
-      <w:pPr>
-        <w:spacing w:after="40"/>
-        <w:ind w:left="720"/>
-      </w:pPr>
-      <w:r>
-        <w:rPr>
-          <w:rFonts w:ascii="Calibri" w:hAnsi="Calibri" w:eastAsia="Malgun Gothic" w:cs="Malgun Gothic"/>
-          <w:sz w:val="21"/>
-        </w:rPr>
-        <w:t>7.1 반영된 변경</w:t>
-      </w:r>
-    </w:p>
-    <w:p>
-      <w:pPr>
-        <w:spacing w:after="40"/>
-        <w:ind w:left="720"/>
-      </w:pPr>
-      <w:r>
-        <w:rPr>
-          <w:rFonts w:ascii="Calibri" w:hAnsi="Calibri" w:eastAsia="Malgun Gothic" w:cs="Malgun Gothic"/>
-          <w:sz w:val="21"/>
-        </w:rPr>
-        <w:t>7.2 보고 기간 내 회귀 검증</w:t>
-      </w:r>
-    </w:p>
-    <w:p>
-      <w:pPr>
-        <w:spacing w:after="40"/>
-        <w:ind w:left="360"/>
-      </w:pPr>
-      <w:r>
-        <w:rPr>
-          <w:rFonts w:ascii="Calibri" w:hAnsi="Calibri" w:eastAsia="Malgun Gothic" w:cs="Malgun Gothic"/>
-          <w:sz w:val="21"/>
-        </w:rPr>
-        <w:t>8 부정적 결과와 정직한 격차 목록</w:t>
-      </w:r>
-    </w:p>
-    <w:p>
-      <w:pPr>
-        <w:spacing w:after="40"/>
-        <w:ind w:left="720"/>
-      </w:pPr>
-      <w:r>
-        <w:rPr>
-          <w:rFonts w:ascii="Calibri" w:hAnsi="Calibri" w:eastAsia="Malgun Gothic" w:cs="Malgun Gothic"/>
-          <w:sz w:val="21"/>
-        </w:rPr>
-        <w:t>8.1 부정적 결론 목록</w:t>
-      </w:r>
-    </w:p>
-    <w:p>
-      <w:pPr>
-        <w:spacing w:after="40"/>
-        <w:ind w:left="720"/>
-      </w:pPr>
-      <w:r>
-        <w:rPr>
-          <w:rFonts w:ascii="Calibri" w:hAnsi="Calibri" w:eastAsia="Malgun Gothic" w:cs="Malgun Gothic"/>
-          <w:sz w:val="21"/>
-        </w:rPr>
-        <w:t>8.2 미실행 항목(정직한 격차)</w:t>
-      </w:r>
-    </w:p>
-    <w:p>
-      <w:pPr>
-        <w:spacing w:after="40"/>
-        <w:ind w:left="720"/>
-      </w:pPr>
-      <w:r>
-        <w:rPr>
-          <w:rFonts w:ascii="Calibri" w:hAnsi="Calibri" w:eastAsia="Malgun Gothic" w:cs="Malgun Gothic"/>
-          <w:sz w:val="21"/>
-        </w:rPr>
-        <w:t>8.3 산출 기준 정정 흔적</w:t>
-      </w:r>
-    </w:p>
-    <w:p>
-      <w:pPr>
-        <w:spacing w:after="40"/>
-        <w:ind w:left="720"/>
-      </w:pPr>
-      <w:r>
-        <w:rPr>
-          <w:rFonts w:ascii="Calibri" w:hAnsi="Calibri" w:eastAsia="Malgun Gothic" w:cs="Malgun Gothic"/>
-          <w:sz w:val="21"/>
-        </w:rPr>
-        <w:t>8.4 v1.1 정정표(심사의견 제4절 대응)</w:t>
-      </w:r>
-    </w:p>
-    <w:p>
-      <w:pPr>
-        <w:spacing w:after="40"/>
-        <w:ind w:left="360"/>
-      </w:pPr>
-      <w:r>
-        <w:rPr>
-          <w:rFonts w:ascii="Calibri" w:hAnsi="Calibri" w:eastAsia="Malgun Gothic" w:cs="Malgun Gothic"/>
-          <w:sz w:val="21"/>
-        </w:rPr>
-        <w:t>9 미완료 사항과 다음 단계 계획</w:t>
-      </w:r>
-    </w:p>
-    <w:p>
-      <w:pPr>
-        <w:spacing w:after="40"/>
-        <w:ind w:left="720"/>
-      </w:pPr>
-      <w:r>
-        <w:rPr>
-          <w:rFonts w:ascii="Calibri" w:hAnsi="Calibri" w:eastAsia="Malgun Gothic" w:cs="Malgun Gothic"/>
-          <w:sz w:val="21"/>
-        </w:rPr>
-        <w:t>9.1 2단계: 인과 측과 인간 피험자</w:t>
-      </w:r>
-    </w:p>
-    <w:p>
-      <w:pPr>
-        <w:spacing w:after="40"/>
-        <w:ind w:left="720"/>
-      </w:pPr>
-      <w:r>
-        <w:rPr>
-          <w:rFonts w:ascii="Calibri" w:hAnsi="Calibri" w:eastAsia="Malgun Gothic" w:cs="Malgun Gothic"/>
-          <w:sz w:val="21"/>
-        </w:rPr>
-        <w:t>9.2 3단계: 학위논문 통합</w:t>
-      </w:r>
-    </w:p>
-    <w:p>
-      <w:pPr>
-        <w:spacing w:after="40"/>
-        <w:ind w:left="720"/>
-      </w:pPr>
-      <w:r>
-        <w:rPr>
-          <w:rFonts w:ascii="Calibri" w:hAnsi="Calibri" w:eastAsia="Malgun Gothic" w:cs="Malgun Gothic"/>
-          <w:sz w:val="21"/>
-        </w:rPr>
-        <w:t>9.3 전파 계획</w:t>
-      </w:r>
-    </w:p>
-    <w:p>
-      <w:pPr>
-        <w:spacing w:after="40"/>
-        <w:ind w:left="720"/>
-      </w:pPr>
-      <w:r>
-        <w:rPr>
-          <w:rFonts w:ascii="Calibri" w:hAnsi="Calibri" w:eastAsia="Malgun Gothic" w:cs="Malgun Gothic"/>
-          <w:sz w:val="21"/>
-        </w:rPr>
-        <w:t>9.4 본 판의 미폐루프 항목(사실대로 열거)</w:t>
-      </w:r>
-    </w:p>
-    <w:p>
-      <w:pPr>
-        <w:spacing w:after="40"/>
-        <w:ind w:left="360"/>
-      </w:pPr>
-      <w:r>
-        <w:rPr>
-          <w:rFonts w:ascii="Calibri" w:hAnsi="Calibri" w:eastAsia="Malgun Gothic" w:cs="Malgun Gothic"/>
-          <w:sz w:val="21"/>
-        </w:rPr>
-        <w:t>10 데이터와 코드 가용성</w:t>
-      </w:r>
-    </w:p>
-    <w:p>
-      <w:pPr>
-        <w:spacing w:after="40"/>
-        <w:ind w:left="720"/>
-      </w:pPr>
-      <w:r>
-        <w:rPr>
-          <w:rFonts w:ascii="Calibri" w:hAnsi="Calibri" w:eastAsia="Malgun Gothic" w:cs="Malgun Gothic"/>
-          <w:sz w:val="21"/>
-        </w:rPr>
-        <w:t>10.1 코드와 재계산 산출물</w:t>
-      </w:r>
-    </w:p>
-    <w:p>
-      <w:pPr>
-        <w:spacing w:after="40"/>
-        <w:ind w:left="720"/>
-      </w:pPr>
-      <w:r>
-        <w:rPr>
-          <w:rFonts w:ascii="Calibri" w:hAnsi="Calibri" w:eastAsia="Malgun Gothic" w:cs="Malgun Gothic"/>
-          <w:sz w:val="21"/>
-        </w:rPr>
-        <w:t>10.2 데이터와 라이선스 의무</w:t>
-      </w:r>
-    </w:p>
-    <w:p>
-      <w:pPr>
-        <w:spacing w:after="40"/>
-        <w:ind w:left="720"/>
-      </w:pPr>
-      <w:r>
-        <w:rPr>
-          <w:rFonts w:ascii="Calibri" w:hAnsi="Calibri" w:eastAsia="Malgun Gothic" w:cs="Malgun Gothic"/>
-          <w:sz w:val="21"/>
-        </w:rPr>
-        <w:t>10.3 아카이브 식별자</w:t>
-      </w:r>
-    </w:p>
-    <w:p>
-      <w:pPr>
-        <w:spacing w:after="40"/>
-        <w:ind w:left="360"/>
-      </w:pPr>
-      <w:r>
-        <w:rPr>
-          <w:rFonts w:ascii="Calibri" w:hAnsi="Calibri" w:eastAsia="Malgun Gothic" w:cs="Malgun Gothic"/>
-          <w:sz w:val="21"/>
-        </w:rPr>
-        <w:t>11 결론</w:t>
-      </w:r>
-    </w:p>
-    <w:p>
-      <w:pPr>
-        <w:spacing w:after="40"/>
-        <w:ind w:left="360"/>
-      </w:pPr>
-      <w:r>
-        <w:rPr>
-          <w:rFonts w:ascii="Calibri" w:hAnsi="Calibri" w:eastAsia="Malgun Gothic" w:cs="Malgun Gothic"/>
-          <w:sz w:val="21"/>
-        </w:rPr>
-        <w:t>부록 A 핵심 수치 속람표</w:t>
-      </w:r>
-    </w:p>
-    <w:p>
-      <w:pPr>
-        <w:spacing w:after="40"/>
-        <w:ind w:left="360"/>
-      </w:pPr>
-      <w:r>
-        <w:rPr>
-          <w:rFonts w:ascii="Calibri" w:hAnsi="Calibri" w:eastAsia="Malgun Gothic" w:cs="Malgun Gothic"/>
-          <w:sz w:val="21"/>
-        </w:rPr>
-        <w:t>부록 B 용어표</w:t>
-      </w:r>
-    </w:p>
-    <w:p/>
-    <w:p>
-      <w:pPr>
-        <w:pStyle w:val="Heading1"/>
-        <w:spacing w:before="200" w:after="80"/>
-      </w:pPr>
-      <w:r>
-        <w:rPr>
-          <w:rFonts w:ascii="Calibri" w:hAnsi="Calibri" w:eastAsia="Malgun Gothic" w:cs="Malgun Gothic"/>
-          <w:sz w:val="32"/>
-        </w:rPr>
-        <w:t>— 측정 측과 정적 측 연구는 완료되었고, 인과 측은 미실행이다</w:t>
-      </w:r>
-    </w:p>
     <w:p>
       <w:pPr>
         <w:spacing w:before="40" w:after="40"/>
@@ -769,7 +105,7 @@
           <w:color w:val="555555"/>
           <w:sz w:val="19"/>
         </w:rPr>
-        <w:t>docs/_重写规范_事实基线与学术体例.md</w:t>
+        <w:t>`LearnFlow_研究设计与审阅档案.md</w:t>
       </w:r>
       <w:r>
         <w:rPr>
@@ -778,7 +114,7 @@
           <w:color w:val="555555"/>
           <w:sz w:val="19"/>
         </w:rPr>
-        <w:t xml:space="preserve">를 참조한다. </w:t>
+        <w:t>（</w:t>
       </w:r>
       <w:r>
         <w:rPr>
@@ -788,7 +124,7 @@
           <w:color w:val="555555"/>
           <w:sz w:val="19"/>
         </w:rPr>
-        <w:t>수치 산출 기준</w:t>
+        <w:t>其内容即本档第七部</w:t>
       </w:r>
       <w:r>
         <w:rPr>
@@ -797,45 +133,7 @@
           <w:color w:val="555555"/>
           <w:sz w:val="19"/>
         </w:rPr>
-        <w:t xml:space="preserve">: 본 보고서의 모든 수치는 재계산 가능한 스크립트의 실측 출력에서 취하였으며, 추정치를 포함하지 않고 기존 설계안의 예상값을 답습하지 않는다. 동일한 양에 여러 산출 기준이 존재하는 경우에는 더 안정적인 산출 기준을 일률적으로 채택하고 이를 명시한다.  </w:t>
-      </w:r>
-      <w:r>
-        <w:rPr>
-          <w:rFonts w:ascii="Calibri" w:hAnsi="Calibri" w:eastAsia="Malgun Gothic" w:cs="Malgun Gothic"/>
-          <w:b/>
-          <w:i/>
-          <w:color w:val="555555"/>
-          <w:sz w:val="19"/>
-        </w:rPr>
-        <w:t>메커니즘 계수 삼중값(강제 기준)</w:t>
-      </w:r>
-      <w:r>
-        <w:rPr>
-          <w:rFonts w:ascii="Calibri" w:hAnsi="Calibri" w:eastAsia="Malgun Gothic" w:cs="Malgun Gothic"/>
-          <w:i/>
-          <w:color w:val="555555"/>
-          <w:sz w:val="19"/>
-        </w:rPr>
-        <w:t xml:space="preserve">: 메커니즘 수량이 등장하는 모든 지점에서 </w:t>
-      </w:r>
-      <w:r>
-        <w:rPr>
-          <w:rFonts w:ascii="Calibri" w:hAnsi="Calibri" w:eastAsia="Malgun Gothic" w:cs="Malgun Gothic"/>
-          <w:b/>
-          <w:i/>
-          <w:color w:val="555555"/>
-          <w:sz w:val="19"/>
-        </w:rPr>
-        <w:t>등록 54 / 효과 생산 2 / 성숙도 complete 9·partial 37·placeholder 8</w:t>
-      </w:r>
-      <w:r>
-        <w:rPr>
-          <w:rFonts w:ascii="Calibri" w:hAnsi="Calibri" w:eastAsia="Malgun Gothic" w:cs="Malgun Gothic"/>
-          <w:i/>
-          <w:color w:val="555555"/>
-          <w:sz w:val="19"/>
-        </w:rPr>
-        <w:t xml:space="preserve">을 병기하여, "54"가 "54개 메커니즘이 모두 가동 중"으로 읽히지 않게 한다. 재계산 명령 </w:t>
+        <w:t>，本档为二者的合并产物）（§1 权威事实基线与写作体例）</w:t>
       </w:r>
       <w:r>
         <w:rPr>
@@ -844,7 +142,7 @@
           <w:color w:val="555555"/>
           <w:sz w:val="19"/>
         </w:rPr>
-        <w:t>python learnflow-backend/scripts/verify_counts.py</w:t>
+        <w:t xml:space="preserve">를 참조한다.  **⚠ 시점 통일(심사의견 2.1, 2026-09-29).** 본 보고서와 계획서는 9월 22~23일 상태에 머물러 있는데, 원고와 저장소는 이미 9월 29일(HEAD </w:t>
       </w:r>
       <w:r>
         <w:rPr>
@@ -853,7 +151,61 @@
           <w:color w:val="555555"/>
           <w:sz w:val="19"/>
         </w:rPr>
-        <w:t xml:space="preserve">.  </w:t>
+        <w:t>b41a76a</w:t>
+      </w:r>
+      <w:r>
+        <w:rPr>
+          <w:rFonts w:ascii="Consolas" w:hAnsi="Consolas" w:eastAsia="Malgun Gothic" w:cs="Malgun Gothic"/>
+          <w:i/>
+          <w:color w:val="555555"/>
+          <w:sz w:val="19"/>
+        </w:rPr>
+        <w:t xml:space="preserve">)이다. 10월 20일 제출물은 **모두 동일한 git tag(예: </w:t>
+      </w:r>
+      <w:r>
+        <w:rPr>
+          <w:rFonts w:ascii="Calibri" w:hAnsi="Calibri" w:eastAsia="Malgun Gothic" w:cs="Malgun Gothic"/>
+          <w:i/>
+          <w:color w:val="555555"/>
+          <w:sz w:val="19"/>
+        </w:rPr>
+        <w:t>v1.1-submit</w:t>
+      </w:r>
+      <w:r>
+        <w:rPr>
+          <w:rFonts w:ascii="Consolas" w:hAnsi="Consolas" w:eastAsia="Malgun Gothic" w:cs="Malgun Gothic"/>
+          <w:i/>
+          <w:color w:val="555555"/>
+          <w:sz w:val="19"/>
+        </w:rPr>
+        <w:t xml:space="preserve">)를 기준으로** 작성되어야 하며, 그 tag 이후의 작업은 제출물에 들어가지 않는다. **해당 tag는 아직 생성되지 않았다**(본 작업 복사본에는 </w:t>
+      </w:r>
+      <w:r>
+        <w:rPr>
+          <w:rFonts w:ascii="Calibri" w:hAnsi="Calibri" w:eastAsia="Malgun Gothic" w:cs="Malgun Gothic"/>
+          <w:i/>
+          <w:color w:val="555555"/>
+          <w:sz w:val="19"/>
+        </w:rPr>
+        <w:t>.git</w:t>
+      </w:r>
+      <w:r>
+        <w:rPr>
+          <w:rFonts w:ascii="Consolas" w:hAnsi="Consolas" w:eastAsia="Malgun Gothic" w:cs="Malgun Gothic"/>
+          <w:i/>
+          <w:color w:val="555555"/>
+          <w:sz w:val="19"/>
+        </w:rPr>
+        <w:t xml:space="preserve">이 없다). **따라서 이곳의 기준선은占位(placeholder) 형태로 남겨 두며, tag 생성 후 실제 tag 이름과 commit 해시로 교체한다.** **수치 산출 기준**: 본 보고서의 모든 수치는 재계산 가능한 스크립트의 실측 출력에서 취하였으며, 추정치를 포함하지 않고 기존 설계안의 예상값을 답습하지 않는다. 동일한 양에 여러 산출 기준이 존재하는 경우에는 더 안정적인 산출 기준을 일률적으로 채택하고 이를 명시한다.  **메커니즘 계수 삼중값(강제 기준)**: 메커니즘 수량이 등장하는 모든 지점에서 **등록 54 / 효과 생산 2 / 성숙도 complete 9·partial 37·placeholder 8**을 병기하여, "54"가 "54개 메커니즘이 모두 가동 중"으로 읽히지 않게 한다. 재계산 명령 </w:t>
+      </w:r>
+      <w:r>
+        <w:rPr>
+          <w:rFonts w:ascii="Calibri" w:hAnsi="Calibri" w:eastAsia="Malgun Gothic" w:cs="Malgun Gothic"/>
+          <w:i/>
+          <w:color w:val="555555"/>
+          <w:sz w:val="19"/>
+        </w:rPr>
+        <w:t xml:space="preserve">python learnflow-backend/scripts/verify_counts.py`.  </w:t>
       </w:r>
       <w:r>
         <w:rPr>
@@ -933,13 +285,27 @@
     </w:p>
     <w:p>
       <w:pPr>
-        <w:pStyle w:val="Heading1"/>
-        <w:spacing w:before="200" w:after="80"/>
+        <w:jc w:val="center"/>
       </w:pPr>
       <w:r>
         <w:rPr>
           <w:rFonts w:ascii="Calibri" w:hAnsi="Calibri" w:eastAsia="Malgun Gothic" w:cs="Malgun Gothic"/>
-          <w:sz w:val="32"/>
+          <w:b/>
+          <w:sz w:val="30"/>
+        </w:rPr>
+        <w:t>목차</w:t>
+      </w:r>
+    </w:p>
+    <w:p/>
+    <w:p>
+      <w:pPr>
+        <w:pStyle w:val="Heading3"/>
+        <w:spacing w:before="120" w:after="80"/>
+      </w:pPr>
+      <w:r>
+        <w:rPr>
+          <w:rFonts w:ascii="Calibri" w:hAnsi="Calibri" w:eastAsia="Malgun Gothic" w:cs="Malgun Gothic"/>
+          <w:sz w:val="24"/>
         </w:rPr>
         <w:t>초록</w:t>
       </w:r>
@@ -1116,7 +482,7 @@
           <w:rFonts w:ascii="Calibri" w:hAnsi="Calibri" w:eastAsia="Malgun Gothic" w:cs="Malgun Gothic"/>
           <w:sz w:val="21"/>
         </w:rPr>
-        <w:t xml:space="preserve">이며, 판정기준 전환 후에는 전면적으로 부(負)로 반전된다. 개입 7-튜플에 대한 정적 감사는 </w:t>
+        <w:t xml:space="preserve">이며, 판정기준 전환 후에는 전면적으로 부(负)로 반전된다. 개입 7-튜플에 대한 정적 감사는 </w:t>
       </w:r>
       <w:r>
         <w:rPr>
@@ -1179,13 +545,13 @@
     </w:p>
     <w:p>
       <w:pPr>
-        <w:pStyle w:val="Heading1"/>
-        <w:spacing w:before="200" w:after="80"/>
+        <w:pStyle w:val="Heading3"/>
+        <w:spacing w:before="120" w:after="80"/>
       </w:pPr>
       <w:r>
         <w:rPr>
           <w:rFonts w:ascii="Calibri" w:hAnsi="Calibri" w:eastAsia="Malgun Gothic" w:cs="Malgun Gothic"/>
-          <w:sz w:val="32"/>
+          <w:sz w:val="24"/>
         </w:rPr>
         <w:t>1 보고서 설명</w:t>
       </w:r>
@@ -1212,13 +578,13 @@
     </w:p>
     <w:p>
       <w:pPr>
-        <w:pStyle w:val="Heading2"/>
+        <w:pStyle w:val="Heading4"/>
         <w:spacing w:before="120" w:after="80"/>
       </w:pPr>
       <w:r>
         <w:rPr>
           <w:rFonts w:ascii="Calibri" w:hAnsi="Calibri" w:eastAsia="Malgun Gothic" w:cs="Malgun Gothic"/>
-          <w:sz w:val="27"/>
+          <w:sz w:val="22"/>
         </w:rPr>
         <w:t>1.1 범위와 경계</w:t>
       </w:r>
@@ -1252,13 +618,13 @@
     </w:p>
     <w:p>
       <w:pPr>
-        <w:pStyle w:val="Heading2"/>
+        <w:pStyle w:val="Heading4"/>
         <w:spacing w:before="120" w:after="80"/>
       </w:pPr>
       <w:r>
         <w:rPr>
           <w:rFonts w:ascii="Calibri" w:hAnsi="Calibri" w:eastAsia="Malgun Gothic" w:cs="Malgun Gothic"/>
-          <w:sz w:val="27"/>
+          <w:sz w:val="22"/>
         </w:rPr>
         <w:t>1.2 수치 산출 기준과 증거 등급</w:t>
       </w:r>
@@ -1367,13 +733,13 @@
     </w:p>
     <w:p>
       <w:pPr>
-        <w:pStyle w:val="Heading2"/>
+        <w:pStyle w:val="Heading4"/>
         <w:spacing w:before="120" w:after="80"/>
       </w:pPr>
       <w:r>
         <w:rPr>
           <w:rFonts w:ascii="Calibri" w:hAnsi="Calibri" w:eastAsia="Malgun Gothic" w:cs="Malgun Gothic"/>
-          <w:sz w:val="27"/>
+          <w:sz w:val="22"/>
         </w:rPr>
         <w:t>1.3 재계산 총 진입점</w:t>
       </w:r>
@@ -1810,13 +1176,13 @@
     </w:p>
     <w:p>
       <w:pPr>
-        <w:pStyle w:val="Heading1"/>
-        <w:spacing w:before="200" w:after="80"/>
+        <w:pStyle w:val="Heading3"/>
+        <w:spacing w:before="120" w:after="80"/>
       </w:pPr>
       <w:r>
         <w:rPr>
           <w:rFonts w:ascii="Calibri" w:hAnsi="Calibri" w:eastAsia="Malgun Gothic" w:cs="Malgun Gothic"/>
-          <w:sz w:val="32"/>
+          <w:sz w:val="24"/>
         </w:rPr>
         <w:t>2 연구 의존 시스템 구축 진척</w:t>
       </w:r>
@@ -1843,13 +1209,13 @@
     </w:p>
     <w:p>
       <w:pPr>
-        <w:pStyle w:val="Heading2"/>
+        <w:pStyle w:val="Heading4"/>
         <w:spacing w:before="120" w:after="80"/>
       </w:pPr>
       <w:r>
         <w:rPr>
           <w:rFonts w:ascii="Calibri" w:hAnsi="Calibri" w:eastAsia="Malgun Gothic" w:cs="Malgun Gothic"/>
-          <w:sz w:val="27"/>
+          <w:sz w:val="22"/>
         </w:rPr>
         <w:t>2.1 시스템 규모 기준선</w:t>
       </w:r>
@@ -2813,13 +2179,13 @@
     </w:p>
     <w:p>
       <w:pPr>
-        <w:pStyle w:val="Heading2"/>
+        <w:pStyle w:val="Heading4"/>
         <w:spacing w:before="120" w:after="80"/>
       </w:pPr>
       <w:r>
         <w:rPr>
           <w:rFonts w:ascii="Calibri" w:hAnsi="Calibri" w:eastAsia="Malgun Gothic" w:cs="Malgun Gothic"/>
-          <w:sz w:val="27"/>
+          <w:sz w:val="22"/>
         </w:rPr>
         <w:t>2.2 수치 정직성 게이트</w:t>
       </w:r>
@@ -3389,7 +2755,7 @@
           <w:color w:val="555555"/>
           <w:sz w:val="19"/>
         </w:rPr>
-        <w:t>docs/LearnFlow_期刊论文拆分方案.md</w:t>
+        <w:t>`LearnFlow_期刊论文拆分方案.md</w:t>
       </w:r>
       <w:r>
         <w:rPr>
@@ -3398,7 +2764,169 @@
           <w:color w:val="555555"/>
           <w:sz w:val="19"/>
         </w:rPr>
-        <w:t xml:space="preserve"> §1의 자산 문장이다.  - </w:t>
+        <w:t>（已并入本档第五部）</w:t>
+      </w:r>
+      <w:r>
+        <w:rPr>
+          <w:rFonts w:ascii="Consolas" w:hAnsi="Consolas" w:eastAsia="Malgun Gothic" w:cs="Malgun Gothic"/>
+          <w:i/>
+          <w:color w:val="555555"/>
+          <w:sz w:val="19"/>
+        </w:rPr>
+        <w:t xml:space="preserve"> §1의 자산 문장이다.  - **현재 상태(2026-09-22 실측)**: 해당 문장이 등록한 값은 실측값 **25,795행 / 55개 서비스 모듈 / 88개 소스 파일 / 104개 API 엔드포인트 / 936건 테스트(54개 테스트 파일)**이며 코드 사실과 **항목별로 일치**하므로, 이 명령은 **종료 코드 0(통과)을 반환한다**. v1.0 보고서가 말한 "현재 종료 코드 1을 반환"은 **25,389 / 54 / 87 / 104 / 920(53개 테스트 파일)**을 등록한 초기 스냅샷 문장에 대응하며, 그 스냅샷은 이번 개정에서 실측에 맞추어 정렬되었다. - **드리프트 증거는 사라지지 않았고 위치만 바뀌었다**: **감사 시점의 등록 기준선**(</w:t>
+      </w:r>
+      <w:r>
+        <w:rPr>
+          <w:rFonts w:ascii="Calibri" w:hAnsi="Calibri" w:eastAsia="Malgun Gothic" w:cs="Malgun Gothic"/>
+          <w:i/>
+          <w:color w:val="555555"/>
+          <w:sz w:val="19"/>
+        </w:rPr>
+        <w:t>python_loc</w:t>
+      </w:r>
+      <w:r>
+        <w:rPr>
+          <w:rFonts w:ascii="Consolas" w:hAnsi="Consolas" w:eastAsia="Malgun Gothic" w:cs="Malgun Gothic"/>
+          <w:i/>
+          <w:color w:val="555555"/>
+          <w:sz w:val="19"/>
+        </w:rPr>
+        <w:t xml:space="preserve"> 25,389 / </w:t>
+      </w:r>
+      <w:r>
+        <w:rPr>
+          <w:rFonts w:ascii="Calibri" w:hAnsi="Calibri" w:eastAsia="Malgun Gothic" w:cs="Malgun Gothic"/>
+          <w:i/>
+          <w:color w:val="555555"/>
+          <w:sz w:val="19"/>
+        </w:rPr>
+        <w:t>source_files</w:t>
+      </w:r>
+      <w:r>
+        <w:rPr>
+          <w:rFonts w:ascii="Consolas" w:hAnsi="Consolas" w:eastAsia="Malgun Gothic" w:cs="Malgun Gothic"/>
+          <w:i/>
+          <w:color w:val="555555"/>
+          <w:sz w:val="19"/>
+        </w:rPr>
+        <w:t xml:space="preserve"> 87 / </w:t>
+      </w:r>
+      <w:r>
+        <w:rPr>
+          <w:rFonts w:ascii="Calibri" w:hAnsi="Calibri" w:eastAsia="Malgun Gothic" w:cs="Malgun Gothic"/>
+          <w:i/>
+          <w:color w:val="555555"/>
+          <w:sz w:val="19"/>
+        </w:rPr>
+        <w:t>service_modules</w:t>
+      </w:r>
+      <w:r>
+        <w:rPr>
+          <w:rFonts w:ascii="Consolas" w:hAnsi="Consolas" w:eastAsia="Malgun Gothic" w:cs="Malgun Gothic"/>
+          <w:i/>
+          <w:color w:val="555555"/>
+          <w:sz w:val="19"/>
+        </w:rPr>
+        <w:t xml:space="preserve"> 54 / </w:t>
+      </w:r>
+      <w:r>
+        <w:rPr>
+          <w:rFonts w:ascii="Calibri" w:hAnsi="Calibri" w:eastAsia="Malgun Gothic" w:cs="Malgun Gothic"/>
+          <w:i/>
+          <w:color w:val="555555"/>
+          <w:sz w:val="19"/>
+        </w:rPr>
+        <w:t>test_files</w:t>
+      </w:r>
+      <w:r>
+        <w:rPr>
+          <w:rFonts w:ascii="Consolas" w:hAnsi="Consolas" w:eastAsia="Malgun Gothic" w:cs="Malgun Gothic"/>
+          <w:i/>
+          <w:color w:val="555555"/>
+          <w:sz w:val="19"/>
+        </w:rPr>
+        <w:t xml:space="preserve"> 53 / </w:t>
+      </w:r>
+      <w:r>
+        <w:rPr>
+          <w:rFonts w:ascii="Calibri" w:hAnsi="Calibri" w:eastAsia="Malgun Gothic" w:cs="Malgun Gothic"/>
+          <w:i/>
+          <w:color w:val="555555"/>
+          <w:sz w:val="19"/>
+        </w:rPr>
+        <w:t>test_functions</w:t>
+      </w:r>
+      <w:r>
+        <w:rPr>
+          <w:rFonts w:ascii="Consolas" w:hAnsi="Consolas" w:eastAsia="Malgun Gothic" w:cs="Malgun Gothic"/>
+          <w:i/>
+          <w:color w:val="555555"/>
+          <w:sz w:val="19"/>
+        </w:rPr>
+        <w:t xml:space="preserve"> 826 / </w:t>
+      </w:r>
+      <w:r>
+        <w:rPr>
+          <w:rFonts w:ascii="Calibri" w:hAnsi="Calibri" w:eastAsia="Malgun Gothic" w:cs="Malgun Gothic"/>
+          <w:i/>
+          <w:color w:val="555555"/>
+          <w:sz w:val="19"/>
+        </w:rPr>
+        <w:t>tests_collected</w:t>
+      </w:r>
+      <w:r>
+        <w:rPr>
+          <w:rFonts w:ascii="Consolas" w:hAnsi="Consolas" w:eastAsia="Malgun Gothic" w:cs="Malgun Gothic"/>
+          <w:i/>
+          <w:color w:val="555555"/>
+          <w:sz w:val="19"/>
+        </w:rPr>
+        <w:t xml:space="preserve"> 920)은 **하드코딩 등록표** 형태로 </w:t>
+      </w:r>
+      <w:r>
+        <w:rPr>
+          <w:rFonts w:ascii="Calibri" w:hAnsi="Calibri" w:eastAsia="Malgun Gothic" w:cs="Malgun Gothic"/>
+          <w:i/>
+          <w:color w:val="555555"/>
+          <w:sz w:val="19"/>
+        </w:rPr>
+        <w:t>verify_asset_numbers.py</w:t>
+      </w:r>
+      <w:r>
+        <w:rPr>
+          <w:rFonts w:ascii="Consolas" w:hAnsi="Consolas" w:eastAsia="Malgun Gothic" w:cs="Malgun Gothic"/>
+          <w:i/>
+          <w:color w:val="555555"/>
+          <w:sz w:val="19"/>
+        </w:rPr>
+        <w:t xml:space="preserve">에 보존되어 있으며, 실행할 때마다 "등록 비교" 단락에서 </w:t>
+      </w:r>
+      <w:r>
+        <w:rPr>
+          <w:rFonts w:ascii="Calibri" w:hAnsi="Calibri" w:eastAsia="Malgun Gothic" w:cs="Malgun Gothic"/>
+          <w:i/>
+          <w:color w:val="555555"/>
+          <w:sz w:val="19"/>
+        </w:rPr>
+        <w:t>informative / drifted</w:t>
+      </w:r>
+      <w:r>
+        <w:rPr>
+          <w:rFonts w:ascii="Consolas" w:hAnsi="Consolas" w:eastAsia="Malgun Gothic" w:cs="Malgun Gothic"/>
+          <w:i/>
+          <w:color w:val="555555"/>
+          <w:sz w:val="19"/>
+        </w:rPr>
+        <w:t xml:space="preserve"> 등급으로 **항목별 실측값과 나란히** 출력된다(</w:t>
+      </w:r>
+      <w:r>
+        <w:rPr>
+          <w:rFonts w:ascii="Calibri" w:hAnsi="Calibri" w:eastAsia="Malgun Gothic" w:cs="Malgun Gothic"/>
+          <w:i/>
+          <w:color w:val="555555"/>
+          <w:sz w:val="19"/>
+        </w:rPr>
+        <w:t xml:space="preserve">artifacts/asset_numbers.json`에 기록). 논문 2의 제4.4절이 바로 이것에 근거하여 자산 드리프트를 감사 발견으로 사실대로 기록한다. - </w:t>
       </w:r>
       <w:r>
         <w:rPr>
@@ -3408,7 +2936,7 @@
           <w:color w:val="555555"/>
           <w:sz w:val="19"/>
         </w:rPr>
-        <w:t>현재 상태(2026-09-22 실측)</w:t>
+        <w:t>본 보고서의 처리 원칙</w:t>
       </w:r>
       <w:r>
         <w:rPr>
@@ -3417,7 +2945,7 @@
           <w:color w:val="555555"/>
           <w:sz w:val="19"/>
         </w:rPr>
-        <w:t xml:space="preserve">: 해당 문장이 등록한 값은 실측값 </w:t>
+        <w:t xml:space="preserve">: 이 명령의 녹색 신호는 </w:t>
       </w:r>
       <w:r>
         <w:rPr>
@@ -3427,7 +2955,7 @@
           <w:color w:val="555555"/>
           <w:sz w:val="19"/>
         </w:rPr>
-        <w:t>25,795행 / 55개 서비스 모듈 / 88개 소스 파일 / 104개 API 엔드포인트 / 936건 테스트(54개 테스트 파일)</w:t>
+        <w:t>판정 기준을 완화한 데서 온 것이 아니라</w:t>
       </w:r>
       <w:r>
         <w:rPr>
@@ -3436,7 +2964,7 @@
           <w:color w:val="555555"/>
           <w:sz w:val="19"/>
         </w:rPr>
-        <w:t xml:space="preserve">이며 코드 사실과 </w:t>
+        <w:t xml:space="preserve">, 문서 기준선을 사실에 맞추어 갱신한 데서 온다. 그리고 "감사 시점 자산 지표가 현재 실측과 불일치한다"는 사실은 </w:t>
       </w:r>
       <w:r>
         <w:rPr>
@@ -3446,7 +2974,7 @@
           <w:color w:val="555555"/>
           <w:sz w:val="19"/>
         </w:rPr>
-        <w:t>항목별로 일치</w:t>
+        <w:t>동일한 출력의 등록 비교 단락에서 여전히 완전히 가시적이며</w:t>
       </w:r>
       <w:r>
         <w:rPr>
@@ -3455,351 +2983,18 @@
           <w:color w:val="555555"/>
           <w:sz w:val="19"/>
         </w:rPr>
-        <w:t xml:space="preserve">하므로, 이 명령은 </w:t>
-      </w:r>
-      <w:r>
-        <w:rPr>
-          <w:rFonts w:ascii="Calibri" w:hAnsi="Calibri" w:eastAsia="Malgun Gothic" w:cs="Malgun Gothic"/>
-          <w:b/>
-          <w:i/>
-          <w:color w:val="555555"/>
-          <w:sz w:val="19"/>
-        </w:rPr>
-        <w:t>종료 코드 0(통과)을 반환한다</w:t>
-      </w:r>
-      <w:r>
-        <w:rPr>
-          <w:rFonts w:ascii="Calibri" w:hAnsi="Calibri" w:eastAsia="Malgun Gothic" w:cs="Malgun Gothic"/>
-          <w:i/>
-          <w:color w:val="555555"/>
-          <w:sz w:val="19"/>
-        </w:rPr>
-        <w:t xml:space="preserve">. v1.0 보고서가 말한 "현재 종료 코드 1을 반환"은 </w:t>
-      </w:r>
-      <w:r>
-        <w:rPr>
-          <w:rFonts w:ascii="Calibri" w:hAnsi="Calibri" w:eastAsia="Malgun Gothic" w:cs="Malgun Gothic"/>
-          <w:b/>
-          <w:i/>
-          <w:color w:val="555555"/>
-          <w:sz w:val="19"/>
-        </w:rPr>
-        <w:t>25,389 / 54 / 87 / 104 / 920(53개 테스트 파일)</w:t>
-      </w:r>
-      <w:r>
-        <w:rPr>
-          <w:rFonts w:ascii="Calibri" w:hAnsi="Calibri" w:eastAsia="Malgun Gothic" w:cs="Malgun Gothic"/>
-          <w:i/>
-          <w:color w:val="555555"/>
-          <w:sz w:val="19"/>
-        </w:rPr>
-        <w:t xml:space="preserve">을 등록한 초기 스냅샷 문장에 대응하며, 그 스냅샷은 이번 개정에서 실측에 맞추어 정렬되었다. - </w:t>
-      </w:r>
-      <w:r>
-        <w:rPr>
-          <w:rFonts w:ascii="Calibri" w:hAnsi="Calibri" w:eastAsia="Malgun Gothic" w:cs="Malgun Gothic"/>
-          <w:b/>
-          <w:i/>
-          <w:color w:val="555555"/>
-          <w:sz w:val="19"/>
-        </w:rPr>
-        <w:t>드리프트 증거는 사라지지 않았고 위치만 바뀌었다</w:t>
-      </w:r>
-      <w:r>
-        <w:rPr>
-          <w:rFonts w:ascii="Calibri" w:hAnsi="Calibri" w:eastAsia="Malgun Gothic" w:cs="Malgun Gothic"/>
-          <w:i/>
-          <w:color w:val="555555"/>
-          <w:sz w:val="19"/>
-        </w:rPr>
-        <w:t xml:space="preserve">: </w:t>
-      </w:r>
-      <w:r>
-        <w:rPr>
-          <w:rFonts w:ascii="Calibri" w:hAnsi="Calibri" w:eastAsia="Malgun Gothic" w:cs="Malgun Gothic"/>
-          <w:b/>
-          <w:i/>
-          <w:color w:val="555555"/>
-          <w:sz w:val="19"/>
-        </w:rPr>
-        <w:t>감사 시점의 등록 기준선</w:t>
-      </w:r>
-      <w:r>
-        <w:rPr>
-          <w:rFonts w:ascii="Calibri" w:hAnsi="Calibri" w:eastAsia="Malgun Gothic" w:cs="Malgun Gothic"/>
-          <w:i/>
-          <w:color w:val="555555"/>
-          <w:sz w:val="19"/>
-        </w:rPr>
-        <w:t>(</w:t>
-      </w:r>
-      <w:r>
-        <w:rPr>
-          <w:rFonts w:ascii="Consolas" w:hAnsi="Consolas" w:eastAsia="Malgun Gothic" w:cs="Malgun Gothic"/>
-          <w:i/>
-          <w:color w:val="555555"/>
-          <w:sz w:val="19"/>
-        </w:rPr>
-        <w:t>python_loc</w:t>
-      </w:r>
-      <w:r>
-        <w:rPr>
-          <w:rFonts w:ascii="Calibri" w:hAnsi="Calibri" w:eastAsia="Malgun Gothic" w:cs="Malgun Gothic"/>
-          <w:i/>
-          <w:color w:val="555555"/>
-          <w:sz w:val="19"/>
-        </w:rPr>
-        <w:t xml:space="preserve"> 25,389 / </w:t>
-      </w:r>
-      <w:r>
-        <w:rPr>
-          <w:rFonts w:ascii="Consolas" w:hAnsi="Consolas" w:eastAsia="Malgun Gothic" w:cs="Malgun Gothic"/>
-          <w:i/>
-          <w:color w:val="555555"/>
-          <w:sz w:val="19"/>
-        </w:rPr>
-        <w:t>source_files</w:t>
-      </w:r>
-      <w:r>
-        <w:rPr>
-          <w:rFonts w:ascii="Calibri" w:hAnsi="Calibri" w:eastAsia="Malgun Gothic" w:cs="Malgun Gothic"/>
-          <w:i/>
-          <w:color w:val="555555"/>
-          <w:sz w:val="19"/>
-        </w:rPr>
-        <w:t xml:space="preserve"> 87 / </w:t>
-      </w:r>
-      <w:r>
-        <w:rPr>
-          <w:rFonts w:ascii="Consolas" w:hAnsi="Consolas" w:eastAsia="Malgun Gothic" w:cs="Malgun Gothic"/>
-          <w:i/>
-          <w:color w:val="555555"/>
-          <w:sz w:val="19"/>
-        </w:rPr>
-        <w:t>service_modules</w:t>
-      </w:r>
-      <w:r>
-        <w:rPr>
-          <w:rFonts w:ascii="Calibri" w:hAnsi="Calibri" w:eastAsia="Malgun Gothic" w:cs="Malgun Gothic"/>
-          <w:i/>
-          <w:color w:val="555555"/>
-          <w:sz w:val="19"/>
-        </w:rPr>
-        <w:t xml:space="preserve"> 54 / </w:t>
-      </w:r>
-      <w:r>
-        <w:rPr>
-          <w:rFonts w:ascii="Consolas" w:hAnsi="Consolas" w:eastAsia="Malgun Gothic" w:cs="Malgun Gothic"/>
-          <w:i/>
-          <w:color w:val="555555"/>
-          <w:sz w:val="19"/>
-        </w:rPr>
-        <w:t>test_files</w:t>
-      </w:r>
-      <w:r>
-        <w:rPr>
-          <w:rFonts w:ascii="Calibri" w:hAnsi="Calibri" w:eastAsia="Malgun Gothic" w:cs="Malgun Gothic"/>
-          <w:i/>
-          <w:color w:val="555555"/>
-          <w:sz w:val="19"/>
-        </w:rPr>
-        <w:t xml:space="preserve"> 53 / </w:t>
-      </w:r>
-      <w:r>
-        <w:rPr>
-          <w:rFonts w:ascii="Consolas" w:hAnsi="Consolas" w:eastAsia="Malgun Gothic" w:cs="Malgun Gothic"/>
-          <w:i/>
-          <w:color w:val="555555"/>
-          <w:sz w:val="19"/>
-        </w:rPr>
-        <w:t>test_functions</w:t>
-      </w:r>
-      <w:r>
-        <w:rPr>
-          <w:rFonts w:ascii="Calibri" w:hAnsi="Calibri" w:eastAsia="Malgun Gothic" w:cs="Malgun Gothic"/>
-          <w:i/>
-          <w:color w:val="555555"/>
-          <w:sz w:val="19"/>
-        </w:rPr>
-        <w:t xml:space="preserve"> 826 / </w:t>
-      </w:r>
-      <w:r>
-        <w:rPr>
-          <w:rFonts w:ascii="Consolas" w:hAnsi="Consolas" w:eastAsia="Malgun Gothic" w:cs="Malgun Gothic"/>
-          <w:i/>
-          <w:color w:val="555555"/>
-          <w:sz w:val="19"/>
-        </w:rPr>
-        <w:t>tests_collected</w:t>
-      </w:r>
-      <w:r>
-        <w:rPr>
-          <w:rFonts w:ascii="Calibri" w:hAnsi="Calibri" w:eastAsia="Malgun Gothic" w:cs="Malgun Gothic"/>
-          <w:i/>
-          <w:color w:val="555555"/>
-          <w:sz w:val="19"/>
-        </w:rPr>
-        <w:t xml:space="preserve"> 920)은 </w:t>
-      </w:r>
-      <w:r>
-        <w:rPr>
-          <w:rFonts w:ascii="Calibri" w:hAnsi="Calibri" w:eastAsia="Malgun Gothic" w:cs="Malgun Gothic"/>
-          <w:b/>
-          <w:i/>
-          <w:color w:val="555555"/>
-          <w:sz w:val="19"/>
-        </w:rPr>
-        <w:t>하드코딩 등록표</w:t>
-      </w:r>
-      <w:r>
-        <w:rPr>
-          <w:rFonts w:ascii="Calibri" w:hAnsi="Calibri" w:eastAsia="Malgun Gothic" w:cs="Malgun Gothic"/>
-          <w:i/>
-          <w:color w:val="555555"/>
-          <w:sz w:val="19"/>
-        </w:rPr>
-        <w:t xml:space="preserve"> 형태로 </w:t>
-      </w:r>
-      <w:r>
-        <w:rPr>
-          <w:rFonts w:ascii="Consolas" w:hAnsi="Consolas" w:eastAsia="Malgun Gothic" w:cs="Malgun Gothic"/>
-          <w:i/>
-          <w:color w:val="555555"/>
-          <w:sz w:val="19"/>
-        </w:rPr>
-        <w:t>verify_asset_numbers.py</w:t>
-      </w:r>
-      <w:r>
-        <w:rPr>
-          <w:rFonts w:ascii="Calibri" w:hAnsi="Calibri" w:eastAsia="Malgun Gothic" w:cs="Malgun Gothic"/>
-          <w:i/>
-          <w:color w:val="555555"/>
-          <w:sz w:val="19"/>
-        </w:rPr>
-        <w:t xml:space="preserve">에 보존되어 있으며, 실행할 때마다 "등록 비교" 단락에서 </w:t>
-      </w:r>
-      <w:r>
-        <w:rPr>
-          <w:rFonts w:ascii="Consolas" w:hAnsi="Consolas" w:eastAsia="Malgun Gothic" w:cs="Malgun Gothic"/>
-          <w:i/>
-          <w:color w:val="555555"/>
-          <w:sz w:val="19"/>
-        </w:rPr>
-        <w:t>informative / drifted</w:t>
-      </w:r>
-      <w:r>
-        <w:rPr>
-          <w:rFonts w:ascii="Calibri" w:hAnsi="Calibri" w:eastAsia="Malgun Gothic" w:cs="Malgun Gothic"/>
-          <w:i/>
-          <w:color w:val="555555"/>
-          <w:sz w:val="19"/>
-        </w:rPr>
-        <w:t xml:space="preserve"> 등급으로 </w:t>
-      </w:r>
-      <w:r>
-        <w:rPr>
-          <w:rFonts w:ascii="Calibri" w:hAnsi="Calibri" w:eastAsia="Malgun Gothic" w:cs="Malgun Gothic"/>
-          <w:b/>
-          <w:i/>
-          <w:color w:val="555555"/>
-          <w:sz w:val="19"/>
-        </w:rPr>
-        <w:t>항목별 실측값과 나란히</w:t>
-      </w:r>
-      <w:r>
-        <w:rPr>
-          <w:rFonts w:ascii="Calibri" w:hAnsi="Calibri" w:eastAsia="Malgun Gothic" w:cs="Malgun Gothic"/>
-          <w:i/>
-          <w:color w:val="555555"/>
-          <w:sz w:val="19"/>
-        </w:rPr>
-        <w:t xml:space="preserve"> 출력된다(</w:t>
-      </w:r>
-      <w:r>
-        <w:rPr>
-          <w:rFonts w:ascii="Consolas" w:hAnsi="Consolas" w:eastAsia="Malgun Gothic" w:cs="Malgun Gothic"/>
-          <w:i/>
-          <w:color w:val="555555"/>
-          <w:sz w:val="19"/>
-        </w:rPr>
-        <w:t>artifacts/asset_numbers.json</w:t>
-      </w:r>
-      <w:r>
-        <w:rPr>
-          <w:rFonts w:ascii="Calibri" w:hAnsi="Calibri" w:eastAsia="Malgun Gothic" w:cs="Malgun Gothic"/>
-          <w:i/>
-          <w:color w:val="555555"/>
-          <w:sz w:val="19"/>
-        </w:rPr>
-        <w:t xml:space="preserve">에 기록). 논문 2의 제4.4절이 바로 이것에 근거하여 자산 드리프트를 감사 발견으로 사실대로 기록한다. - </w:t>
-      </w:r>
-      <w:r>
-        <w:rPr>
-          <w:rFonts w:ascii="Calibri" w:hAnsi="Calibri" w:eastAsia="Malgun Gothic" w:cs="Malgun Gothic"/>
-          <w:b/>
-          <w:i/>
-          <w:color w:val="555555"/>
-          <w:sz w:val="19"/>
-        </w:rPr>
-        <w:t>본 보고서의 처리 원칙</w:t>
-      </w:r>
-      <w:r>
-        <w:rPr>
-          <w:rFonts w:ascii="Calibri" w:hAnsi="Calibri" w:eastAsia="Malgun Gothic" w:cs="Malgun Gothic"/>
-          <w:i/>
-          <w:color w:val="555555"/>
-          <w:sz w:val="19"/>
-        </w:rPr>
-        <w:t xml:space="preserve">: 이 명령의 녹색 신호는 </w:t>
-      </w:r>
-      <w:r>
-        <w:rPr>
-          <w:rFonts w:ascii="Calibri" w:hAnsi="Calibri" w:eastAsia="Malgun Gothic" w:cs="Malgun Gothic"/>
-          <w:b/>
-          <w:i/>
-          <w:color w:val="555555"/>
-          <w:sz w:val="19"/>
-        </w:rPr>
-        <w:t>판정 기준을 완화한 데서 온 것이 아니라</w:t>
-      </w:r>
-      <w:r>
-        <w:rPr>
-          <w:rFonts w:ascii="Calibri" w:hAnsi="Calibri" w:eastAsia="Malgun Gothic" w:cs="Malgun Gothic"/>
-          <w:i/>
-          <w:color w:val="555555"/>
-          <w:sz w:val="19"/>
-        </w:rPr>
-        <w:t xml:space="preserve">, 문서 기준선을 사실에 맞추어 갱신한 데서 온다. 그리고 "감사 시점 자산 지표가 현재 실측과 불일치한다"는 사실은 </w:t>
-      </w:r>
-      <w:r>
-        <w:rPr>
-          <w:rFonts w:ascii="Calibri" w:hAnsi="Calibri" w:eastAsia="Malgun Gothic" w:cs="Malgun Gothic"/>
-          <w:b/>
-          <w:i/>
-          <w:color w:val="555555"/>
-          <w:sz w:val="19"/>
-        </w:rPr>
-        <w:t>동일한 출력의 등록 비교 단락에서 여전히 완전히 가시적이며</w:t>
-      </w:r>
-      <w:r>
-        <w:rPr>
-          <w:rFonts w:ascii="Calibri" w:hAnsi="Calibri" w:eastAsia="Malgun Gothic" w:cs="Malgun Gothic"/>
-          <w:i/>
-          <w:color w:val="555555"/>
-          <w:sz w:val="19"/>
-        </w:rPr>
         <w:t>, 은폐하지 않는다.</w:t>
       </w:r>
     </w:p>
     <w:p>
       <w:pPr>
-        <w:pStyle w:val="Heading2"/>
+        <w:pStyle w:val="Heading4"/>
         <w:spacing w:before="120" w:after="80"/>
       </w:pPr>
       <w:r>
         <w:rPr>
           <w:rFonts w:ascii="Calibri" w:hAnsi="Calibri" w:eastAsia="Malgun Gothic" w:cs="Malgun Gothic"/>
-          <w:sz w:val="27"/>
+          <w:sz w:val="22"/>
         </w:rPr>
         <w:t>2.3 측정 계층 구축</w:t>
       </w:r>
@@ -4227,13 +3422,13 @@
     </w:p>
     <w:p>
       <w:pPr>
-        <w:pStyle w:val="Heading1"/>
-        <w:spacing w:before="200" w:after="80"/>
+        <w:pStyle w:val="Heading3"/>
+        <w:spacing w:before="120" w:after="80"/>
       </w:pPr>
       <w:r>
         <w:rPr>
           <w:rFonts w:ascii="Calibri" w:hAnsi="Calibri" w:eastAsia="Malgun Gothic" w:cs="Malgun Gothic"/>
-          <w:sz w:val="32"/>
+          <w:sz w:val="24"/>
         </w:rPr>
         <w:t>3 논문 1: 난이도 양상의 공약성</w:t>
       </w:r>
@@ -4260,13 +3455,13 @@
     </w:p>
     <w:p>
       <w:pPr>
-        <w:pStyle w:val="Heading2"/>
+        <w:pStyle w:val="Heading4"/>
         <w:spacing w:before="120" w:after="80"/>
       </w:pPr>
       <w:r>
         <w:rPr>
           <w:rFonts w:ascii="Calibri" w:hAnsi="Calibri" w:eastAsia="Malgun Gothic" w:cs="Malgun Gothic"/>
-          <w:sz w:val="27"/>
+          <w:sz w:val="22"/>
         </w:rPr>
         <w:t>3.1 불안정성 명제의 검정</w:t>
       </w:r>
@@ -4627,13 +3822,13 @@
     </w:p>
     <w:p>
       <w:pPr>
-        <w:pStyle w:val="Heading2"/>
+        <w:pStyle w:val="Heading4"/>
         <w:spacing w:before="120" w:after="80"/>
       </w:pPr>
       <w:r>
         <w:rPr>
           <w:rFonts w:ascii="Calibri" w:hAnsi="Calibri" w:eastAsia="Malgun Gothic" w:cs="Malgun Gothic"/>
-          <w:sz w:val="27"/>
+          <w:sz w:val="22"/>
         </w:rPr>
         <w:t>3.2 다중 신호 융합의 이득과 그 판정기준</w:t>
       </w:r>
@@ -4869,13 +4064,13 @@
     </w:p>
     <w:p>
       <w:pPr>
-        <w:pStyle w:val="Heading2"/>
+        <w:pStyle w:val="Heading4"/>
         <w:spacing w:before="120" w:after="80"/>
       </w:pPr>
       <w:r>
         <w:rPr>
           <w:rFonts w:ascii="Calibri" w:hAnsi="Calibri" w:eastAsia="Malgun Gothic" w:cs="Malgun Gothic"/>
-          <w:sz w:val="27"/>
+          <w:sz w:val="22"/>
         </w:rPr>
         <w:t>3.3 판정기준 전환 후 결론 반전(본 보고서에서 가장 중요한 부정적 결과)</w:t>
       </w:r>
@@ -5188,13 +4383,13 @@
     </w:p>
     <w:p>
       <w:pPr>
-        <w:pStyle w:val="Heading2"/>
+        <w:pStyle w:val="Heading4"/>
         <w:spacing w:before="120" w:after="80"/>
       </w:pPr>
       <w:r>
         <w:rPr>
           <w:rFonts w:ascii="Calibri" w:hAnsi="Calibri" w:eastAsia="Malgun Gothic" w:cs="Malgun Gothic"/>
-          <w:sz w:val="27"/>
+          <w:sz w:val="22"/>
         </w:rPr>
         <w:t>3.4 방향성 오류의 특정과 표본 크기 적응적 수축</w:t>
       </w:r>
@@ -5308,13 +4503,13 @@
     </w:p>
     <w:p>
       <w:pPr>
-        <w:pStyle w:val="Heading2"/>
+        <w:pStyle w:val="Heading4"/>
         <w:spacing w:before="120" w:after="80"/>
       </w:pPr>
       <w:r>
         <w:rPr>
           <w:rFonts w:ascii="Calibri" w:hAnsi="Calibri" w:eastAsia="Malgun Gothic" w:cs="Malgun Gothic"/>
-          <w:sz w:val="27"/>
+          <w:sz w:val="22"/>
         </w:rPr>
         <w:t>3.5 추정기 최적화: "제거"에서 "부호 교정"으로</w:t>
       </w:r>
@@ -5663,13 +4858,13 @@
     </w:p>
     <w:p>
       <w:pPr>
-        <w:pStyle w:val="Heading2"/>
+        <w:pStyle w:val="Heading4"/>
         <w:spacing w:before="120" w:after="80"/>
       </w:pPr>
       <w:r>
         <w:rPr>
           <w:rFonts w:ascii="Calibri" w:hAnsi="Calibri" w:eastAsia="Malgun Gothic" w:cs="Malgun Gothic"/>
-          <w:sz w:val="27"/>
+          <w:sz w:val="22"/>
         </w:rPr>
         <w:t>3.6 난이도 대리로서의 지식 트리 구조에 관한 부정적 결과</w:t>
       </w:r>
@@ -5718,13 +4913,13 @@
     </w:p>
     <w:p>
       <w:pPr>
-        <w:pStyle w:val="Heading2"/>
+        <w:pStyle w:val="Heading4"/>
         <w:spacing w:before="120" w:after="80"/>
       </w:pPr>
       <w:r>
         <w:rPr>
           <w:rFonts w:ascii="Calibri" w:hAnsi="Calibri" w:eastAsia="Malgun Gothic" w:cs="Malgun Gothic"/>
-          <w:sz w:val="27"/>
+          <w:sz w:val="22"/>
         </w:rPr>
         <w:t>3.7 최적 오류율의 기술적 증거와 인과 식별의 미완</w:t>
       </w:r>
@@ -6268,21 +5463,7 @@
           <w:rFonts w:ascii="Calibri" w:hAnsi="Calibri" w:eastAsia="Malgun Gothic" w:cs="Malgun Gothic"/>
           <w:sz w:val="21"/>
         </w:rPr>
-        <w:t>. 오류율 0.25(30,899 윈도)는 오류율 0.15와 0.20 각각보다 많다(</w:t>
-      </w:r>
-      <w:r>
-        <w:rPr>
-          <w:rFonts w:ascii="Consolas" w:hAnsi="Consolas" w:eastAsia="Malgun Gothic" w:cs="Malgun Gothic"/>
-          <w:sz w:val="21"/>
-        </w:rPr>
-        <w:t>share_err_in_17_23pct</w:t>
-      </w:r>
-      <w:r>
-        <w:rPr>
-          <w:rFonts w:ascii="Calibri" w:hAnsi="Calibri" w:eastAsia="Malgun Gothic" w:cs="Malgun Gothic"/>
-          <w:sz w:val="21"/>
-        </w:rPr>
-        <w:t>로부터 역산하면 0.20 ≈ 30,074 윈도, 0.15 ≈ 26,138 윈도).</w:t>
+        <w:t>. 오류율 0.25(30,899 윈도)는 오류율 0.15와 0.20 각각보다 많다(정수 오류 개수 기준 재계산의 정확값: 0.20 = 30,061 윈도, 0.15 = 26,151 윈도. 종전의 역산값 30,074 / 26,138은 심사 §7 정정표에 따라 폐기).</w:t>
       </w:r>
     </w:p>
     <w:p>
@@ -6296,14 +5477,29 @@
           <w:b/>
           <w:sz w:val="21"/>
         </w:rPr>
-        <w:t>종전의 "85% 규칙의 15.87% 및 선행연구의 80.7%와 모두 양립한다"는 문장은 성립하지 않는다.</w:t>
-      </w:r>
-      <w:r>
-        <w:rPr>
-          <w:rFonts w:ascii="Calibri" w:hAnsi="Calibri" w:eastAsia="Malgun Gothic" w:cs="Malgun Gothic"/>
-          <w:sz w:val="21"/>
-        </w:rPr>
-        <w:t xml:space="preserve"> 이 문장은 인공물 위에 세워져 있으므로 철회한다. 분포의 단일값 최빈값은 Wilson 등의 84.13%와 Baillifard 등의 80.7%보다 </w:t>
+        <w:t>종전의 "85% 규칙의 15.87% 및 선행연구의 80.7%와 모두 양립한다"는 문장은 철회한다</w:t>
+      </w:r>
+      <w:r>
+        <w:rPr>
+          <w:rFonts w:ascii="Calibri" w:hAnsi="Calibri" w:eastAsia="Malgun Gothic" w:cs="Malgun Gothic"/>
+          <w:sz w:val="21"/>
+        </w:rPr>
+        <w:t xml:space="preserve"> —— 이 문장은 인공물 위에 세워져 있다. </w:t>
+      </w:r>
+      <w:r>
+        <w:rPr>
+          <w:rFonts w:ascii="Calibri" w:hAnsi="Calibri" w:eastAsia="Malgun Gothic" w:cs="Malgun Gothic"/>
+          <w:b/>
+          <w:sz w:val="21"/>
+        </w:rPr>
+        <w:t>또한 심사 §3.3에 따라 본 분포는 경험된 난이도의 분포이며 최적값에 대한 검정이 아니므로, 85% 규칙과 80.7%에 대해 양립한다고도 양립하지 않는다고도 말할 수 없다.</w:t>
+      </w:r>
+      <w:r>
+        <w:rPr>
+          <w:rFonts w:ascii="Calibri" w:hAnsi="Calibri" w:eastAsia="Malgun Gothic" w:cs="Malgun Gothic"/>
+          <w:sz w:val="21"/>
+        </w:rPr>
+        <w:t xml:space="preserve"> 분포의 단일값 최빈값은 Wilson 등의 84.13%와 Baillifard 등의 80.7%보다 </w:t>
       </w:r>
       <w:r>
         <w:rPr>
@@ -6574,7 +5770,7 @@
           <w:rFonts w:ascii="Calibri" w:hAnsi="Calibri" w:eastAsia="Malgun Gothic" w:cs="Malgun Gothic"/>
           <w:sz w:val="21"/>
         </w:rPr>
-        <w:t xml:space="preserve"> 원래 설계한 이중 강건(AIPW/DR) 오프폴리시 평가, 용량—반응 곡선 적합, 비단조성 검정 및 다섯 전제 분해는 </w:t>
+        <w:t xml:space="preserve"> 원래 설계한 이중 강건(AIPW/DR) 오프폴리시 평가는 </w:t>
       </w:r>
       <w:r>
         <w:rPr>
@@ -6582,14 +5778,44 @@
           <w:b/>
           <w:sz w:val="21"/>
         </w:rPr>
-        <w:t>모두 실행되지 않았으며</w:t>
-      </w:r>
-      <w:r>
-        <w:rPr>
-          <w:rFonts w:ascii="Calibri" w:hAnsi="Calibri" w:eastAsia="Malgun Gothic" w:cs="Malgun Gothic"/>
-          <w:sz w:val="21"/>
-        </w:rPr>
-        <w:t xml:space="preserve">, 자세한 내용은 제9절을 참조한다. 분포 증거 자체는 기술적 수준에서만 성립하며, 이 분포는 </w:t>
+        <w:t>2026-09-24 실행되었으나 사전 등록된 양성 대조 기준을 통과하지 못했고 구현이 동결 문서(LF-CIS-2026-09-22)와 불일치하므로 그 결과는 해석 불가하며</w:t>
+      </w:r>
+      <w:r>
+        <w:rPr>
+          <w:rFonts w:ascii="Calibri" w:hAnsi="Calibri" w:eastAsia="Malgun Gothic" w:cs="Malgun Gothic"/>
+          <w:sz w:val="21"/>
+        </w:rPr>
+        <w:t xml:space="preserve">, 본 보고서는 확증적 해석을 하지 않는다. 인과 측은 M1에서 분리되어 연구계획서 §7.1 표 제4행의 네 번째 논문으로 이관되었다(자세한 내용은 M1 §8.2). 비단조성 검정 및 다섯 전제 분해는 </w:t>
+      </w:r>
+      <w:r>
+        <w:rPr>
+          <w:rFonts w:ascii="Calibri" w:hAnsi="Calibri" w:eastAsia="Malgun Gothic" w:cs="Malgun Gothic"/>
+          <w:b/>
+          <w:sz w:val="21"/>
+        </w:rPr>
+        <w:t>여전히 실행되지 않았으며</w:t>
+      </w:r>
+      <w:r>
+        <w:rPr>
+          <w:rFonts w:ascii="Calibri" w:hAnsi="Calibri" w:eastAsia="Malgun Gothic" w:cs="Malgun Gothic"/>
+          <w:sz w:val="21"/>
+        </w:rPr>
+        <w:t xml:space="preserve">, 자세한 내용은 제9절을 참조한다. </w:t>
+      </w:r>
+      <w:r>
+        <w:rPr>
+          <w:rFonts w:ascii="Calibri" w:hAnsi="Calibri" w:eastAsia="Malgun Gothic" w:cs="Malgun Gothic"/>
+          <w:b/>
+          <w:sz w:val="21"/>
+        </w:rPr>
+        <w:t>(시점 유의: 최종 제출 tag가 2026-09-24 이전이면 심사 §2.1②에 따라 본 절은 「미실행」으로 되돌려야 한다.)</w:t>
+      </w:r>
+      <w:r>
+        <w:rPr>
+          <w:rFonts w:ascii="Calibri" w:hAnsi="Calibri" w:eastAsia="Malgun Gothic" w:cs="Malgun Gothic"/>
+          <w:sz w:val="21"/>
+        </w:rPr>
+        <w:t xml:space="preserve"> 분포 증거 자체는 기술적 수준에서만 성립하며, 이 분포는 </w:t>
       </w:r>
       <w:r>
         <w:rPr>
@@ -6617,13 +5843,13 @@
     </w:p>
     <w:p>
       <w:pPr>
-        <w:pStyle w:val="Heading1"/>
-        <w:spacing w:before="200" w:after="80"/>
+        <w:pStyle w:val="Heading3"/>
+        <w:spacing w:before="120" w:after="80"/>
       </w:pPr>
       <w:r>
         <w:rPr>
           <w:rFonts w:ascii="Calibri" w:hAnsi="Calibri" w:eastAsia="Malgun Gothic" w:cs="Malgun Gothic"/>
-          <w:sz w:val="32"/>
+          <w:sz w:val="24"/>
         </w:rPr>
         <w:t>4 논문 2: 다중 개입 병존 학습 시스템의 충돌 구조 감사</w:t>
       </w:r>
@@ -6650,13 +5876,13 @@
     </w:p>
     <w:p>
       <w:pPr>
-        <w:pStyle w:val="Heading2"/>
+        <w:pStyle w:val="Heading4"/>
         <w:spacing w:before="120" w:after="80"/>
       </w:pPr>
       <w:r>
         <w:rPr>
           <w:rFonts w:ascii="Calibri" w:hAnsi="Calibri" w:eastAsia="Malgun Gothic" w:cs="Malgun Gothic"/>
-          <w:sz w:val="27"/>
+          <w:sz w:val="22"/>
         </w:rPr>
         <w:t>4.1 감사 방법과 판정 기준</w:t>
       </w:r>
@@ -6980,13 +6206,13 @@
     </w:p>
     <w:p>
       <w:pPr>
-        <w:pStyle w:val="Heading2"/>
+        <w:pStyle w:val="Heading4"/>
         <w:spacing w:before="120" w:after="80"/>
       </w:pPr>
       <w:r>
         <w:rPr>
           <w:rFonts w:ascii="Calibri" w:hAnsi="Calibri" w:eastAsia="Malgun Gothic" w:cs="Malgun Gothic"/>
-          <w:sz w:val="27"/>
+          <w:sz w:val="22"/>
         </w:rPr>
         <w:t>4.2 네 가지 실측 결과</w:t>
       </w:r>
@@ -7828,7 +7054,7 @@
           <w:color w:val="555555"/>
           <w:sz w:val="19"/>
         </w:rPr>
-        <w:t>docs/M2_路线A_B决策备忘.md</w:t>
+        <w:t>`LearnFlow_研究设计与审阅档案.md</w:t>
       </w:r>
       <w:r>
         <w:rPr>
@@ -7837,18 +7063,37 @@
           <w:color w:val="555555"/>
           <w:sz w:val="19"/>
         </w:rPr>
-        <w:t>를 참조한다.</w:t>
+        <w:t>（</w:t>
+      </w:r>
+      <w:r>
+        <w:rPr>
+          <w:rFonts w:ascii="Calibri" w:hAnsi="Calibri" w:eastAsia="Malgun Gothic" w:cs="Malgun Gothic"/>
+          <w:b/>
+          <w:i/>
+          <w:color w:val="555555"/>
+          <w:sz w:val="19"/>
+        </w:rPr>
+        <w:t>其内容即本档第七部</w:t>
+      </w:r>
+      <w:r>
+        <w:rPr>
+          <w:rFonts w:ascii="Calibri" w:hAnsi="Calibri" w:eastAsia="Malgun Gothic" w:cs="Malgun Gothic"/>
+          <w:i/>
+          <w:color w:val="555555"/>
+          <w:sz w:val="19"/>
+        </w:rPr>
+        <w:t>，本档为二者的合并产物）（§5 M2 路线 A/B 决策备忘）`를 참조한다.</w:t>
       </w:r>
     </w:p>
     <w:p>
       <w:pPr>
-        <w:pStyle w:val="Heading2"/>
+        <w:pStyle w:val="Heading4"/>
         <w:spacing w:before="120" w:after="80"/>
       </w:pPr>
       <w:r>
         <w:rPr>
           <w:rFonts w:ascii="Calibri" w:hAnsi="Calibri" w:eastAsia="Malgun Gothic" w:cs="Malgun Gothic"/>
-          <w:sz w:val="27"/>
+          <w:sz w:val="22"/>
         </w:rPr>
         <w:t>4.3 주선 결론과 감사 방법의 자기 보고</w:t>
       </w:r>
@@ -8347,14 +7592,29 @@
           <w:rFonts w:ascii="Consolas" w:hAnsi="Consolas" w:eastAsia="Malgun Gothic" w:cs="Malgun Gothic"/>
           <w:sz w:val="21"/>
         </w:rPr>
-        <w:t>docs/M2_路线A_B决策备忘.md</w:t>
-      </w:r>
-      <w:r>
-        <w:rPr>
-          <w:rFonts w:ascii="Calibri" w:hAnsi="Calibri" w:eastAsia="Malgun Gothic" w:cs="Malgun Gothic"/>
-          <w:sz w:val="21"/>
-        </w:rPr>
-        <w:t xml:space="preserve">를 참조하며, </w:t>
+        <w:t>`LearnFlow_研究设计与审阅档案.md</w:t>
+      </w:r>
+      <w:r>
+        <w:rPr>
+          <w:rFonts w:ascii="Calibri" w:hAnsi="Calibri" w:eastAsia="Malgun Gothic" w:cs="Malgun Gothic"/>
+          <w:sz w:val="21"/>
+        </w:rPr>
+        <w:t>（</w:t>
+      </w:r>
+      <w:r>
+        <w:rPr>
+          <w:rFonts w:ascii="Calibri" w:hAnsi="Calibri" w:eastAsia="Malgun Gothic" w:cs="Malgun Gothic"/>
+          <w:b/>
+          <w:sz w:val="21"/>
+        </w:rPr>
+        <w:t>其内容即本档第七部</w:t>
+      </w:r>
+      <w:r>
+        <w:rPr>
+          <w:rFonts w:ascii="Calibri" w:hAnsi="Calibri" w:eastAsia="Malgun Gothic" w:cs="Malgun Gothic"/>
+          <w:sz w:val="21"/>
+        </w:rPr>
+        <w:t xml:space="preserve">，本档为二者的合并产物）（§5 M2 路线 A/B 决策备忘）`를 참조하며, </w:t>
       </w:r>
       <w:r>
         <w:rPr>
@@ -8382,13 +7642,13 @@
     </w:p>
     <w:p>
       <w:pPr>
-        <w:pStyle w:val="Heading1"/>
-        <w:spacing w:before="200" w:after="80"/>
+        <w:pStyle w:val="Heading3"/>
+        <w:spacing w:before="120" w:after="80"/>
       </w:pPr>
       <w:r>
         <w:rPr>
           <w:rFonts w:ascii="Calibri" w:hAnsi="Calibri" w:eastAsia="Malgun Gothic" w:cs="Malgun Gothic"/>
-          <w:sz w:val="32"/>
+          <w:sz w:val="24"/>
         </w:rPr>
         <w:t>5 논문 3: 유순 난이도 의사결정과 대규모 언어모델 난이도 사전확률의 신뢰성 경계</w:t>
       </w:r>
@@ -8415,13 +7675,13 @@
     </w:p>
     <w:p>
       <w:pPr>
-        <w:pStyle w:val="Heading2"/>
+        <w:pStyle w:val="Heading4"/>
         <w:spacing w:before="120" w:after="80"/>
       </w:pPr>
       <w:r>
         <w:rPr>
           <w:rFonts w:ascii="Calibri" w:hAnsi="Calibri" w:eastAsia="Malgun Gothic" w:cs="Malgun Gothic"/>
-          <w:sz w:val="27"/>
+          <w:sz w:val="22"/>
         </w:rPr>
         <w:t>5.1 유순 행동 공간의 실증적 기초</w:t>
       </w:r>
@@ -8684,13 +7944,13 @@
     </w:p>
     <w:p>
       <w:pPr>
-        <w:pStyle w:val="Heading2"/>
+        <w:pStyle w:val="Heading4"/>
         <w:spacing w:before="120" w:after="80"/>
       </w:pPr>
       <w:r>
         <w:rPr>
           <w:rFonts w:ascii="Calibri" w:hAnsi="Calibri" w:eastAsia="Malgun Gothic" w:cs="Malgun Gothic"/>
-          <w:sz w:val="27"/>
+          <w:sz w:val="22"/>
         </w:rPr>
         <w:t>5.2 실제 팔에서의 전략 비교(보상 = 즉시 성공률): 예비 관찰이며 결론을 구성하지 않는다</w:t>
       </w:r>
@@ -9147,13 +8407,13 @@
     </w:p>
     <w:p>
       <w:pPr>
-        <w:pStyle w:val="Heading2"/>
+        <w:pStyle w:val="Heading4"/>
         <w:spacing w:before="120" w:after="80"/>
       </w:pPr>
       <w:r>
         <w:rPr>
           <w:rFonts w:ascii="Calibri" w:hAnsi="Calibri" w:eastAsia="Malgun Gothic" w:cs="Malgun Gothic"/>
-          <w:sz w:val="27"/>
+          <w:sz w:val="22"/>
         </w:rPr>
         <w:t>5.3 단일 모델의 난이도 사전확률 신뢰성 경계</w:t>
       </w:r>
@@ -9221,7 +8481,64 @@
           <w:color w:val="555555"/>
           <w:sz w:val="19"/>
         </w:rPr>
-        <w:t xml:space="preserve">. 본 절과 본 보고서의 모든 관련 표현은 "단일 모델"로 한정하였다.  | 항목 | 실측 | |---|---| | 모델 라벨 | </w:t>
+        <w:t>. 본 절과 본 보고서의 모든 관련 표현은 "단일 모델"로 한정하였다.（</w:t>
+      </w:r>
+      <w:r>
+        <w:rPr>
+          <w:rFonts w:ascii="Calibri" w:hAnsi="Calibri" w:eastAsia="Malgun Gothic" w:cs="Malgun Gothic"/>
+          <w:b/>
+          <w:i/>
+          <w:color w:val="555555"/>
+          <w:sz w:val="19"/>
+        </w:rPr>
+        <w:t>2026-09-29 심사 §6.2②에 따라 갱신</w:t>
+      </w:r>
+      <w:r>
+        <w:rPr>
+          <w:rFonts w:ascii="Calibri" w:hAnsi="Calibri" w:eastAsia="Malgun Gothic" w:cs="Malgun Gothic"/>
+          <w:i/>
+          <w:color w:val="555555"/>
+          <w:sz w:val="19"/>
+        </w:rPr>
+        <w:t xml:space="preserve">: M3는 </w:t>
+      </w:r>
+      <w:r>
+        <w:rPr>
+          <w:rFonts w:ascii="Calibri" w:hAnsi="Calibri" w:eastAsia="Malgun Gothic" w:cs="Malgun Gothic"/>
+          <w:b/>
+          <w:i/>
+          <w:color w:val="555555"/>
+          <w:sz w:val="19"/>
+        </w:rPr>
+        <w:t>로컬 오픈 웨이트 모델</w:t>
+      </w:r>
+      <w:r>
+        <w:rPr>
+          <w:rFonts w:ascii="Calibri" w:hAnsi="Calibri" w:eastAsia="Malgun Gothic" w:cs="Malgun Gothic"/>
+          <w:i/>
+          <w:color w:val="555555"/>
+          <w:sz w:val="19"/>
+        </w:rPr>
+        <w:t xml:space="preserve"> 4개 제품군 × 3개 규모, 총 11개 셀의 주석 매트릭스를 채웠으므로 제목 기준은 「단일 모델」에서 「로컬 오픈 웨이트 모델(≤47B, 4비트급 양자화)」로 변경되었다. 다만 </w:t>
+      </w:r>
+      <w:r>
+        <w:rPr>
+          <w:rFonts w:ascii="Calibri" w:hAnsi="Calibri" w:eastAsia="Malgun Gothic" w:cs="Malgun Gothic"/>
+          <w:b/>
+          <w:i/>
+          <w:color w:val="555555"/>
+          <w:sz w:val="19"/>
+        </w:rPr>
+        <w:t>프론티어 API 모델은 여전히 포함되지 않으므로</w:t>
+      </w:r>
+      <w:r>
+        <w:rPr>
+          <w:rFonts w:ascii="Calibri" w:hAnsi="Calibri" w:eastAsia="Malgun Gothic" w:cs="Malgun Gothic"/>
+          <w:i/>
+          <w:color w:val="555555"/>
+          <w:sz w:val="19"/>
+        </w:rPr>
+        <w:t xml:space="preserve"> 「LLM」에 대한 일반 명제로 격상할 수 없다.)  | 항목 | 실측 | |---|---| | 모델 라벨 | </w:t>
       </w:r>
       <w:r>
         <w:rPr>
@@ -9695,7 +9012,7 @@
           <w:b/>
           <w:sz w:val="21"/>
         </w:rPr>
-        <w:t>단일 모델에서</w:t>
+        <w:t>로컬 오픈 웨이트 모델(4개 제품군 × 3개 규모, 11개 셀)에서</w:t>
       </w:r>
       <w:r>
         <w:rPr>
@@ -9752,13 +9069,13 @@
     </w:p>
     <w:p>
       <w:pPr>
-        <w:pStyle w:val="Heading2"/>
+        <w:pStyle w:val="Heading4"/>
         <w:spacing w:before="120" w:after="80"/>
       </w:pPr>
       <w:r>
         <w:rPr>
           <w:rFonts w:ascii="Calibri" w:hAnsi="Calibri" w:eastAsia="Malgun Gothic" w:cs="Malgun Gothic"/>
-          <w:sz w:val="27"/>
+          <w:sz w:val="22"/>
         </w:rPr>
         <w:t>5.4 프로토콜 감사: 가용성 등급, 엔지니어링 교훈, 그리고 방법론 정정 한 건</w:t>
       </w:r>
@@ -10886,13 +10203,13 @@
     </w:p>
     <w:p>
       <w:pPr>
-        <w:pStyle w:val="Heading2"/>
+        <w:pStyle w:val="Heading4"/>
         <w:spacing w:before="120" w:after="80"/>
       </w:pPr>
       <w:r>
         <w:rPr>
           <w:rFonts w:ascii="Calibri" w:hAnsi="Calibri" w:eastAsia="Malgun Gothic" w:cs="Malgun Gothic"/>
-          <w:sz w:val="27"/>
+          <w:sz w:val="22"/>
         </w:rPr>
         <w:t>5.5 하나의 역방향 경계</w:t>
       </w:r>
@@ -10915,6 +10232,373 @@
           <w:sz w:val="21"/>
         </w:rPr>
         <w:t>지식 트리 구조는 난이도 순서의 대리가 될 수 없다.</w:t>
+      </w:r>
+    </w:p>
+    <w:p>
+      <w:pPr>
+        <w:pStyle w:val="Heading4"/>
+        <w:spacing w:before="120" w:after="80"/>
+      </w:pPr>
+      <w:r>
+        <w:rPr>
+          <w:rFonts w:ascii="Calibri" w:hAnsi="Calibri" w:eastAsia="Malgun Gothic" w:cs="Malgun Gothic"/>
+          <w:sz w:val="22"/>
+        </w:rPr>
+        <w:t>5.6 논문 4: 신도 구조화 결합 난이도 추정(심의 §4.4에 따라 방법 논의 초안으로 강등, 독립 투고하지 않음)</w:t>
+      </w:r>
+    </w:p>
+    <w:p>
+      <w:pPr>
+        <w:spacing w:after="120"/>
+      </w:pPr>
+      <w:r>
+        <w:rPr>
+          <w:rFonts w:ascii="Calibri" w:hAnsi="Calibri" w:eastAsia="Malgun Gothic" w:cs="Malgun Gothic"/>
+          <w:b/>
+          <w:sz w:val="21"/>
+        </w:rPr>
+        <w:t>위치와 귀결</w:t>
+      </w:r>
+      <w:r>
+        <w:rPr>
+          <w:rFonts w:ascii="Calibri" w:hAnsi="Calibri" w:eastAsia="Malgun Gothic" w:cs="Malgun Gothic"/>
+          <w:sz w:val="21"/>
+        </w:rPr>
+        <w:t xml:space="preserve">. M4는 "외부 난이도 라벨 없이 로그만 있는 콜드스타트 조건에서 여러 난이도 신호를 어떻게 결합해야 하는가"라는 질문에 답한다. 심의 의견 §4.4에 따라 </w:t>
+      </w:r>
+      <w:r>
+        <w:rPr>
+          <w:rFonts w:ascii="Calibri" w:hAnsi="Calibri" w:eastAsia="Malgun Gothic" w:cs="Malgun Gothic"/>
+          <w:b/>
+          <w:sz w:val="21"/>
+        </w:rPr>
+        <w:t>M4는 독립 원고로 투고하지 않는다</w:t>
+      </w:r>
+      <w:r>
+        <w:rPr>
+          <w:rFonts w:ascii="Calibri" w:hAnsi="Calibri" w:eastAsia="Malgun Gothic" w:cs="Malgun Gothic"/>
+          <w:sz w:val="21"/>
+        </w:rPr>
+        <w:t xml:space="preserve">: 경험 부분이 M1과 데이터·라벨·베이스라인을 공유하며, M4-E는 동일 데이터에서 실패를 관찰한 뒤에야 수행한 수정이다. M1 방법 부분의 한 절로 통합할지, 새 데이터 집합에서 사전 등록된 확인적 검정을 먼저 수행할지는 </w:t>
+      </w:r>
+      <w:r>
+        <w:rPr>
+          <w:rFonts w:ascii="Calibri" w:hAnsi="Calibri" w:eastAsia="Malgun Gothic" w:cs="Malgun Gothic"/>
+          <w:b/>
+          <w:sz w:val="21"/>
+        </w:rPr>
+        <w:t>2026-11-03에 결정</w:t>
+      </w:r>
+      <w:r>
+        <w:rPr>
+          <w:rFonts w:ascii="Calibri" w:hAnsi="Calibri" w:eastAsia="Malgun Gothic" w:cs="Malgun Gothic"/>
+          <w:sz w:val="21"/>
+        </w:rPr>
+        <w:t>하며, 결정 전에는 새 실험을 추가하지 않는다(계획서 §7.1 표 4행 참조). 본 절은 완성 초안의 요지를 성실히 기록할 뿐 독립적 결론 주장은 하지 않는다.</w:t>
+      </w:r>
+    </w:p>
+    <w:p>
+      <w:pPr>
+        <w:spacing w:after="120"/>
+      </w:pPr>
+      <w:r>
+        <w:rPr>
+          <w:rFonts w:ascii="Calibri" w:hAnsi="Calibri" w:eastAsia="Malgun Gothic" w:cs="Malgun Gothic"/>
+          <w:b/>
+          <w:sz w:val="21"/>
+        </w:rPr>
+        <w:t>방법 체인</w:t>
+      </w:r>
+      <w:r>
+        <w:rPr>
+          <w:rFonts w:ascii="Calibri" w:hAnsi="Calibri" w:eastAsia="Malgun Gothic" w:cs="Malgun Gothic"/>
+          <w:sz w:val="21"/>
+        </w:rPr>
+        <w:t xml:space="preserve">. 이미 배치된 </w:t>
+      </w:r>
+      <w:r>
+        <w:rPr>
+          <w:rFonts w:ascii="Consolas" w:hAnsi="Consolas" w:eastAsia="Malgun Gothic" w:cs="Malgun Gothic"/>
+          <w:sz w:val="21"/>
+        </w:rPr>
+        <w:t>srw7</w:t>
+      </w:r>
+      <w:r>
+        <w:rPr>
+          <w:rFonts w:ascii="Calibri" w:hAnsi="Calibri" w:eastAsia="Malgun Gothic" w:cs="Malgun Gothic"/>
+          <w:sz w:val="21"/>
+        </w:rPr>
+        <w:t xml:space="preserve"> 추정기(부호 보정 + 반절 신뢰도 가중 + 표본수 축약 λ(k))는 신뢰도를 결합 가중치로 직접 사용한다. M4는 구조적 개선 4개를 제안한다: </w:t>
+      </w:r>
+      <w:r>
+        <w:rPr>
+          <w:rFonts w:ascii="Calibri" w:hAnsi="Calibri" w:eastAsia="Malgun Gothic" w:cs="Malgun Gothic"/>
+          <w:b/>
+          <w:sz w:val="21"/>
+        </w:rPr>
+        <w:t>M4-A</w:t>
+      </w:r>
+      <w:r>
+        <w:rPr>
+          <w:rFonts w:ascii="Calibri" w:hAnsi="Calibri" w:eastAsia="Malgun Gothic" w:cs="Malgun Gothic"/>
+          <w:sz w:val="21"/>
+        </w:rPr>
+        <w:t xml:space="preserve">는 ECDF–logit 변환 꼬리에 강건하도록 순위 상관으로 신호 공분산을 추정하고, </w:t>
+      </w:r>
+      <w:r>
+        <w:rPr>
+          <w:rFonts w:ascii="Calibri" w:hAnsi="Calibri" w:eastAsia="Malgun Gothic" w:cs="Malgun Gothic"/>
+          <w:b/>
+          <w:sz w:val="21"/>
+        </w:rPr>
+        <w:t>M4-B</w:t>
+      </w:r>
+      <w:r>
+        <w:rPr>
+          <w:rFonts w:ascii="Calibri" w:hAnsi="Calibri" w:eastAsia="Malgun Gothic" w:cs="Malgun Gothic"/>
+          <w:sz w:val="21"/>
+        </w:rPr>
+        <w:t xml:space="preserve">는 단일 인자 모형에서 최적 선형 결합 가중치 β = V⁻¹q(q_k = sgn_k√ρ_k)를 주며 V⁻¹이 열 간 공선성을 자동으로 제거한다. </w:t>
+      </w:r>
+      <w:r>
+        <w:rPr>
+          <w:rFonts w:ascii="Calibri" w:hAnsi="Calibri" w:eastAsia="Malgun Gothic" w:cs="Malgun Gothic"/>
+          <w:b/>
+          <w:sz w:val="21"/>
+        </w:rPr>
+        <w:t>M4-C</w:t>
+      </w:r>
+      <w:r>
+        <w:rPr>
+          <w:rFonts w:ascii="Calibri" w:hAnsi="Calibri" w:eastAsia="Malgun Gothic" w:cs="Malgun Gothic"/>
+          <w:sz w:val="21"/>
+        </w:rPr>
+        <w:t xml:space="preserve">는 λ = Σ|β_aux|/Σ|β|를 </w:t>
+      </w:r>
+      <w:r>
+        <w:rPr>
+          <w:rFonts w:ascii="Calibri" w:hAnsi="Calibri" w:eastAsia="Malgun Gothic" w:cs="Malgun Gothic"/>
+          <w:b/>
+          <w:sz w:val="21"/>
+        </w:rPr>
+        <w:t>초모수가 아니라 진단량</w:t>
+      </w:r>
+      <w:r>
+        <w:rPr>
+          <w:rFonts w:ascii="Calibri" w:hAnsi="Calibri" w:eastAsia="Malgun Gothic" w:cs="Malgun Gothic"/>
+          <w:sz w:val="21"/>
+        </w:rPr>
+        <w:t xml:space="preserve">으로 만들고, </w:t>
+      </w:r>
+      <w:r>
+        <w:rPr>
+          <w:rFonts w:ascii="Calibri" w:hAnsi="Calibri" w:eastAsia="Malgun Gothic" w:cs="Malgun Gothic"/>
+          <w:b/>
+          <w:sz w:val="21"/>
+        </w:rPr>
+        <w:t>M4-D</w:t>
+      </w:r>
+      <w:r>
+        <w:rPr>
+          <w:rFonts w:ascii="Calibri" w:hAnsi="Calibri" w:eastAsia="Malgun Gothic" w:cs="Malgun Gothic"/>
+          <w:sz w:val="21"/>
+        </w:rPr>
+        <w:t>는 Spearman–Brown 공식으로 부분 관측 조건에서 문항별 국소 신뢰도를 부여한다.</w:t>
+      </w:r>
+    </w:p>
+    <w:p>
+      <w:pPr>
+        <w:spacing w:after="120"/>
+      </w:pPr>
+      <w:r>
+        <w:rPr>
+          <w:rFonts w:ascii="Calibri" w:hAnsi="Calibri" w:eastAsia="Malgun Gothic" w:cs="Malgun Gothic"/>
+          <w:b/>
+          <w:sz w:val="21"/>
+        </w:rPr>
+        <w:t>가법 분리 항등식(명제 P1)과 그 붕괴</w:t>
+      </w:r>
+      <w:r>
+        <w:rPr>
+          <w:rFonts w:ascii="Calibri" w:hAnsi="Calibri" w:eastAsia="Malgun Gothic" w:cs="Malgun Gothic"/>
+          <w:sz w:val="21"/>
+        </w:rPr>
+        <w:t xml:space="preserve">. 가법 분리 가능한 로그-오즈 증거 아래에서 쌍별 Bradley–Terry 집계와 가중 선형 결합은 </w:t>
+      </w:r>
+      <w:r>
+        <w:rPr>
+          <w:rFonts w:ascii="Calibri" w:hAnsi="Calibri" w:eastAsia="Malgun Gothic" w:cs="Malgun Gothic"/>
+          <w:b/>
+          <w:sz w:val="21"/>
+        </w:rPr>
+        <w:t>동일한 순위</w:t>
+      </w:r>
+      <w:r>
+        <w:rPr>
+          <w:rFonts w:ascii="Calibri" w:hAnsi="Calibri" w:eastAsia="Malgun Gothic" w:cs="Malgun Gothic"/>
+          <w:sz w:val="21"/>
+        </w:rPr>
+        <w:t xml:space="preserve">를 준다(ρ(d,u) = 1.000000; 수렴 증명 ‖∇ℓ‖_∞ = 1e-11; 384회 풀이 모두 수렴). 그러나 두 가지 현실적 분리성 위반, 즉 확률 영역 평균(LLM 판정이 실제 수행하는 방식)과 쌍별 결측, 은 이 항등식을 깨뜨린다. 기전 진단 결과 확률 영역 평균은 </w:t>
+      </w:r>
+      <w:r>
+        <w:rPr>
+          <w:rFonts w:ascii="Calibri" w:hAnsi="Calibri" w:eastAsia="Malgun Gothic" w:cs="Malgun Gothic"/>
+          <w:b/>
+          <w:sz w:val="21"/>
+        </w:rPr>
+        <w:t>암묵적으로 정밀 가중으로 이동</w:t>
+      </w:r>
+      <w:r>
+        <w:rPr>
+          <w:rFonts w:ascii="Calibri" w:hAnsi="Calibri" w:eastAsia="Malgun Gothic" w:cs="Malgun Gothic"/>
+          <w:sz w:val="21"/>
+        </w:rPr>
+        <w:t>한다(ρ(BT prob-mean, precision-weighting) = 0.96404 &gt; ρ(u_α, precision-weighting) = 0.939289).</w:t>
+      </w:r>
+    </w:p>
+    <w:p>
+      <w:pPr>
+        <w:spacing w:after="120"/>
+      </w:pPr>
+      <w:r>
+        <w:rPr>
+          <w:rFonts w:ascii="Calibri" w:hAnsi="Calibri" w:eastAsia="Malgun Gothic" w:cs="Malgun Gothic"/>
+          <w:b/>
+          <w:sz w:val="21"/>
+        </w:rPr>
+        <w:t>외생 판정 기준에서의 음(负) 결과와 잔차화 수정</w:t>
+      </w:r>
+      <w:r>
+        <w:rPr>
+          <w:rFonts w:ascii="Calibri" w:hAnsi="Calibri" w:eastAsia="Malgun Gothic" w:cs="Malgun Gothic"/>
+          <w:sz w:val="21"/>
+        </w:rPr>
+        <w:t xml:space="preserve">. </w:t>
+      </w:r>
+      <w:r>
+        <w:rPr>
+          <w:rFonts w:ascii="Calibri" w:hAnsi="Calibri" w:eastAsia="Malgun Gothic" w:cs="Malgun Gothic"/>
+          <w:b/>
+          <w:sz w:val="21"/>
+        </w:rPr>
+        <w:t>외생</w:t>
+      </w:r>
+      <w:r>
+        <w:rPr>
+          <w:rFonts w:ascii="Calibri" w:hAnsi="Calibri" w:eastAsia="Malgun Gothic" w:cs="Malgun Gothic"/>
+          <w:sz w:val="21"/>
+        </w:rPr>
+        <w:t xml:space="preserve"> 판정 기준(DBE-KT22 교사 난이도 라벨, Kendall τ_b)에서 완전한 M4 추정기(M4-A/B/C)는 </w:t>
+      </w:r>
+      <w:r>
+        <w:rPr>
+          <w:rFonts w:ascii="Calibri" w:hAnsi="Calibri" w:eastAsia="Malgun Gothic" w:cs="Malgun Gothic"/>
+          <w:b/>
+          <w:sz w:val="21"/>
+        </w:rPr>
+        <w:t>표본수가 커질수록 붕괴</w:t>
+      </w:r>
+      <w:r>
+        <w:rPr>
+          <w:rFonts w:ascii="Calibri" w:hAnsi="Calibri" w:eastAsia="Malgun Gothic" w:cs="Malgun Gothic"/>
+          <w:sz w:val="21"/>
+        </w:rPr>
+        <w:t xml:space="preserve">한다(k=10 τ_b = 0.1596 → k=200 τ_b = 0.0796, Δ = −0.0903, 융합 승률 0.00). 원인은 보조 신호가 성공률과 고도로 공선인 반면, M4가 유도한 λ는 k에 따라 상승하기 때문이다(0.7449 → 0.8734), 실제로 표본외 최적 λ는 0에 접근한다(0.015). 이에 </w:t>
+      </w:r>
+      <w:r>
+        <w:rPr>
+          <w:rFonts w:ascii="Calibri" w:hAnsi="Calibri" w:eastAsia="Malgun Gothic" w:cs="Malgun Gothic"/>
+          <w:b/>
+          <w:sz w:val="21"/>
+        </w:rPr>
+        <w:t>M4-E(잔차화)</w:t>
+      </w:r>
+      <w:r>
+        <w:rPr>
+          <w:rFonts w:ascii="Calibri" w:hAnsi="Calibri" w:eastAsia="Malgun Gothic" w:cs="Malgun Gothic"/>
+          <w:sz w:val="21"/>
+        </w:rPr>
+        <w:t xml:space="preserve">를 제안한다: 각 보조 신호에서 기준 열(성공률)에 대한 중복 성분을 제거하고 증분 부분만 남겨 λ로 다시 혼합함으로써 붕괴를 </w:t>
+      </w:r>
+      <w:r>
+        <w:rPr>
+          <w:rFonts w:ascii="Calibri" w:hAnsi="Calibri" w:eastAsia="Malgun Gothic" w:cs="Malgun Gothic"/>
+          <w:b/>
+          <w:sz w:val="21"/>
+        </w:rPr>
+        <w:t>수리</w:t>
+      </w:r>
+      <w:r>
+        <w:rPr>
+          <w:rFonts w:ascii="Calibri" w:hAnsi="Calibri" w:eastAsia="Malgun Gothic" w:cs="Malgun Gothic"/>
+          <w:sz w:val="21"/>
+        </w:rPr>
+        <w:t xml:space="preserve">한다(k=200 τ_b = 0.1718, Δ = +0.0019, 짝집합 t = 5.66, 승률 0.90). </w:t>
+      </w:r>
+      <w:r>
+        <w:rPr>
+          <w:rFonts w:ascii="Calibri" w:hAnsi="Calibri" w:eastAsia="Malgun Gothic" w:cs="Malgun Gothic"/>
+          <w:b/>
+          <w:sz w:val="21"/>
+        </w:rPr>
+        <w:t>보조</w:t>
+      </w:r>
+      <w:r>
+        <w:rPr>
+          <w:rFonts w:ascii="Calibri" w:hAnsi="Calibri" w:eastAsia="Malgun Gothic" w:cs="Malgun Gothic"/>
+          <w:sz w:val="21"/>
+        </w:rPr>
+        <w:t xml:space="preserve"> 판정 기준(Junyi 플랫폼 난이도 라벨)에서는 완전한 M4 추정기가 모든 비교에서 승리한다(k=200 Δ = +0.0708, 승률 1.00), M4-E 역시 양(+)이다(Δ = +0.0073, 승률 1.00).</w:t>
+      </w:r>
+    </w:p>
+    <w:p>
+      <w:pPr>
+        <w:spacing w:after="120"/>
+      </w:pPr>
+      <w:r>
+        <w:rPr>
+          <w:rFonts w:ascii="Calibri" w:hAnsi="Calibri" w:eastAsia="Malgun Gothic" w:cs="Malgun Gothic"/>
+          <w:b/>
+          <w:sz w:val="21"/>
+        </w:rPr>
+        <w:t>방법론적 함의</w:t>
+      </w:r>
+      <w:r>
+        <w:rPr>
+          <w:rFonts w:ascii="Calibri" w:hAnsi="Calibri" w:eastAsia="Malgun Gothic" w:cs="Malgun Gothic"/>
+          <w:sz w:val="21"/>
+        </w:rPr>
+        <w:t>. §3.2는 "</w:t>
+      </w:r>
+      <w:r>
+        <w:rPr>
+          <w:rFonts w:ascii="Calibri" w:hAnsi="Calibri" w:eastAsia="Malgun Gothic" w:cs="Malgun Gothic"/>
+          <w:b/>
+          <w:sz w:val="21"/>
+        </w:rPr>
+        <w:t>신뢰도 ≠ 타당도</w:t>
+      </w:r>
+      <w:r>
+        <w:rPr>
+          <w:rFonts w:ascii="Calibri" w:hAnsi="Calibri" w:eastAsia="Malgun Gothic" w:cs="Malgun Gothic"/>
+          <w:sz w:val="21"/>
+        </w:rPr>
+        <w:t xml:space="preserve">"의 형식적 증명을 제시한다. 이에 따라 M4의 §3.1/§5.2 음 결과는 수치 잡음이 아니라 "신뢰도 최적화"와 M4의 "타당도 목표" 사이의 불일치가 구조적으로 나타난 것이며, </w:t>
+      </w:r>
+      <w:r>
+        <w:rPr>
+          <w:rFonts w:ascii="Calibri" w:hAnsi="Calibri" w:eastAsia="Malgun Gothic" w:cs="Malgun Gothic"/>
+          <w:b/>
+          <w:sz w:val="21"/>
+        </w:rPr>
+        <w:t>모든 M4 이득 주장은 외생 판정 기준으로 재검토되어야 한다</w:t>
+      </w:r>
+      <w:r>
+        <w:rPr>
+          <w:rFonts w:ascii="Calibri" w:hAnsi="Calibri" w:eastAsia="Malgun Gothic" w:cs="Malgun Gothic"/>
+          <w:sz w:val="21"/>
+        </w:rPr>
+        <w:t>.</w:t>
       </w:r>
     </w:p>
     <w:p>
@@ -10927,13 +10611,13 @@
     </w:p>
     <w:p>
       <w:pPr>
-        <w:pStyle w:val="Heading1"/>
-        <w:spacing w:before="200" w:after="80"/>
+        <w:pStyle w:val="Heading3"/>
+        <w:spacing w:before="120" w:after="80"/>
       </w:pPr>
       <w:r>
         <w:rPr>
           <w:rFonts w:ascii="Calibri" w:hAnsi="Calibri" w:eastAsia="Malgun Gothic" w:cs="Malgun Gothic"/>
-          <w:sz w:val="32"/>
+          <w:sz w:val="24"/>
         </w:rPr>
         <w:t>6 알고리즘 최적화 체인 총괄(O1–O12)</w:t>
       </w:r>
@@ -11797,13 +11481,13 @@
     </w:p>
     <w:p>
       <w:pPr>
-        <w:pStyle w:val="Heading1"/>
-        <w:spacing w:before="200" w:after="80"/>
+        <w:pStyle w:val="Heading3"/>
+        <w:spacing w:before="120" w:after="80"/>
       </w:pPr>
       <w:r>
         <w:rPr>
           <w:rFonts w:ascii="Calibri" w:hAnsi="Calibri" w:eastAsia="Malgun Gothic" w:cs="Malgun Gothic"/>
-          <w:sz w:val="32"/>
+          <w:sz w:val="24"/>
         </w:rPr>
         <w:t>7 엔지니어링 구현 반영</w:t>
       </w:r>
@@ -11830,13 +11514,13 @@
     </w:p>
     <w:p>
       <w:pPr>
-        <w:pStyle w:val="Heading2"/>
+        <w:pStyle w:val="Heading4"/>
         <w:spacing w:before="120" w:after="80"/>
       </w:pPr>
       <w:r>
         <w:rPr>
           <w:rFonts w:ascii="Calibri" w:hAnsi="Calibri" w:eastAsia="Malgun Gothic" w:cs="Malgun Gothic"/>
-          <w:sz w:val="27"/>
+          <w:sz w:val="22"/>
         </w:rPr>
         <w:t>7.1 반영된 변경</w:t>
       </w:r>
@@ -12174,13 +11858,13 @@
     </w:p>
     <w:p>
       <w:pPr>
-        <w:pStyle w:val="Heading2"/>
+        <w:pStyle w:val="Heading4"/>
         <w:spacing w:before="120" w:after="80"/>
       </w:pPr>
       <w:r>
         <w:rPr>
           <w:rFonts w:ascii="Calibri" w:hAnsi="Calibri" w:eastAsia="Malgun Gothic" w:cs="Malgun Gothic"/>
-          <w:sz w:val="27"/>
+          <w:sz w:val="22"/>
         </w:rPr>
         <w:t>7.2 보고 기간 내 회귀 검증</w:t>
       </w:r>
@@ -12434,13 +12118,13 @@
     </w:p>
     <w:p>
       <w:pPr>
-        <w:pStyle w:val="Heading1"/>
-        <w:spacing w:before="200" w:after="80"/>
+        <w:pStyle w:val="Heading3"/>
+        <w:spacing w:before="120" w:after="80"/>
       </w:pPr>
       <w:r>
         <w:rPr>
           <w:rFonts w:ascii="Calibri" w:hAnsi="Calibri" w:eastAsia="Malgun Gothic" w:cs="Malgun Gothic"/>
-          <w:sz w:val="32"/>
+          <w:sz w:val="24"/>
         </w:rPr>
         <w:t>8 부정적 결과와 정직한 격차 목록</w:t>
       </w:r>
@@ -12467,13 +12151,13 @@
     </w:p>
     <w:p>
       <w:pPr>
-        <w:pStyle w:val="Heading2"/>
+        <w:pStyle w:val="Heading4"/>
         <w:spacing w:before="120" w:after="80"/>
       </w:pPr>
       <w:r>
         <w:rPr>
           <w:rFonts w:ascii="Calibri" w:hAnsi="Calibri" w:eastAsia="Malgun Gothic" w:cs="Malgun Gothic"/>
-          <w:sz w:val="27"/>
+          <w:sz w:val="22"/>
         </w:rPr>
         <w:t>8.1 부정적 결론 목록</w:t>
       </w:r>
@@ -12844,7 +12528,7 @@
                 <w:rFonts w:ascii="Calibri" w:hAnsi="Calibri" w:eastAsia="Malgun Gothic" w:cs="Malgun Gothic"/>
                 <w:sz w:val="19"/>
               </w:rPr>
-              <w:t xml:space="preserve">최적 오류율의 </w:t>
+              <w:t xml:space="preserve">최적 오류율에 관하여, 본 분포는 </w:t>
             </w:r>
             <w:r>
               <w:rPr>
@@ -12852,14 +12536,14 @@
                 <w:b/>
                 <w:sz w:val="19"/>
               </w:rPr>
-              <w:t>단일값 최빈값은 성공률 75%</w:t>
-            </w:r>
-            <w:r>
-              <w:rPr>
-                <w:rFonts w:ascii="Calibri" w:hAnsi="Calibri" w:eastAsia="Malgun Gothic" w:cs="Malgun Gothic"/>
-                <w:sz w:val="19"/>
-              </w:rPr>
-              <w:t xml:space="preserve">(오류율 0.25, 30,899 윈도)이며, </w:t>
+              <w:t>경험된 난이도의 분포이며 최적값에 대한 검정이 아니다</w:t>
+            </w:r>
+            <w:r>
+              <w:rPr>
+                <w:rFonts w:ascii="Calibri" w:hAnsi="Calibri" w:eastAsia="Malgun Gothic" w:cs="Malgun Gothic"/>
+                <w:sz w:val="19"/>
+              </w:rPr>
+              <w:t xml:space="preserve">; 85% 규칙(15.87%)과 선행연구의 80.7%에 대해서는 </w:t>
             </w:r>
             <w:r>
               <w:rPr>
@@ -12867,14 +12551,29 @@
                 <w:b/>
                 <w:sz w:val="19"/>
               </w:rPr>
-              <w:t>15.87%도 80.7%도 지지하지 않는다</w:t>
-            </w:r>
-            <w:r>
-              <w:rPr>
-                <w:rFonts w:ascii="Calibri" w:hAnsi="Calibri" w:eastAsia="Malgun Gothic" w:cs="Malgun Gothic"/>
-                <w:sz w:val="19"/>
-              </w:rPr>
-              <w:t xml:space="preserve">; 80–85% 구간은 19.64%에 불과하다. 종전의 "최빈 구간 0.15–0.20"은 </w:t>
+              <w:t>아무것도 말할 수 없다</w:t>
+            </w:r>
+            <w:r>
+              <w:rPr>
+                <w:rFonts w:ascii="Calibri" w:hAnsi="Calibri" w:eastAsia="Malgun Gothic" w:cs="Malgun Gothic"/>
+                <w:sz w:val="19"/>
+              </w:rPr>
+              <w:t xml:space="preserve">(심사 §3.3). 단일값 최빈값은 </w:t>
+            </w:r>
+            <w:r>
+              <w:rPr>
+                <w:rFonts w:ascii="Calibri" w:hAnsi="Calibri" w:eastAsia="Malgun Gothic" w:cs="Malgun Gothic"/>
+                <w:b/>
+                <w:sz w:val="19"/>
+              </w:rPr>
+              <w:t>성공률 75%</w:t>
+            </w:r>
+            <w:r>
+              <w:rPr>
+                <w:rFonts w:ascii="Calibri" w:hAnsi="Calibri" w:eastAsia="Malgun Gothic" w:cs="Malgun Gothic"/>
+                <w:sz w:val="19"/>
+              </w:rPr>
+              <w:t xml:space="preserve">(오류율 0.25, 30,899 윈도); 80–85% 구간은 19.64%에 불과하다. 종전의 "최빈 구간 0.15–0.20"은 </w:t>
             </w:r>
             <w:r>
               <w:rPr>
@@ -13436,13 +13135,13 @@
     <w:p/>
     <w:p>
       <w:pPr>
-        <w:pStyle w:val="Heading2"/>
+        <w:pStyle w:val="Heading4"/>
         <w:spacing w:before="120" w:after="80"/>
       </w:pPr>
       <w:r>
         <w:rPr>
           <w:rFonts w:ascii="Calibri" w:hAnsi="Calibri" w:eastAsia="Malgun Gothic" w:cs="Malgun Gothic"/>
-          <w:sz w:val="27"/>
+          <w:sz w:val="22"/>
         </w:rPr>
         <w:t>8.2 미실행 항목(정직한 격차)</w:t>
       </w:r>
@@ -14289,13 +13988,13 @@
     <w:p/>
     <w:p>
       <w:pPr>
-        <w:pStyle w:val="Heading2"/>
+        <w:pStyle w:val="Heading4"/>
         <w:spacing w:before="120" w:after="80"/>
       </w:pPr>
       <w:r>
         <w:rPr>
           <w:rFonts w:ascii="Calibri" w:hAnsi="Calibri" w:eastAsia="Malgun Gothic" w:cs="Malgun Gothic"/>
-          <w:sz w:val="27"/>
+          <w:sz w:val="22"/>
         </w:rPr>
         <w:t>8.3 산출 기준 정정 흔적</w:t>
       </w:r>
@@ -14733,13 +14432,13 @@
     </w:p>
     <w:p>
       <w:pPr>
-        <w:pStyle w:val="Heading2"/>
+        <w:pStyle w:val="Heading4"/>
         <w:spacing w:before="120" w:after="80"/>
       </w:pPr>
       <w:r>
         <w:rPr>
           <w:rFonts w:ascii="Calibri" w:hAnsi="Calibri" w:eastAsia="Malgun Gothic" w:cs="Malgun Gothic"/>
-          <w:sz w:val="27"/>
+          <w:sz w:val="22"/>
         </w:rPr>
         <w:t>8.4 v1.1 정정표(심사의견 제4절 대응)</w:t>
       </w:r>
@@ -15649,13 +15348,13 @@
     </w:p>
     <w:p>
       <w:pPr>
-        <w:pStyle w:val="Heading1"/>
-        <w:spacing w:before="200" w:after="80"/>
+        <w:pStyle w:val="Heading3"/>
+        <w:spacing w:before="120" w:after="80"/>
       </w:pPr>
       <w:r>
         <w:rPr>
           <w:rFonts w:ascii="Calibri" w:hAnsi="Calibri" w:eastAsia="Malgun Gothic" w:cs="Malgun Gothic"/>
-          <w:sz w:val="32"/>
+          <w:sz w:val="24"/>
         </w:rPr>
         <w:t>9 미완료 사항과 다음 단계 계획</w:t>
       </w:r>
@@ -15682,13 +15381,13 @@
     </w:p>
     <w:p>
       <w:pPr>
-        <w:pStyle w:val="Heading2"/>
+        <w:pStyle w:val="Heading4"/>
         <w:spacing w:before="120" w:after="80"/>
       </w:pPr>
       <w:r>
         <w:rPr>
           <w:rFonts w:ascii="Calibri" w:hAnsi="Calibri" w:eastAsia="Malgun Gothic" w:cs="Malgun Gothic"/>
-          <w:sz w:val="27"/>
+          <w:sz w:val="22"/>
         </w:rPr>
         <w:t>9.1 2단계: 인과 측과 인간 피험자</w:t>
       </w:r>
@@ -15779,13 +15478,13 @@
     </w:p>
     <w:p>
       <w:pPr>
-        <w:pStyle w:val="Heading2"/>
+        <w:pStyle w:val="Heading4"/>
         <w:spacing w:before="120" w:after="80"/>
       </w:pPr>
       <w:r>
         <w:rPr>
           <w:rFonts w:ascii="Calibri" w:hAnsi="Calibri" w:eastAsia="Malgun Gothic" w:cs="Malgun Gothic"/>
-          <w:sz w:val="27"/>
+          <w:sz w:val="22"/>
         </w:rPr>
         <w:t>9.2 3단계: 학위논문 통합</w:t>
       </w:r>
@@ -15804,13 +15503,13 @@
     </w:p>
     <w:p>
       <w:pPr>
-        <w:pStyle w:val="Heading2"/>
+        <w:pStyle w:val="Heading4"/>
         <w:spacing w:before="120" w:after="80"/>
       </w:pPr>
       <w:r>
         <w:rPr>
           <w:rFonts w:ascii="Calibri" w:hAnsi="Calibri" w:eastAsia="Malgun Gothic" w:cs="Malgun Gothic"/>
-          <w:sz w:val="27"/>
+          <w:sz w:val="22"/>
         </w:rPr>
         <w:t>9.3 전파 계획</w:t>
       </w:r>
@@ -15959,7 +15658,22 @@
           <w:rFonts w:ascii="Calibri" w:hAnsi="Calibri" w:eastAsia="Malgun Gothic" w:cs="Malgun Gothic"/>
           <w:sz w:val="21"/>
         </w:rPr>
-        <w:t xml:space="preserve">, "경로 B" 선택 시 학술지 기획 없음)를, M3는 </w:t>
+        <w:t xml:space="preserve">)를 </w:t>
+      </w:r>
+      <w:r>
+        <w:rPr>
+          <w:rFonts w:ascii="Calibri" w:hAnsi="Calibri" w:eastAsia="Malgun Gothic" w:cs="Malgun Gothic"/>
+          <w:b/>
+          <w:sz w:val="21"/>
+        </w:rPr>
+        <w:t>2026-09-29 경로 B 확정으로 철회</w:t>
+      </w:r>
+      <w:r>
+        <w:rPr>
+          <w:rFonts w:ascii="Calibri" w:hAnsi="Calibri" w:eastAsia="Malgun Gothic" w:cs="Malgun Gothic"/>
+          <w:sz w:val="21"/>
+        </w:rPr>
+        <w:t xml:space="preserve">(심사 §5.4; 학위논문 거버넌스 장과 짧은 경험 보고서로 대체, 학술지 기획 없음)하고, M3는 </w:t>
       </w:r>
       <w:r>
         <w:rPr>
@@ -15990,6 +15704,36 @@
           <w:sz w:val="21"/>
         </w:rPr>
         <w:t xml:space="preserve">를 목표로 한다. </w:t>
+      </w:r>
+      <w:r>
+        <w:rPr>
+          <w:rFonts w:ascii="Calibri" w:hAnsi="Calibri" w:eastAsia="Malgun Gothic" w:cs="Malgun Gothic"/>
+          <w:b/>
+          <w:sz w:val="21"/>
+        </w:rPr>
+        <w:t>네 번째 원고 M4(신뢰도 구조화 조합 난이도 추정, 2026-09-27 신설)은 심사 §4.4에 따라 독립 원고로 투고하지 않는다</w:t>
+      </w:r>
+      <w:r>
+        <w:rPr>
+          <w:rFonts w:ascii="Calibri" w:hAnsi="Calibri" w:eastAsia="Malgun Gothic" w:cs="Malgun Gothic"/>
+          <w:sz w:val="21"/>
+        </w:rPr>
+        <w:t xml:space="preserve">: 그 실증 부분은 M1과 동일한 캐시, 동일한 DBE 전문가 라벨, 동일한 Junyi 라벨, 동일한 B블록 홀드아웃, 동일한 λ_cf와 srw7 위에 구축되어 있고, M4-E는 실패를 확인한 뒤 같은 212문항·같은 라벨·같은 시드에서 만든 수정이다. M1의 방법 절로 편입할지, 아니면 전혀 다른 데이터셋에서 사전 등록된 확증적 검정을 먼저 수행할지는 </w:t>
+      </w:r>
+      <w:r>
+        <w:rPr>
+          <w:rFonts w:ascii="Calibri" w:hAnsi="Calibri" w:eastAsia="Malgun Gothic" w:cs="Malgun Gothic"/>
+          <w:b/>
+          <w:sz w:val="21"/>
+        </w:rPr>
+        <w:t>2026-11-03 결정</w:t>
+      </w:r>
+      <w:r>
+        <w:rPr>
+          <w:rFonts w:ascii="Calibri" w:hAnsi="Calibri" w:eastAsia="Malgun Gothic" w:cs="Malgun Gothic"/>
+          <w:sz w:val="21"/>
+        </w:rPr>
+        <w:t xml:space="preserve">하며, 결정 전까지 M4에 새로운 실험을 추가하지 않는다. </w:t>
       </w:r>
       <w:r>
         <w:rPr>
@@ -16024,13 +15768,13 @@
     </w:p>
     <w:p>
       <w:pPr>
-        <w:pStyle w:val="Heading2"/>
+        <w:pStyle w:val="Heading4"/>
         <w:spacing w:before="120" w:after="80"/>
       </w:pPr>
       <w:r>
         <w:rPr>
           <w:rFonts w:ascii="Calibri" w:hAnsi="Calibri" w:eastAsia="Malgun Gothic" w:cs="Malgun Gothic"/>
-          <w:sz w:val="27"/>
+          <w:sz w:val="22"/>
         </w:rPr>
         <w:t>9.4 본 판의 미폐루프 항목(사실대로 열거)</w:t>
       </w:r>
@@ -16583,13 +16327,13 @@
     </w:p>
     <w:p>
       <w:pPr>
-        <w:pStyle w:val="Heading1"/>
-        <w:spacing w:before="200" w:after="80"/>
+        <w:pStyle w:val="Heading3"/>
+        <w:spacing w:before="120" w:after="80"/>
       </w:pPr>
       <w:r>
         <w:rPr>
           <w:rFonts w:ascii="Calibri" w:hAnsi="Calibri" w:eastAsia="Malgun Gothic" w:cs="Malgun Gothic"/>
-          <w:sz w:val="32"/>
+          <w:sz w:val="24"/>
         </w:rPr>
         <w:t>10 데이터와 코드 가용성</w:t>
       </w:r>
@@ -16616,13 +16360,13 @@
     </w:p>
     <w:p>
       <w:pPr>
-        <w:pStyle w:val="Heading2"/>
+        <w:pStyle w:val="Heading4"/>
         <w:spacing w:before="120" w:after="80"/>
       </w:pPr>
       <w:r>
         <w:rPr>
           <w:rFonts w:ascii="Calibri" w:hAnsi="Calibri" w:eastAsia="Malgun Gothic" w:cs="Malgun Gothic"/>
-          <w:sz w:val="27"/>
+          <w:sz w:val="22"/>
         </w:rPr>
         <w:t>10.1 코드와 재계산 산출물</w:t>
       </w:r>
@@ -16669,13 +16413,13 @@
     </w:p>
     <w:p>
       <w:pPr>
-        <w:pStyle w:val="Heading2"/>
+        <w:pStyle w:val="Heading4"/>
         <w:spacing w:before="120" w:after="80"/>
       </w:pPr>
       <w:r>
         <w:rPr>
           <w:rFonts w:ascii="Calibri" w:hAnsi="Calibri" w:eastAsia="Malgun Gothic" w:cs="Malgun Gothic"/>
-          <w:sz w:val="27"/>
+          <w:sz w:val="22"/>
         </w:rPr>
         <w:t>10.2 데이터와 라이선스 의무</w:t>
       </w:r>
@@ -17054,13 +16798,13 @@
     </w:p>
     <w:p>
       <w:pPr>
-        <w:pStyle w:val="Heading2"/>
+        <w:pStyle w:val="Heading4"/>
         <w:spacing w:before="120" w:after="80"/>
       </w:pPr>
       <w:r>
         <w:rPr>
           <w:rFonts w:ascii="Calibri" w:hAnsi="Calibri" w:eastAsia="Malgun Gothic" w:cs="Malgun Gothic"/>
-          <w:sz w:val="27"/>
+          <w:sz w:val="22"/>
         </w:rPr>
         <w:t>10.3 아카이브 식별자</w:t>
       </w:r>
@@ -17274,13 +17018,13 @@
     </w:p>
     <w:p>
       <w:pPr>
-        <w:pStyle w:val="Heading1"/>
-        <w:spacing w:before="200" w:after="80"/>
+        <w:pStyle w:val="Heading3"/>
+        <w:spacing w:before="120" w:after="80"/>
       </w:pPr>
       <w:r>
         <w:rPr>
           <w:rFonts w:ascii="Calibri" w:hAnsi="Calibri" w:eastAsia="Malgun Gothic" w:cs="Malgun Gothic"/>
-          <w:sz w:val="32"/>
+          <w:sz w:val="24"/>
         </w:rPr>
         <w:t>11 결론</w:t>
       </w:r>
@@ -17677,13 +17421,13 @@
     </w:p>
     <w:p>
       <w:pPr>
-        <w:pStyle w:val="Heading1"/>
-        <w:spacing w:before="200" w:after="80"/>
+        <w:pStyle w:val="Heading3"/>
+        <w:spacing w:before="120" w:after="80"/>
       </w:pPr>
       <w:r>
         <w:rPr>
           <w:rFonts w:ascii="Calibri" w:hAnsi="Calibri" w:eastAsia="Malgun Gothic" w:cs="Malgun Gothic"/>
-          <w:sz w:val="32"/>
+          <w:sz w:val="24"/>
         </w:rPr>
         <w:t>부록 A 핵심 수치 속람표</w:t>
       </w:r>
@@ -18597,13 +18341,13 @@
     <w:p/>
     <w:p>
       <w:pPr>
-        <w:pStyle w:val="Heading1"/>
-        <w:spacing w:before="200" w:after="80"/>
+        <w:pStyle w:val="Heading3"/>
+        <w:spacing w:before="120" w:after="80"/>
       </w:pPr>
       <w:r>
         <w:rPr>
           <w:rFonts w:ascii="Calibri" w:hAnsi="Calibri" w:eastAsia="Malgun Gothic" w:cs="Malgun Gothic"/>
-          <w:sz w:val="32"/>
+          <w:sz w:val="24"/>
         </w:rPr>
         <w:t>부록 B 용어표</w:t>
       </w:r>
@@ -19070,6 +18814,14 @@
       </w:tr>
     </w:tbl>
     <w:p/>
+    <w:p>
+      <w:pPr>
+        <w:pBdr>
+          <w:bottom w:val="single" w:sz="6" w:space="1" w:color="999999"/>
+        </w:pBdr>
+        <w:spacing w:after="40"/>
+      </w:pPr>
+    </w:p>
     <w:sectPr>
       <w:pgSz w:w="16840" w:h="23820"/>
       <w:pgMar w:top="1440" w:right="1800" w:bottom="1440" w:left="1800" w:header="720" w:footer="720" w:gutter="0"/>
